--- a/manuscript/manuscript_revised.docx
+++ b/manuscript/manuscript_revised.docx
@@ -4,7 +4,7 @@
   <w:body>
     <w:p>
       <w:pPr>
-        <w:pStyle w:val="8"/>
+        <w:pStyle w:val="9"/>
         <w:rPr>
           <w:rFonts w:ascii="Times New Roman" w:hAnsi="Times New Roman" w:cs="Times New Roman"/>
         </w:rPr>
@@ -278,36 +278,6 @@
         </w:rPr>
         <w:t>High-fidelity simulation of transient fluid flow in fractured geological formations is fundamental to reservoir engineering, geothermal energy extraction, and groundwater management. Semi-analytical frameworks integrating Green functions with discrete fracture-source schemes are widely adopted for these problems (Zhang et al., 2024; Deng et al., 2024). While these methods circumvent unstructured spatial meshing and ensure superior numerical precision, their computational complexity exhibits super-linear scaling relative to the number of fracture segments and temporal increments. This overhead stems from dense influence matrices and nested space-time convolution integrals required by pressure superposition. For mission-critical scenarios such as multi-well pad development, autonomous history matching, and digital-twin synchronization, conventional CPU-based solvers represent a prohibitive computational bottleneck. Within this study, real-time is defined as simulation turnaround of 0.2-5 s per realization, enabling interactive well-test interpretation and closed-loop history matching.</w:t>
       </w:r>
-      <w:r>
-        <w:rPr>
-          <w:rFonts w:hint="eastAsia" w:ascii="Times New Roman" w:hAnsi="Times New Roman" w:eastAsia="Times New Roman" w:cs="Times New Roman"/>
-          <w:sz w:val="24"/>
-          <w:szCs w:val="24"/>
-        </w:rPr>
-      </w:r>
-      <w:r>
-        <w:rPr>
-          <w:rFonts w:hint="eastAsia" w:ascii="Times New Roman" w:hAnsi="Times New Roman" w:eastAsia="宋体" w:cs="Times New Roman"/>
-          <w:sz w:val="24"/>
-          <w:szCs w:val="24"/>
-          <w:lang w:eastAsia="zh-CN"/>
-        </w:rPr>
-      </w:r>
-      <w:r>
-        <w:rPr>
-          <w:rFonts w:hint="eastAsia" w:ascii="Times New Roman" w:hAnsi="Times New Roman" w:eastAsia="Times New Roman" w:cs="Times New Roman"/>
-          <w:sz w:val="24"/>
-          <w:szCs w:val="24"/>
-        </w:rPr>
-      </w:r>
-      <w:r>
-        <w:rPr>
-          <w:rFonts w:hint="eastAsia" w:ascii="Times New Roman" w:hAnsi="Times New Roman" w:eastAsia="宋体" w:cs="Times New Roman"/>
-          <w:sz w:val="24"/>
-          <w:szCs w:val="24"/>
-          <w:lang w:eastAsia="zh-CN"/>
-        </w:rPr>
-      </w:r>
     </w:p>
     <w:p>
       <w:pPr>
@@ -326,36 +296,6 @@
         </w:rPr>
         <w:t>Parallel computing has emerged as a cornerstone for accelerating pressure-transient simulations (Meng et al., 2025). While initial efforts leveraged MPI or OpenMP to distribute fracture-source computations across multi-core CPU architectures, these coarse-grained strategies frequently encounter scalability ceilings due to load imbalances and memory bandwidth saturation. GPUs offer massive thread-level parallelism combined with substantially higher peak memory bandwidth, making them well-suited to the fine-grained, data-parallel structure of subsurface flow models (Andersen et al., 2025). However, without fundamental algorithmic restructuring, irregular memory access patterns, complex temporal recursions, and the disproportionate cost of transcendental functions can collectively lead to severe kernel underutilization and thread divergence.</w:t>
       </w:r>
-      <w:r>
-        <w:rPr>
-          <w:rFonts w:hint="eastAsia" w:ascii="Times New Roman" w:hAnsi="Times New Roman" w:eastAsia="宋体" w:cs="Times New Roman"/>
-          <w:sz w:val="24"/>
-          <w:szCs w:val="24"/>
-          <w:lang w:eastAsia="zh-CN"/>
-        </w:rPr>
-      </w:r>
-      <w:r>
-        <w:rPr>
-          <w:rFonts w:hint="eastAsia" w:ascii="Times New Roman" w:hAnsi="Times New Roman" w:eastAsia="Times New Roman" w:cs="Times New Roman"/>
-          <w:sz w:val="24"/>
-          <w:szCs w:val="24"/>
-        </w:rPr>
-      </w:r>
-      <w:r>
-        <w:rPr>
-          <w:rFonts w:hint="eastAsia" w:ascii="Times New Roman" w:hAnsi="Times New Roman" w:eastAsia="宋体" w:cs="Times New Roman"/>
-          <w:sz w:val="24"/>
-          <w:szCs w:val="24"/>
-          <w:lang w:eastAsia="zh-CN"/>
-        </w:rPr>
-      </w:r>
-      <w:r>
-        <w:rPr>
-          <w:rFonts w:hint="eastAsia" w:ascii="Times New Roman" w:hAnsi="Times New Roman" w:eastAsia="Times New Roman" w:cs="Times New Roman"/>
-          <w:sz w:val="24"/>
-          <w:szCs w:val="24"/>
-        </w:rPr>
-      </w:r>
     </w:p>
     <w:p>
       <w:pPr>
@@ -373,21 +313,6 @@
           <w:szCs w:val="24"/>
         </w:rPr>
         <w:t>Recent advancements in computational engineering underscore that achieving peak GPU performance necessitates fundamental algorithmic restructuring rather than a verbatim translation of legacy CPU code (Kumar et al., 2026; Wang et al., 2019; Zhang et al., 2021). Key strategies—decomposing convolution sums into decoupled parallel tasks, restructuring data layouts to ensure coalesced memory access, and employing kernel fusion to mitigate global-memory traffic—have yielded order-of-magnitude speedups in domains including computational fluid dynamics (CFD), electromagnetic inversion, and geomechanics. Boundary element methods—computationally analogous to semi-analytical reservoir models through their shared reliance on source integrals—have realized particularly striking gains from domain-aware GPU implementations. This methodological convergence suggests that a GPU-centric reformulation of pressure-transient equations is not only feasible but, as the evidence increasingly indicates, essential for large-scale reservoir characterization.</w:t>
-      </w:r>
-      <w:r>
-        <w:rPr>
-          <w:rFonts w:hint="eastAsia" w:ascii="Times New Roman" w:hAnsi="Times New Roman" w:eastAsia="宋体" w:cs="Times New Roman"/>
-          <w:sz w:val="24"/>
-          <w:szCs w:val="24"/>
-          <w:lang w:eastAsia="zh-CN"/>
-        </w:rPr>
-      </w:r>
-      <w:r>
-        <w:rPr>
-          <w:rFonts w:hint="eastAsia" w:ascii="Times New Roman" w:hAnsi="Times New Roman" w:eastAsia="Times New Roman" w:cs="Times New Roman"/>
-          <w:sz w:val="24"/>
-          <w:szCs w:val="24"/>
-        </w:rPr>
       </w:r>
     </w:p>
     <w:p>
@@ -678,52 +603,6 @@
           <w:szCs w:val="24"/>
         </w:rPr>
         <w:t>Although the proposed framework is validated using field-scale multi-stage fractured shale gas reservoirs, the underlying methodology is, at its core, extensible to a broad spectrum of engineering systems governed by the linear superposition of localized impulse responses (Zhang et al., 2021; Hijma et al., 2023; Kao et al., 2020). By decoupling the kernel evaluation from the global integration scheme, the computational method provides a scalable template for any physical process characterized by convolution-type integral equations. The key architectural insight—that domain-specific mathematical structure yields greater performance gains than low-level hardware tuning—is directly transferable to other convolution-type integral equation problems in the geosciences.</w:t>
-      </w:r>
-      <w:r>
-        <w:rPr>
-          <w:rFonts w:hint="eastAsia" w:ascii="Times New Roman" w:hAnsi="Times New Roman" w:eastAsia="宋体" w:cs="Times New Roman"/>
-          <w:sz w:val="24"/>
-          <w:szCs w:val="24"/>
-          <w:lang w:val="en-US" w:eastAsia="zh-CN"/>
-        </w:rPr>
-      </w:r>
-      <w:r>
-        <w:rPr>
-          <w:rFonts w:hint="eastAsia" w:ascii="Times New Roman" w:hAnsi="Times New Roman" w:eastAsia="宋体" w:cs="Times New Roman"/>
-          <w:sz w:val="24"/>
-          <w:szCs w:val="24"/>
-          <w:lang w:eastAsia="zh-CN"/>
-        </w:rPr>
-      </w:r>
-      <w:r>
-        <w:rPr>
-          <w:rFonts w:hint="eastAsia" w:ascii="Times New Roman" w:hAnsi="Times New Roman" w:eastAsia="Times New Roman" w:cs="Times New Roman"/>
-          <w:sz w:val="24"/>
-          <w:szCs w:val="24"/>
-        </w:rPr>
-      </w:r>
-      <w:r>
-        <w:rPr>
-          <w:rFonts w:hint="eastAsia" w:ascii="Times New Roman" w:hAnsi="Times New Roman" w:eastAsia="宋体" w:cs="Times New Roman"/>
-          <w:sz w:val="24"/>
-          <w:szCs w:val="24"/>
-          <w:lang w:eastAsia="zh-CN"/>
-        </w:rPr>
-      </w:r>
-      <w:r>
-        <w:rPr>
-          <w:rFonts w:hint="eastAsia" w:ascii="Times New Roman" w:hAnsi="Times New Roman" w:eastAsia="Times New Roman" w:cs="Times New Roman"/>
-          <w:sz w:val="24"/>
-          <w:szCs w:val="24"/>
-        </w:rPr>
-      </w:r>
-      <w:r>
-        <w:rPr>
-          <w:rFonts w:hint="eastAsia" w:ascii="Times New Roman" w:hAnsi="Times New Roman" w:eastAsia="宋体" w:cs="Times New Roman"/>
-          <w:sz w:val="24"/>
-          <w:szCs w:val="24"/>
-          <w:lang w:eastAsia="zh-CN"/>
-        </w:rPr>
       </w:r>
     </w:p>
     <w:p>
@@ -1088,16 +967,16 @@
           <w:szCs w:val="24"/>
         </w:rPr>
         <w:object>
-          <v:shape id="_x0000_i1025" o:spt="75" type="#_x0000_t75" style="height:105.8pt;width:102.05pt;" o:ole="t" filled="f" o:preferrelative="t" stroked="f" coordsize="21600,21600">
+          <v:shape id="_x0000_i1070" o:spt="75" alt="" type="#_x0000_t75" style="height:105.8pt;width:102.05pt;" o:ole="t" filled="f" o:preferrelative="t" stroked="f" coordsize="21600,21600">
             <v:path/>
             <v:fill on="f" focussize="0,0"/>
-            <v:stroke on="f" joinstyle="miter"/>
+            <v:stroke on="f"/>
             <v:imagedata r:id="rId7" o:title=""/>
             <o:lock v:ext="edit" aspectratio="t"/>
             <w10:wrap type="none"/>
             <w10:anchorlock/>
           </v:shape>
-          <o:OLEObject Type="Embed" ProgID="Equation.DSMT4" ShapeID="_x0000_i1025" DrawAspect="Content" ObjectID="_1468075725" r:id="rId6">
+          <o:OLEObject Type="Embed" ProgID="Equation.DSMT4" ShapeID="_x0000_i1070" DrawAspect="Content" ObjectID="_1468075725" r:id="rId6">
             <o:LockedField>false</o:LockedField>
           </o:OLEObject>
         </w:object>
@@ -1713,7 +1592,17 @@
           <w:sz w:val="24"/>
           <w:szCs w:val="24"/>
         </w:rPr>
-        <w:t xml:space="preserve">denotes the flow rate of the jth fracture, </w:t>
+        <w:t xml:space="preserve">denotes the flow rate </w:t>
+      </w:r>
+      <w:bookmarkStart w:id="1" w:name="_GoBack"/>
+      <w:bookmarkEnd w:id="1"/>
+      <w:r>
+        <w:rPr>
+          <w:rFonts w:hint="eastAsia" w:ascii="Times New Roman" w:hAnsi="Times New Roman" w:eastAsia="Times New Roman" w:cs="Times New Roman"/>
+          <w:sz w:val="24"/>
+          <w:szCs w:val="24"/>
+        </w:rPr>
+        <w:t xml:space="preserve">of the jth fracture, </w:t>
       </w:r>
       <w:r>
         <w:rPr>
@@ -1819,48 +1708,6 @@
         </w:rPr>
         <w:t>By integrating the gas equation of state (EOS) with Darcy law and implementing the pseudo-pressure formulation, the nonlinear governing equations are linearized and cast into dimensionless form. Subsequent application of the Laplace transform reduces the PDEs to a system of linear algebraic equations (Chen et al., 2016). This system defines the dimensionless pressure response for each discretized fracture segment in the Laplace domain. Under constant-rate production, the temporal and spatial pressure distributions are reconstructed via the principle of superposition. The resulting dense, fully coupled linear system captures hydrodynamic interference among all fracture segments and constitutes the primary computational kernel targeted by GPU acceleration. Numerical inversion to the time domain employs the Stehfest algorithm (Stehfest, 1970) with N=8 coefficients, selected to balance truncation and round-off error for the dimensionless time range of interest (1e-3 to 1e4).</w:t>
       </w:r>
-      <w:r>
-        <w:rPr>
-          <w:rFonts w:hint="eastAsia" w:ascii="Times New Roman" w:hAnsi="Times New Roman" w:eastAsia="宋体" w:cs="Times New Roman"/>
-          <w:sz w:val="24"/>
-          <w:szCs w:val="24"/>
-          <w:lang w:eastAsia="zh-CN"/>
-        </w:rPr>
-      </w:r>
-      <w:r>
-        <w:rPr>
-          <w:rFonts w:hint="eastAsia" w:ascii="Times New Roman" w:hAnsi="Times New Roman" w:eastAsia="Times New Roman" w:cs="Times New Roman"/>
-          <w:sz w:val="24"/>
-          <w:szCs w:val="24"/>
-        </w:rPr>
-      </w:r>
-      <w:r>
-        <w:rPr>
-          <w:rFonts w:hint="eastAsia" w:ascii="Times New Roman" w:hAnsi="Times New Roman" w:eastAsia="宋体" w:cs="Times New Roman"/>
-          <w:sz w:val="24"/>
-          <w:szCs w:val="24"/>
-          <w:lang w:eastAsia="zh-CN"/>
-        </w:rPr>
-      </w:r>
-      <w:r>
-        <w:rPr>
-          <w:rFonts w:hint="eastAsia" w:ascii="Times New Roman" w:hAnsi="Times New Roman" w:eastAsia="Times New Roman" w:cs="Times New Roman"/>
-          <w:sz w:val="24"/>
-          <w:szCs w:val="24"/>
-        </w:rPr>
-      </w:r>
-      <w:r>
-        <w:rPr>
-          <w:vertAlign w:val="superscript"/>
-        </w:rPr>
-      </w:r>
-      <w:r>
-        <w:rPr>
-          <w:rFonts w:ascii="Times New Roman" w:hAnsi="Times New Roman" w:cs="Times New Roman"/>
-          <w:sz w:val="24"/>
-          <w:szCs w:val="24"/>
-        </w:rPr>
-      </w:r>
     </w:p>
     <w:p>
       <w:pPr>
@@ -3294,21 +3141,6 @@
         </w:rPr>
         <w:t>This section operationalizes the methodological contributions outlined in the Introduction by detailing how the semi-analytical, convolution-dominated pressure-transient formulation is restructured for massively parallel execution. Building on the foundation established in the preceding discussion, the boundary-element–like mathematical structure identified earlier is explicitly mapped onto CUDA kernels (Ansorge, 2024; Ruetsch and Fatica, 2024) through fine-grained task decomposition, warp-aligned execution, and domain-informed memory optimization.</w:t>
       </w:r>
-      <w:r>
-        <w:rPr>
-          <w:rFonts w:hint="eastAsia" w:ascii="Times New Roman" w:hAnsi="Times New Roman" w:eastAsia="宋体" w:cs="Times New Roman"/>
-          <w:sz w:val="24"/>
-          <w:szCs w:val="24"/>
-          <w:lang w:eastAsia="zh-CN"/>
-        </w:rPr>
-      </w:r>
-      <w:r>
-        <w:rPr>
-          <w:rFonts w:hint="eastAsia" w:ascii="Times New Roman" w:hAnsi="Times New Roman" w:eastAsia="Times New Roman" w:cs="Times New Roman"/>
-          <w:sz w:val="24"/>
-          <w:szCs w:val="24"/>
-        </w:rPr>
-      </w:r>
     </w:p>
     <w:p>
       <w:pPr>
@@ -3730,21 +3562,6 @@
           <w:szCs w:val="24"/>
         </w:rPr>
         <w:t>To exploit this parallelism, the CUDA kernel employs a 1D grid of 1D thread blocks, each containing 512 threads (16 warps). The linearized global thread index is decomposed into 3D coordinates (i, n_x, n_y), allowing each thread to independently compute one Green function contribution. Warp-level execution ensures that threads within a warp follow identical control paths, minimizing branch divergence. A grid-stride loop pattern enables the kernel to handle arbitrarily large problem sizes without exceeding device grid limits, while simultaneously improving occupancy by amortizing launch overhead over multiple virtual threads per physical thread. Key design decisions include the following.</w:t>
-      </w:r>
-      <w:r>
-        <w:rPr>
-          <w:rFonts w:hint="eastAsia" w:ascii="Times New Roman" w:hAnsi="Times New Roman" w:eastAsia="宋体" w:cs="Times New Roman"/>
-          <w:sz w:val="24"/>
-          <w:szCs w:val="24"/>
-          <w:lang w:eastAsia="zh-CN"/>
-        </w:rPr>
-      </w:r>
-      <w:r>
-        <w:rPr>
-          <w:rFonts w:hint="eastAsia" w:ascii="Times New Roman" w:hAnsi="Times New Roman" w:eastAsia="Times New Roman" w:cs="Times New Roman"/>
-          <w:sz w:val="24"/>
-          <w:szCs w:val="24"/>
-        </w:rPr>
       </w:r>
     </w:p>
     <w:p>
@@ -4009,21 +3826,6 @@
         </w:rPr>
         <w:t>To provide a comparative baseline, the influence-coefficient assembly was also implemented using cuSPARSE (v11.4). In this baseline, the dense influence matrix is assembled in CSR format and factorized using the cuSPARSE LU routine. Despite leveraging the A100 Tensor Cores for mixed-precision operations, the cuSPARSE implementation is limited by the overhead of sparse format conversion and the lack of kernel-specific mathematical optimizations (Saad, 2003). The Green function evaluation, which constitutes over 90 percent of the total runtime, must be performed on the CPU before transferring the assembled matrix to the GPU, incurring significant PCIe data-transfer penalties that the custom fused kernel avoids entirely.</w:t>
       </w:r>
-      <w:r>
-        <w:rPr>
-          <w:rFonts w:hint="eastAsia" w:ascii="Times New Roman" w:hAnsi="Times New Roman" w:eastAsia="宋体" w:cs="Times New Roman"/>
-          <w:sz w:val="24"/>
-          <w:szCs w:val="24"/>
-          <w:lang w:eastAsia="zh-CN"/>
-        </w:rPr>
-      </w:r>
-      <w:r>
-        <w:rPr>
-          <w:rFonts w:hint="eastAsia" w:ascii="Times New Roman" w:hAnsi="Times New Roman" w:eastAsia="Times New Roman" w:cs="Times New Roman"/>
-          <w:sz w:val="24"/>
-          <w:szCs w:val="24"/>
-        </w:rPr>
-      </w:r>
     </w:p>
     <w:p>
       <w:pPr>
@@ -4041,36 +3843,6 @@
           <w:szCs w:val="24"/>
         </w:rPr>
         <w:t>To further validate numerical correctness, the computed pressure responses were compared against two well-established analytical benchmarks: (i) the single infinite-conductivity vertical fracture solution of Gringarten et al. (Gringarten et al., 1974), and (ii) the finite-conductivity vertical fracture solution of Cinco-Ley and Samaniego (Cinco-Ley and Samaniego-V., 1981). The infinite-conductivity solution matches the GPU results to within 0.2 percent over the full dimensionless time range. All six diagnostic flow regimes (Stages I-VI) identified by Bourdet (Bourdet, 2002) and Ozkan and Raghavan (Ozkan and Raghavan, 1991) are faithfully captured, with transition times deviating by less than 3 percent from the theoretical predictions.</w:t>
-      </w:r>
-      <w:r>
-        <w:rPr>
-          <w:rFonts w:hint="eastAsia" w:ascii="Times New Roman" w:hAnsi="Times New Roman" w:eastAsia="宋体" w:cs="Times New Roman"/>
-          <w:sz w:val="24"/>
-          <w:szCs w:val="24"/>
-          <w:lang w:eastAsia="zh-CN"/>
-        </w:rPr>
-      </w:r>
-      <w:r>
-        <w:rPr>
-          <w:rFonts w:hint="eastAsia" w:ascii="Times New Roman" w:hAnsi="Times New Roman" w:eastAsia="Times New Roman" w:cs="Times New Roman"/>
-          <w:sz w:val="24"/>
-          <w:szCs w:val="24"/>
-        </w:rPr>
-      </w:r>
-      <w:r>
-        <w:rPr>
-          <w:rFonts w:hint="eastAsia" w:ascii="Times New Roman" w:hAnsi="Times New Roman" w:eastAsia="宋体" w:cs="Times New Roman"/>
-          <w:sz w:val="24"/>
-          <w:szCs w:val="24"/>
-          <w:lang w:eastAsia="zh-CN"/>
-        </w:rPr>
-      </w:r>
-      <w:r>
-        <w:rPr>
-          <w:rFonts w:hint="eastAsia" w:ascii="Times New Roman" w:hAnsi="Times New Roman" w:eastAsia="Times New Roman" w:cs="Times New Roman"/>
-          <w:sz w:val="24"/>
-          <w:szCs w:val="24"/>
-        </w:rPr>
       </w:r>
     </w:p>
     <w:p>
@@ -4243,7 +4015,7 @@
     </w:p>
     <w:tbl>
       <w:tblPr>
-        <w:tblStyle w:val="9"/>
+        <w:tblStyle w:val="10"/>
         <w:tblW w:w="8522" w:type="dxa"/>
         <w:jc w:val="center"/>
         <w:tblBorders>
@@ -4292,7 +4064,7 @@
         </w:trPr>
         <w:tc>
           <w:tcPr>
-            <w:tcW w:w="4431" w:type="dxa"/>
+            <w:tcW w:w="3118" w:type="dxa"/>
             <w:tcBorders>
               <w:top w:val="single" w:color="auto" w:sz="12" w:space="0"/>
               <w:left w:val="nil"/>
@@ -4307,6 +4079,7 @@
               <w:right w:w="-1" w:type="dxa"/>
             </w:tcMar>
             <w:vAlign w:val="center"/>
+            <w:shd w:fill="1F4E79" w:val="clear"/>
           </w:tcPr>
           <w:p>
             <w:pPr>
@@ -4324,7 +4097,8 @@
               <w:rPr>
                 <w:rFonts w:hint="eastAsia" w:ascii="Times New Roman" w:hAnsi="Times New Roman" w:eastAsia="Times New Roman" w:cs="Times New Roman"/>
                 <w:b/>
-                <w:sz w:val="24"/>
+                <w:color w:val="FFFFFF"/>
+                <w:sz w:val="18"/>
                 <w:szCs w:val="24"/>
               </w:rPr>
               <w:t>Parameter</w:t>
@@ -4333,7 +4107,7 @@
         </w:tc>
         <w:tc>
           <w:tcPr>
-            <w:tcW w:w="1243" w:type="dxa"/>
+            <w:tcW w:w="1134" w:type="dxa"/>
             <w:tcBorders>
               <w:top w:val="single" w:color="auto" w:sz="12" w:space="0"/>
               <w:left w:val="nil"/>
@@ -4348,6 +4122,7 @@
               <w:right w:w="-1" w:type="dxa"/>
             </w:tcMar>
             <w:vAlign w:val="center"/>
+            <w:shd w:fill="1F4E79" w:val="clear"/>
           </w:tcPr>
           <w:p>
             <w:pPr>
@@ -4365,7 +4140,8 @@
               <w:rPr>
                 <w:rFonts w:hint="eastAsia" w:ascii="Times New Roman" w:hAnsi="Times New Roman" w:eastAsia="Times New Roman" w:cs="Times New Roman"/>
                 <w:b/>
-                <w:sz w:val="24"/>
+                <w:color w:val="FFFFFF"/>
+                <w:sz w:val="18"/>
                 <w:szCs w:val="24"/>
               </w:rPr>
               <w:t>Symbol</w:t>
@@ -4374,7 +4150,7 @@
         </w:tc>
         <w:tc>
           <w:tcPr>
-            <w:tcW w:w="1740" w:type="dxa"/>
+            <w:tcW w:w="1701" w:type="dxa"/>
             <w:tcBorders>
               <w:top w:val="single" w:color="auto" w:sz="12" w:space="0"/>
               <w:left w:val="nil"/>
@@ -4389,6 +4165,7 @@
               <w:right w:w="-1" w:type="dxa"/>
             </w:tcMar>
             <w:vAlign w:val="center"/>
+            <w:shd w:fill="1F4E79" w:val="clear"/>
           </w:tcPr>
           <w:p>
             <w:pPr>
@@ -4406,7 +4183,8 @@
               <w:rPr>
                 <w:rFonts w:hint="eastAsia" w:ascii="Times New Roman" w:hAnsi="Times New Roman" w:eastAsia="Times New Roman" w:cs="Times New Roman"/>
                 <w:b/>
-                <w:sz w:val="24"/>
+                <w:color w:val="FFFFFF"/>
+                <w:sz w:val="18"/>
                 <w:szCs w:val="24"/>
               </w:rPr>
               <w:t>Value</w:t>
@@ -4415,7 +4193,7 @@
         </w:tc>
         <w:tc>
           <w:tcPr>
-            <w:tcW w:w="1108" w:type="dxa"/>
+            <w:tcW w:w="1134" w:type="dxa"/>
             <w:tcBorders>
               <w:top w:val="single" w:color="auto" w:sz="12" w:space="0"/>
               <w:left w:val="nil"/>
@@ -4430,6 +4208,7 @@
               <w:right w:w="-1" w:type="dxa"/>
             </w:tcMar>
             <w:vAlign w:val="center"/>
+            <w:shd w:fill="1F4E79" w:val="clear"/>
           </w:tcPr>
           <w:p>
             <w:pPr>
@@ -4447,7 +4226,8 @@
               <w:rPr>
                 <w:rFonts w:hint="eastAsia" w:ascii="Times New Roman" w:hAnsi="Times New Roman" w:eastAsia="Times New Roman" w:cs="Times New Roman"/>
                 <w:b/>
-                <w:sz w:val="24"/>
+                <w:color w:val="FFFFFF"/>
+                <w:sz w:val="18"/>
                 <w:szCs w:val="24"/>
               </w:rPr>
               <w:t>Unit</w:t>
@@ -4478,7 +4258,7 @@
         </w:trPr>
         <w:tc>
           <w:tcPr>
-            <w:tcW w:w="4431" w:type="dxa"/>
+            <w:tcW w:w="3118" w:type="dxa"/>
             <w:tcBorders>
               <w:top w:val="single" w:color="auto" w:sz="4" w:space="0"/>
               <w:left w:val="nil"/>
@@ -4493,6 +4273,47 @@
               <w:right w:w="-1" w:type="dxa"/>
             </w:tcMar>
             <w:vAlign w:val="center"/>
+            <w:shd w:fill="FFFFFF" w:val="clear"/>
+          </w:tcPr>
+          <w:p>
+            <w:pPr>
+              <w:snapToGrid w:val="0"/>
+              <w:ind w:left="0" w:leftChars="0" w:right="0" w:rightChars="0" w:firstLine="0" w:firstLineChars="0"/>
+              <w:jc w:val="left"/>
+              <w:rPr>
+                <w:rFonts w:hint="default" w:ascii="Times New Roman" w:hAnsi="Times New Roman" w:cs="Times New Roman"/>
+                <w:sz w:val="24"/>
+                <w:szCs w:val="24"/>
+              </w:rPr>
+            </w:pPr>
+            <w:r>
+              <w:rPr>
+                <w:rFonts w:hint="eastAsia" w:ascii="Times New Roman" w:hAnsi="Times New Roman" w:eastAsia="Times New Roman" w:cs="Times New Roman"/>
+                <w:sz w:val="18"/>
+                <w:szCs w:val="24"/>
+              </w:rPr>
+              <w:t>Reservoir dimensions (length × width × height)</w:t>
+            </w:r>
+          </w:p>
+        </w:tc>
+        <w:tc>
+          <w:tcPr>
+            <w:tcW w:w="1134" w:type="dxa"/>
+            <w:tcBorders>
+              <w:top w:val="single" w:color="auto" w:sz="4" w:space="0"/>
+              <w:left w:val="nil"/>
+              <w:bottom w:val="nil"/>
+              <w:right w:val="nil"/>
+            </w:tcBorders>
+            <w:noWrap w:val="0"/>
+            <w:tcMar>
+              <w:top w:w="-1" w:type="dxa"/>
+              <w:left w:w="-1" w:type="dxa"/>
+              <w:bottom w:w="-1" w:type="dxa"/>
+              <w:right w:w="-1" w:type="dxa"/>
+            </w:tcMar>
+            <w:vAlign w:val="center"/>
+            <w:shd w:fill="FFFFFF" w:val="clear"/>
           </w:tcPr>
           <w:p>
             <w:pPr>
@@ -4508,16 +4329,16 @@
             <w:r>
               <w:rPr>
                 <w:rFonts w:hint="eastAsia" w:ascii="Times New Roman" w:hAnsi="Times New Roman" w:eastAsia="Times New Roman" w:cs="Times New Roman"/>
-                <w:sz w:val="24"/>
-                <w:szCs w:val="24"/>
-              </w:rPr>
-              <w:t>Reservoir dimensions (length × width × height)</w:t>
-            </w:r>
-          </w:p>
-        </w:tc>
-        <w:tc>
-          <w:tcPr>
-            <w:tcW w:w="1243" w:type="dxa"/>
+                <w:sz w:val="18"/>
+                <w:szCs w:val="24"/>
+              </w:rPr>
+              <w:t>L × W × H</w:t>
+            </w:r>
+          </w:p>
+        </w:tc>
+        <w:tc>
+          <w:tcPr>
+            <w:tcW w:w="1701" w:type="dxa"/>
             <w:tcBorders>
               <w:top w:val="single" w:color="auto" w:sz="4" w:space="0"/>
               <w:left w:val="nil"/>
@@ -4532,12 +4353,13 @@
               <w:right w:w="-1" w:type="dxa"/>
             </w:tcMar>
             <w:vAlign w:val="center"/>
-          </w:tcPr>
-          <w:p>
-            <w:pPr>
-              <w:snapToGrid w:val="0"/>
-              <w:ind w:left="0" w:leftChars="0" w:right="0" w:rightChars="0" w:firstLine="0" w:firstLineChars="0"/>
-              <w:jc w:val="left"/>
+            <w:shd w:fill="FFFFFF" w:val="clear"/>
+          </w:tcPr>
+          <w:p>
+            <w:pPr>
+              <w:snapToGrid w:val="0"/>
+              <w:ind w:left="0" w:leftChars="0" w:right="0" w:rightChars="0" w:firstLine="0" w:firstLineChars="0"/>
+              <w:jc w:val="center"/>
               <w:rPr>
                 <w:rFonts w:hint="default" w:ascii="Times New Roman" w:hAnsi="Times New Roman" w:cs="Times New Roman"/>
                 <w:sz w:val="24"/>
@@ -4547,16 +4369,16 @@
             <w:r>
               <w:rPr>
                 <w:rFonts w:hint="eastAsia" w:ascii="Times New Roman" w:hAnsi="Times New Roman" w:eastAsia="Times New Roman" w:cs="Times New Roman"/>
-                <w:sz w:val="24"/>
-                <w:szCs w:val="24"/>
-              </w:rPr>
-              <w:t>L × W × H</w:t>
-            </w:r>
-          </w:p>
-        </w:tc>
-        <w:tc>
-          <w:tcPr>
-            <w:tcW w:w="1740" w:type="dxa"/>
+                <w:sz w:val="18"/>
+                <w:szCs w:val="24"/>
+              </w:rPr>
+              <w:t>1000 × 500 × 50</w:t>
+            </w:r>
+          </w:p>
+        </w:tc>
+        <w:tc>
+          <w:tcPr>
+            <w:tcW w:w="1134" w:type="dxa"/>
             <w:tcBorders>
               <w:top w:val="single" w:color="auto" w:sz="4" w:space="0"/>
               <w:left w:val="nil"/>
@@ -4571,12 +4393,13 @@
               <w:right w:w="-1" w:type="dxa"/>
             </w:tcMar>
             <w:vAlign w:val="center"/>
-          </w:tcPr>
-          <w:p>
-            <w:pPr>
-              <w:snapToGrid w:val="0"/>
-              <w:ind w:left="0" w:leftChars="0" w:right="0" w:rightChars="0" w:firstLine="0" w:firstLineChars="0"/>
-              <w:jc w:val="left"/>
+            <w:shd w:fill="FFFFFF" w:val="clear"/>
+          </w:tcPr>
+          <w:p>
+            <w:pPr>
+              <w:snapToGrid w:val="0"/>
+              <w:ind w:left="0" w:leftChars="0" w:right="0" w:rightChars="0" w:firstLine="0" w:firstLineChars="0"/>
+              <w:jc w:val="center"/>
               <w:rPr>
                 <w:rFonts w:hint="default" w:ascii="Times New Roman" w:hAnsi="Times New Roman" w:cs="Times New Roman"/>
                 <w:sz w:val="24"/>
@@ -4586,46 +4409,7 @@
             <w:r>
               <w:rPr>
                 <w:rFonts w:hint="eastAsia" w:ascii="Times New Roman" w:hAnsi="Times New Roman" w:eastAsia="Times New Roman" w:cs="Times New Roman"/>
-                <w:sz w:val="24"/>
-                <w:szCs w:val="24"/>
-              </w:rPr>
-              <w:t>1000 × 500 × 50</w:t>
-            </w:r>
-          </w:p>
-        </w:tc>
-        <w:tc>
-          <w:tcPr>
-            <w:tcW w:w="1108" w:type="dxa"/>
-            <w:tcBorders>
-              <w:top w:val="single" w:color="auto" w:sz="4" w:space="0"/>
-              <w:left w:val="nil"/>
-              <w:bottom w:val="nil"/>
-              <w:right w:val="nil"/>
-            </w:tcBorders>
-            <w:noWrap w:val="0"/>
-            <w:tcMar>
-              <w:top w:w="-1" w:type="dxa"/>
-              <w:left w:w="-1" w:type="dxa"/>
-              <w:bottom w:w="-1" w:type="dxa"/>
-              <w:right w:w="-1" w:type="dxa"/>
-            </w:tcMar>
-            <w:vAlign w:val="center"/>
-          </w:tcPr>
-          <w:p>
-            <w:pPr>
-              <w:snapToGrid w:val="0"/>
-              <w:ind w:left="0" w:leftChars="0" w:right="0" w:rightChars="0" w:firstLine="0" w:firstLineChars="0"/>
-              <w:jc w:val="left"/>
-              <w:rPr>
-                <w:rFonts w:hint="default" w:ascii="Times New Roman" w:hAnsi="Times New Roman" w:cs="Times New Roman"/>
-                <w:sz w:val="24"/>
-                <w:szCs w:val="24"/>
-              </w:rPr>
-            </w:pPr>
-            <w:r>
-              <w:rPr>
-                <w:rFonts w:hint="eastAsia" w:ascii="Times New Roman" w:hAnsi="Times New Roman" w:eastAsia="Times New Roman" w:cs="Times New Roman"/>
-                <w:sz w:val="24"/>
+                <w:sz w:val="18"/>
                 <w:szCs w:val="24"/>
               </w:rPr>
               <w:t>m</w:t>
@@ -4656,7 +4440,7 @@
         </w:trPr>
         <w:tc>
           <w:tcPr>
-            <w:tcW w:w="4431" w:type="dxa"/>
+            <w:tcW w:w="3118" w:type="dxa"/>
             <w:tcBorders>
               <w:top w:val="nil"/>
               <w:left w:val="nil"/>
@@ -4671,6 +4455,47 @@
               <w:right w:w="-1" w:type="dxa"/>
             </w:tcMar>
             <w:vAlign w:val="center"/>
+            <w:shd w:fill="F2F7FB" w:val="clear"/>
+          </w:tcPr>
+          <w:p>
+            <w:pPr>
+              <w:snapToGrid w:val="0"/>
+              <w:ind w:left="0" w:leftChars="0" w:right="0" w:rightChars="0" w:firstLine="0" w:firstLineChars="0"/>
+              <w:jc w:val="left"/>
+              <w:rPr>
+                <w:rFonts w:hint="default" w:ascii="Times New Roman" w:hAnsi="Times New Roman" w:cs="Times New Roman"/>
+                <w:sz w:val="24"/>
+                <w:szCs w:val="24"/>
+              </w:rPr>
+            </w:pPr>
+            <w:r>
+              <w:rPr>
+                <w:rFonts w:hint="eastAsia" w:ascii="Times New Roman" w:hAnsi="Times New Roman" w:eastAsia="Times New Roman" w:cs="Times New Roman"/>
+                <w:sz w:val="18"/>
+                <w:szCs w:val="24"/>
+              </w:rPr>
+              <w:t>Initial reservoir pressure</w:t>
+            </w:r>
+          </w:p>
+        </w:tc>
+        <w:tc>
+          <w:tcPr>
+            <w:tcW w:w="1134" w:type="dxa"/>
+            <w:tcBorders>
+              <w:top w:val="nil"/>
+              <w:left w:val="nil"/>
+              <w:bottom w:val="nil"/>
+              <w:right w:val="nil"/>
+            </w:tcBorders>
+            <w:noWrap w:val="0"/>
+            <w:tcMar>
+              <w:top w:w="-1" w:type="dxa"/>
+              <w:left w:w="-1" w:type="dxa"/>
+              <w:bottom w:w="-1" w:type="dxa"/>
+              <w:right w:w="-1" w:type="dxa"/>
+            </w:tcMar>
+            <w:vAlign w:val="center"/>
+            <w:shd w:fill="F2F7FB" w:val="clear"/>
           </w:tcPr>
           <w:p>
             <w:pPr>
@@ -4686,16 +4511,16 @@
             <w:r>
               <w:rPr>
                 <w:rFonts w:hint="eastAsia" w:ascii="Times New Roman" w:hAnsi="Times New Roman" w:eastAsia="Times New Roman" w:cs="Times New Roman"/>
-                <w:sz w:val="24"/>
-                <w:szCs w:val="24"/>
-              </w:rPr>
-              <w:t>Initial reservoir pressure</w:t>
-            </w:r>
-          </w:p>
-        </w:tc>
-        <w:tc>
-          <w:tcPr>
-            <w:tcW w:w="1243" w:type="dxa"/>
+                <w:sz w:val="18"/>
+                <w:szCs w:val="24"/>
+              </w:rPr>
+              <w:t>p_i</w:t>
+            </w:r>
+          </w:p>
+        </w:tc>
+        <w:tc>
+          <w:tcPr>
+            <w:tcW w:w="1701" w:type="dxa"/>
             <w:tcBorders>
               <w:top w:val="nil"/>
               <w:left w:val="nil"/>
@@ -4710,12 +4535,13 @@
               <w:right w:w="-1" w:type="dxa"/>
             </w:tcMar>
             <w:vAlign w:val="center"/>
-          </w:tcPr>
-          <w:p>
-            <w:pPr>
-              <w:snapToGrid w:val="0"/>
-              <w:ind w:left="0" w:leftChars="0" w:right="0" w:rightChars="0" w:firstLine="0" w:firstLineChars="0"/>
-              <w:jc w:val="left"/>
+            <w:shd w:fill="F2F7FB" w:val="clear"/>
+          </w:tcPr>
+          <w:p>
+            <w:pPr>
+              <w:snapToGrid w:val="0"/>
+              <w:ind w:left="0" w:leftChars="0" w:right="0" w:rightChars="0" w:firstLine="0" w:firstLineChars="0"/>
+              <w:jc w:val="center"/>
               <w:rPr>
                 <w:rFonts w:hint="default" w:ascii="Times New Roman" w:hAnsi="Times New Roman" w:cs="Times New Roman"/>
                 <w:sz w:val="24"/>
@@ -4725,16 +4551,16 @@
             <w:r>
               <w:rPr>
                 <w:rFonts w:hint="eastAsia" w:ascii="Times New Roman" w:hAnsi="Times New Roman" w:eastAsia="Times New Roman" w:cs="Times New Roman"/>
-                <w:sz w:val="24"/>
-                <w:szCs w:val="24"/>
-              </w:rPr>
-              <w:t>p_i</w:t>
-            </w:r>
-          </w:p>
-        </w:tc>
-        <w:tc>
-          <w:tcPr>
-            <w:tcW w:w="1740" w:type="dxa"/>
+                <w:sz w:val="18"/>
+                <w:szCs w:val="24"/>
+              </w:rPr>
+              <w:t>35.0</w:t>
+            </w:r>
+          </w:p>
+        </w:tc>
+        <w:tc>
+          <w:tcPr>
+            <w:tcW w:w="1134" w:type="dxa"/>
             <w:tcBorders>
               <w:top w:val="nil"/>
               <w:left w:val="nil"/>
@@ -4749,12 +4575,13 @@
               <w:right w:w="-1" w:type="dxa"/>
             </w:tcMar>
             <w:vAlign w:val="center"/>
-          </w:tcPr>
-          <w:p>
-            <w:pPr>
-              <w:snapToGrid w:val="0"/>
-              <w:ind w:left="0" w:leftChars="0" w:right="0" w:rightChars="0" w:firstLine="0" w:firstLineChars="0"/>
-              <w:jc w:val="left"/>
+            <w:shd w:fill="F2F7FB" w:val="clear"/>
+          </w:tcPr>
+          <w:p>
+            <w:pPr>
+              <w:snapToGrid w:val="0"/>
+              <w:ind w:left="0" w:leftChars="0" w:right="0" w:rightChars="0" w:firstLine="0" w:firstLineChars="0"/>
+              <w:jc w:val="center"/>
               <w:rPr>
                 <w:rFonts w:hint="default" w:ascii="Times New Roman" w:hAnsi="Times New Roman" w:cs="Times New Roman"/>
                 <w:sz w:val="24"/>
@@ -4764,46 +4591,7 @@
             <w:r>
               <w:rPr>
                 <w:rFonts w:hint="eastAsia" w:ascii="Times New Roman" w:hAnsi="Times New Roman" w:eastAsia="Times New Roman" w:cs="Times New Roman"/>
-                <w:sz w:val="24"/>
-                <w:szCs w:val="24"/>
-              </w:rPr>
-              <w:t>35.0</w:t>
-            </w:r>
-          </w:p>
-        </w:tc>
-        <w:tc>
-          <w:tcPr>
-            <w:tcW w:w="1108" w:type="dxa"/>
-            <w:tcBorders>
-              <w:top w:val="nil"/>
-              <w:left w:val="nil"/>
-              <w:bottom w:val="nil"/>
-              <w:right w:val="nil"/>
-            </w:tcBorders>
-            <w:noWrap w:val="0"/>
-            <w:tcMar>
-              <w:top w:w="-1" w:type="dxa"/>
-              <w:left w:w="-1" w:type="dxa"/>
-              <w:bottom w:w="-1" w:type="dxa"/>
-              <w:right w:w="-1" w:type="dxa"/>
-            </w:tcMar>
-            <w:vAlign w:val="center"/>
-          </w:tcPr>
-          <w:p>
-            <w:pPr>
-              <w:snapToGrid w:val="0"/>
-              <w:ind w:left="0" w:leftChars="0" w:right="0" w:rightChars="0" w:firstLine="0" w:firstLineChars="0"/>
-              <w:jc w:val="left"/>
-              <w:rPr>
-                <w:rFonts w:hint="default" w:ascii="Times New Roman" w:hAnsi="Times New Roman" w:cs="Times New Roman"/>
-                <w:sz w:val="24"/>
-                <w:szCs w:val="24"/>
-              </w:rPr>
-            </w:pPr>
-            <w:r>
-              <w:rPr>
-                <w:rFonts w:hint="eastAsia" w:ascii="Times New Roman" w:hAnsi="Times New Roman" w:eastAsia="Times New Roman" w:cs="Times New Roman"/>
-                <w:sz w:val="24"/>
+                <w:sz w:val="18"/>
                 <w:szCs w:val="24"/>
               </w:rPr>
               <w:t>MPa</w:t>
@@ -4834,7 +4622,7 @@
         </w:trPr>
         <w:tc>
           <w:tcPr>
-            <w:tcW w:w="4431" w:type="dxa"/>
+            <w:tcW w:w="3118" w:type="dxa"/>
             <w:tcBorders>
               <w:top w:val="nil"/>
               <w:left w:val="nil"/>
@@ -4849,6 +4637,47 @@
               <w:right w:w="-1" w:type="dxa"/>
             </w:tcMar>
             <w:vAlign w:val="center"/>
+            <w:shd w:fill="FFFFFF" w:val="clear"/>
+          </w:tcPr>
+          <w:p>
+            <w:pPr>
+              <w:snapToGrid w:val="0"/>
+              <w:ind w:left="0" w:leftChars="0" w:right="0" w:rightChars="0" w:firstLine="0" w:firstLineChars="0"/>
+              <w:jc w:val="left"/>
+              <w:rPr>
+                <w:rFonts w:hint="default" w:ascii="Times New Roman" w:hAnsi="Times New Roman" w:cs="Times New Roman"/>
+                <w:sz w:val="24"/>
+                <w:szCs w:val="24"/>
+              </w:rPr>
+            </w:pPr>
+            <w:r>
+              <w:rPr>
+                <w:rFonts w:hint="eastAsia" w:ascii="Times New Roman" w:hAnsi="Times New Roman" w:eastAsia="Times New Roman" w:cs="Times New Roman"/>
+                <w:sz w:val="18"/>
+                <w:szCs w:val="24"/>
+              </w:rPr>
+              <w:t>Reservoir temperature</w:t>
+            </w:r>
+          </w:p>
+        </w:tc>
+        <w:tc>
+          <w:tcPr>
+            <w:tcW w:w="1134" w:type="dxa"/>
+            <w:tcBorders>
+              <w:top w:val="nil"/>
+              <w:left w:val="nil"/>
+              <w:bottom w:val="nil"/>
+              <w:right w:val="nil"/>
+            </w:tcBorders>
+            <w:noWrap w:val="0"/>
+            <w:tcMar>
+              <w:top w:w="-1" w:type="dxa"/>
+              <w:left w:w="-1" w:type="dxa"/>
+              <w:bottom w:w="-1" w:type="dxa"/>
+              <w:right w:w="-1" w:type="dxa"/>
+            </w:tcMar>
+            <w:vAlign w:val="center"/>
+            <w:shd w:fill="FFFFFF" w:val="clear"/>
           </w:tcPr>
           <w:p>
             <w:pPr>
@@ -4864,16 +4693,16 @@
             <w:r>
               <w:rPr>
                 <w:rFonts w:hint="eastAsia" w:ascii="Times New Roman" w:hAnsi="Times New Roman" w:eastAsia="Times New Roman" w:cs="Times New Roman"/>
-                <w:sz w:val="24"/>
-                <w:szCs w:val="24"/>
-              </w:rPr>
-              <w:t>Reservoir temperature</w:t>
-            </w:r>
-          </w:p>
-        </w:tc>
-        <w:tc>
-          <w:tcPr>
-            <w:tcW w:w="1243" w:type="dxa"/>
+                <w:sz w:val="18"/>
+                <w:szCs w:val="24"/>
+              </w:rPr>
+              <w:t>T</w:t>
+            </w:r>
+          </w:p>
+        </w:tc>
+        <w:tc>
+          <w:tcPr>
+            <w:tcW w:w="1701" w:type="dxa"/>
             <w:tcBorders>
               <w:top w:val="nil"/>
               <w:left w:val="nil"/>
@@ -4888,12 +4717,13 @@
               <w:right w:w="-1" w:type="dxa"/>
             </w:tcMar>
             <w:vAlign w:val="center"/>
-          </w:tcPr>
-          <w:p>
-            <w:pPr>
-              <w:snapToGrid w:val="0"/>
-              <w:ind w:left="0" w:leftChars="0" w:right="0" w:rightChars="0" w:firstLine="0" w:firstLineChars="0"/>
-              <w:jc w:val="left"/>
+            <w:shd w:fill="FFFFFF" w:val="clear"/>
+          </w:tcPr>
+          <w:p>
+            <w:pPr>
+              <w:snapToGrid w:val="0"/>
+              <w:ind w:left="0" w:leftChars="0" w:right="0" w:rightChars="0" w:firstLine="0" w:firstLineChars="0"/>
+              <w:jc w:val="center"/>
               <w:rPr>
                 <w:rFonts w:hint="default" w:ascii="Times New Roman" w:hAnsi="Times New Roman" w:cs="Times New Roman"/>
                 <w:sz w:val="24"/>
@@ -4903,16 +4733,16 @@
             <w:r>
               <w:rPr>
                 <w:rFonts w:hint="eastAsia" w:ascii="Times New Roman" w:hAnsi="Times New Roman" w:eastAsia="Times New Roman" w:cs="Times New Roman"/>
-                <w:sz w:val="24"/>
-                <w:szCs w:val="24"/>
-              </w:rPr>
-              <w:t>T</w:t>
-            </w:r>
-          </w:p>
-        </w:tc>
-        <w:tc>
-          <w:tcPr>
-            <w:tcW w:w="1740" w:type="dxa"/>
+                <w:sz w:val="18"/>
+                <w:szCs w:val="24"/>
+              </w:rPr>
+              <w:t>85</w:t>
+            </w:r>
+          </w:p>
+        </w:tc>
+        <w:tc>
+          <w:tcPr>
+            <w:tcW w:w="1134" w:type="dxa"/>
             <w:tcBorders>
               <w:top w:val="nil"/>
               <w:left w:val="nil"/>
@@ -4927,12 +4757,13 @@
               <w:right w:w="-1" w:type="dxa"/>
             </w:tcMar>
             <w:vAlign w:val="center"/>
-          </w:tcPr>
-          <w:p>
-            <w:pPr>
-              <w:snapToGrid w:val="0"/>
-              <w:ind w:left="0" w:leftChars="0" w:right="0" w:rightChars="0" w:firstLine="0" w:firstLineChars="0"/>
-              <w:jc w:val="left"/>
+            <w:shd w:fill="FFFFFF" w:val="clear"/>
+          </w:tcPr>
+          <w:p>
+            <w:pPr>
+              <w:snapToGrid w:val="0"/>
+              <w:ind w:left="0" w:leftChars="0" w:right="0" w:rightChars="0" w:firstLine="0" w:firstLineChars="0"/>
+              <w:jc w:val="center"/>
               <w:rPr>
                 <w:rFonts w:hint="default" w:ascii="Times New Roman" w:hAnsi="Times New Roman" w:cs="Times New Roman"/>
                 <w:sz w:val="24"/>
@@ -4942,46 +4773,7 @@
             <w:r>
               <w:rPr>
                 <w:rFonts w:hint="eastAsia" w:ascii="Times New Roman" w:hAnsi="Times New Roman" w:eastAsia="Times New Roman" w:cs="Times New Roman"/>
-                <w:sz w:val="24"/>
-                <w:szCs w:val="24"/>
-              </w:rPr>
-              <w:t>85</w:t>
-            </w:r>
-          </w:p>
-        </w:tc>
-        <w:tc>
-          <w:tcPr>
-            <w:tcW w:w="1108" w:type="dxa"/>
-            <w:tcBorders>
-              <w:top w:val="nil"/>
-              <w:left w:val="nil"/>
-              <w:bottom w:val="nil"/>
-              <w:right w:val="nil"/>
-            </w:tcBorders>
-            <w:noWrap w:val="0"/>
-            <w:tcMar>
-              <w:top w:w="-1" w:type="dxa"/>
-              <w:left w:w="-1" w:type="dxa"/>
-              <w:bottom w:w="-1" w:type="dxa"/>
-              <w:right w:w="-1" w:type="dxa"/>
-            </w:tcMar>
-            <w:vAlign w:val="center"/>
-          </w:tcPr>
-          <w:p>
-            <w:pPr>
-              <w:snapToGrid w:val="0"/>
-              <w:ind w:left="0" w:leftChars="0" w:right="0" w:rightChars="0" w:firstLine="0" w:firstLineChars="0"/>
-              <w:jc w:val="left"/>
-              <w:rPr>
-                <w:rFonts w:hint="default" w:ascii="Times New Roman" w:hAnsi="Times New Roman" w:cs="Times New Roman"/>
-                <w:sz w:val="24"/>
-                <w:szCs w:val="24"/>
-              </w:rPr>
-            </w:pPr>
-            <w:r>
-              <w:rPr>
-                <w:rFonts w:hint="eastAsia" w:ascii="Times New Roman" w:hAnsi="Times New Roman" w:eastAsia="Times New Roman" w:cs="Times New Roman"/>
-                <w:sz w:val="24"/>
+                <w:sz w:val="18"/>
                 <w:szCs w:val="24"/>
               </w:rPr>
               <w:t>°C</w:t>
@@ -5012,7 +4804,7 @@
         </w:trPr>
         <w:tc>
           <w:tcPr>
-            <w:tcW w:w="4431" w:type="dxa"/>
+            <w:tcW w:w="3118" w:type="dxa"/>
             <w:tcBorders>
               <w:top w:val="nil"/>
               <w:left w:val="nil"/>
@@ -5027,6 +4819,47 @@
               <w:right w:w="-1" w:type="dxa"/>
             </w:tcMar>
             <w:vAlign w:val="center"/>
+            <w:shd w:fill="F2F7FB" w:val="clear"/>
+          </w:tcPr>
+          <w:p>
+            <w:pPr>
+              <w:snapToGrid w:val="0"/>
+              <w:ind w:left="0" w:leftChars="0" w:right="0" w:rightChars="0" w:firstLine="0" w:firstLineChars="0"/>
+              <w:jc w:val="left"/>
+              <w:rPr>
+                <w:rFonts w:hint="default" w:ascii="Times New Roman" w:hAnsi="Times New Roman" w:cs="Times New Roman"/>
+                <w:sz w:val="24"/>
+                <w:szCs w:val="24"/>
+              </w:rPr>
+            </w:pPr>
+            <w:r>
+              <w:rPr>
+                <w:rFonts w:hint="eastAsia" w:ascii="Times New Roman" w:hAnsi="Times New Roman" w:eastAsia="Times New Roman" w:cs="Times New Roman"/>
+                <w:sz w:val="18"/>
+                <w:szCs w:val="24"/>
+              </w:rPr>
+              <w:t>Matrix permeability</w:t>
+            </w:r>
+          </w:p>
+        </w:tc>
+        <w:tc>
+          <w:tcPr>
+            <w:tcW w:w="1134" w:type="dxa"/>
+            <w:tcBorders>
+              <w:top w:val="nil"/>
+              <w:left w:val="nil"/>
+              <w:bottom w:val="nil"/>
+              <w:right w:val="nil"/>
+            </w:tcBorders>
+            <w:noWrap w:val="0"/>
+            <w:tcMar>
+              <w:top w:w="-1" w:type="dxa"/>
+              <w:left w:w="-1" w:type="dxa"/>
+              <w:bottom w:w="-1" w:type="dxa"/>
+              <w:right w:w="-1" w:type="dxa"/>
+            </w:tcMar>
+            <w:vAlign w:val="center"/>
+            <w:shd w:fill="F2F7FB" w:val="clear"/>
           </w:tcPr>
           <w:p>
             <w:pPr>
@@ -5042,16 +4875,16 @@
             <w:r>
               <w:rPr>
                 <w:rFonts w:hint="eastAsia" w:ascii="Times New Roman" w:hAnsi="Times New Roman" w:eastAsia="Times New Roman" w:cs="Times New Roman"/>
-                <w:sz w:val="24"/>
-                <w:szCs w:val="24"/>
-              </w:rPr>
-              <w:t>Matrix permeability</w:t>
-            </w:r>
-          </w:p>
-        </w:tc>
-        <w:tc>
-          <w:tcPr>
-            <w:tcW w:w="1243" w:type="dxa"/>
+                <w:sz w:val="18"/>
+                <w:szCs w:val="24"/>
+              </w:rPr>
+              <w:t>k_m</w:t>
+            </w:r>
+          </w:p>
+        </w:tc>
+        <w:tc>
+          <w:tcPr>
+            <w:tcW w:w="1701" w:type="dxa"/>
             <w:tcBorders>
               <w:top w:val="nil"/>
               <w:left w:val="nil"/>
@@ -5066,12 +4899,13 @@
               <w:right w:w="-1" w:type="dxa"/>
             </w:tcMar>
             <w:vAlign w:val="center"/>
-          </w:tcPr>
-          <w:p>
-            <w:pPr>
-              <w:snapToGrid w:val="0"/>
-              <w:ind w:left="0" w:leftChars="0" w:right="0" w:rightChars="0" w:firstLine="0" w:firstLineChars="0"/>
-              <w:jc w:val="left"/>
+            <w:shd w:fill="F2F7FB" w:val="clear"/>
+          </w:tcPr>
+          <w:p>
+            <w:pPr>
+              <w:snapToGrid w:val="0"/>
+              <w:ind w:left="0" w:leftChars="0" w:right="0" w:rightChars="0" w:firstLine="0" w:firstLineChars="0"/>
+              <w:jc w:val="center"/>
               <w:rPr>
                 <w:rFonts w:hint="default" w:ascii="Times New Roman" w:hAnsi="Times New Roman" w:cs="Times New Roman"/>
                 <w:sz w:val="24"/>
@@ -5081,16 +4915,16 @@
             <w:r>
               <w:rPr>
                 <w:rFonts w:hint="eastAsia" w:ascii="Times New Roman" w:hAnsi="Times New Roman" w:eastAsia="Times New Roman" w:cs="Times New Roman"/>
-                <w:sz w:val="24"/>
-                <w:szCs w:val="24"/>
-              </w:rPr>
-              <w:t>k_m</w:t>
-            </w:r>
-          </w:p>
-        </w:tc>
-        <w:tc>
-          <w:tcPr>
-            <w:tcW w:w="1740" w:type="dxa"/>
+                <w:sz w:val="18"/>
+                <w:szCs w:val="24"/>
+              </w:rPr>
+              <w:t>0.0015</w:t>
+            </w:r>
+          </w:p>
+        </w:tc>
+        <w:tc>
+          <w:tcPr>
+            <w:tcW w:w="1134" w:type="dxa"/>
             <w:tcBorders>
               <w:top w:val="nil"/>
               <w:left w:val="nil"/>
@@ -5105,12 +4939,13 @@
               <w:right w:w="-1" w:type="dxa"/>
             </w:tcMar>
             <w:vAlign w:val="center"/>
-          </w:tcPr>
-          <w:p>
-            <w:pPr>
-              <w:snapToGrid w:val="0"/>
-              <w:ind w:left="0" w:leftChars="0" w:right="0" w:rightChars="0" w:firstLine="0" w:firstLineChars="0"/>
-              <w:jc w:val="left"/>
+            <w:shd w:fill="F2F7FB" w:val="clear"/>
+          </w:tcPr>
+          <w:p>
+            <w:pPr>
+              <w:snapToGrid w:val="0"/>
+              <w:ind w:left="0" w:leftChars="0" w:right="0" w:rightChars="0" w:firstLine="0" w:firstLineChars="0"/>
+              <w:jc w:val="center"/>
               <w:rPr>
                 <w:rFonts w:hint="default" w:ascii="Times New Roman" w:hAnsi="Times New Roman" w:cs="Times New Roman"/>
                 <w:sz w:val="24"/>
@@ -5120,46 +4955,7 @@
             <w:r>
               <w:rPr>
                 <w:rFonts w:hint="eastAsia" w:ascii="Times New Roman" w:hAnsi="Times New Roman" w:eastAsia="Times New Roman" w:cs="Times New Roman"/>
-                <w:sz w:val="24"/>
-                <w:szCs w:val="24"/>
-              </w:rPr>
-              <w:t>0.0015</w:t>
-            </w:r>
-          </w:p>
-        </w:tc>
-        <w:tc>
-          <w:tcPr>
-            <w:tcW w:w="1108" w:type="dxa"/>
-            <w:tcBorders>
-              <w:top w:val="nil"/>
-              <w:left w:val="nil"/>
-              <w:bottom w:val="nil"/>
-              <w:right w:val="nil"/>
-            </w:tcBorders>
-            <w:noWrap w:val="0"/>
-            <w:tcMar>
-              <w:top w:w="-1" w:type="dxa"/>
-              <w:left w:w="-1" w:type="dxa"/>
-              <w:bottom w:w="-1" w:type="dxa"/>
-              <w:right w:w="-1" w:type="dxa"/>
-            </w:tcMar>
-            <w:vAlign w:val="center"/>
-          </w:tcPr>
-          <w:p>
-            <w:pPr>
-              <w:snapToGrid w:val="0"/>
-              <w:ind w:left="0" w:leftChars="0" w:right="0" w:rightChars="0" w:firstLine="0" w:firstLineChars="0"/>
-              <w:jc w:val="left"/>
-              <w:rPr>
-                <w:rFonts w:hint="default" w:ascii="Times New Roman" w:hAnsi="Times New Roman" w:cs="Times New Roman"/>
-                <w:sz w:val="24"/>
-                <w:szCs w:val="24"/>
-              </w:rPr>
-            </w:pPr>
-            <w:r>
-              <w:rPr>
-                <w:rFonts w:hint="eastAsia" w:ascii="Times New Roman" w:hAnsi="Times New Roman" w:eastAsia="Times New Roman" w:cs="Times New Roman"/>
-                <w:sz w:val="24"/>
+                <w:sz w:val="18"/>
                 <w:szCs w:val="24"/>
               </w:rPr>
               <w:t>mD</w:t>
@@ -5190,7 +4986,7 @@
         </w:trPr>
         <w:tc>
           <w:tcPr>
-            <w:tcW w:w="4431" w:type="dxa"/>
+            <w:tcW w:w="3118" w:type="dxa"/>
             <w:tcBorders>
               <w:top w:val="nil"/>
               <w:left w:val="nil"/>
@@ -5205,6 +5001,47 @@
               <w:right w:w="-1" w:type="dxa"/>
             </w:tcMar>
             <w:vAlign w:val="center"/>
+            <w:shd w:fill="FFFFFF" w:val="clear"/>
+          </w:tcPr>
+          <w:p>
+            <w:pPr>
+              <w:snapToGrid w:val="0"/>
+              <w:ind w:left="0" w:leftChars="0" w:right="0" w:rightChars="0" w:firstLine="0" w:firstLineChars="0"/>
+              <w:jc w:val="left"/>
+              <w:rPr>
+                <w:rFonts w:hint="default" w:ascii="Times New Roman" w:hAnsi="Times New Roman" w:cs="Times New Roman"/>
+                <w:sz w:val="24"/>
+                <w:szCs w:val="24"/>
+              </w:rPr>
+            </w:pPr>
+            <w:r>
+              <w:rPr>
+                <w:rFonts w:hint="eastAsia" w:ascii="Times New Roman" w:hAnsi="Times New Roman" w:eastAsia="Times New Roman" w:cs="Times New Roman"/>
+                <w:sz w:val="18"/>
+                <w:szCs w:val="24"/>
+              </w:rPr>
+              <w:t>Matrix porosity</w:t>
+            </w:r>
+          </w:p>
+        </w:tc>
+        <w:tc>
+          <w:tcPr>
+            <w:tcW w:w="1134" w:type="dxa"/>
+            <w:tcBorders>
+              <w:top w:val="nil"/>
+              <w:left w:val="nil"/>
+              <w:bottom w:val="nil"/>
+              <w:right w:val="nil"/>
+            </w:tcBorders>
+            <w:noWrap w:val="0"/>
+            <w:tcMar>
+              <w:top w:w="-1" w:type="dxa"/>
+              <w:left w:w="-1" w:type="dxa"/>
+              <w:bottom w:w="-1" w:type="dxa"/>
+              <w:right w:w="-1" w:type="dxa"/>
+            </w:tcMar>
+            <w:vAlign w:val="center"/>
+            <w:shd w:fill="FFFFFF" w:val="clear"/>
           </w:tcPr>
           <w:p>
             <w:pPr>
@@ -5220,16 +5057,16 @@
             <w:r>
               <w:rPr>
                 <w:rFonts w:hint="eastAsia" w:ascii="Times New Roman" w:hAnsi="Times New Roman" w:eastAsia="Times New Roman" w:cs="Times New Roman"/>
-                <w:sz w:val="24"/>
-                <w:szCs w:val="24"/>
-              </w:rPr>
-              <w:t>Matrix porosity</w:t>
-            </w:r>
-          </w:p>
-        </w:tc>
-        <w:tc>
-          <w:tcPr>
-            <w:tcW w:w="1243" w:type="dxa"/>
+                <w:sz w:val="18"/>
+                <w:szCs w:val="24"/>
+              </w:rPr>
+              <w:t>φ_m</w:t>
+            </w:r>
+          </w:p>
+        </w:tc>
+        <w:tc>
+          <w:tcPr>
+            <w:tcW w:w="1701" w:type="dxa"/>
             <w:tcBorders>
               <w:top w:val="nil"/>
               <w:left w:val="nil"/>
@@ -5244,12 +5081,13 @@
               <w:right w:w="-1" w:type="dxa"/>
             </w:tcMar>
             <w:vAlign w:val="center"/>
-          </w:tcPr>
-          <w:p>
-            <w:pPr>
-              <w:snapToGrid w:val="0"/>
-              <w:ind w:left="0" w:leftChars="0" w:right="0" w:rightChars="0" w:firstLine="0" w:firstLineChars="0"/>
-              <w:jc w:val="left"/>
+            <w:shd w:fill="FFFFFF" w:val="clear"/>
+          </w:tcPr>
+          <w:p>
+            <w:pPr>
+              <w:snapToGrid w:val="0"/>
+              <w:ind w:left="0" w:leftChars="0" w:right="0" w:rightChars="0" w:firstLine="0" w:firstLineChars="0"/>
+              <w:jc w:val="center"/>
               <w:rPr>
                 <w:rFonts w:hint="default" w:ascii="Times New Roman" w:hAnsi="Times New Roman" w:cs="Times New Roman"/>
                 <w:sz w:val="24"/>
@@ -5259,16 +5097,16 @@
             <w:r>
               <w:rPr>
                 <w:rFonts w:hint="eastAsia" w:ascii="Times New Roman" w:hAnsi="Times New Roman" w:eastAsia="Times New Roman" w:cs="Times New Roman"/>
-                <w:sz w:val="24"/>
-                <w:szCs w:val="24"/>
-              </w:rPr>
-              <w:t>φ_m</w:t>
-            </w:r>
-          </w:p>
-        </w:tc>
-        <w:tc>
-          <w:tcPr>
-            <w:tcW w:w="1740" w:type="dxa"/>
+                <w:sz w:val="18"/>
+                <w:szCs w:val="24"/>
+              </w:rPr>
+              <w:t>0.06</w:t>
+            </w:r>
+          </w:p>
+        </w:tc>
+        <w:tc>
+          <w:tcPr>
+            <w:tcW w:w="1134" w:type="dxa"/>
             <w:tcBorders>
               <w:top w:val="nil"/>
               <w:left w:val="nil"/>
@@ -5283,12 +5121,13 @@
               <w:right w:w="-1" w:type="dxa"/>
             </w:tcMar>
             <w:vAlign w:val="center"/>
-          </w:tcPr>
-          <w:p>
-            <w:pPr>
-              <w:snapToGrid w:val="0"/>
-              <w:ind w:left="0" w:leftChars="0" w:right="0" w:rightChars="0" w:firstLine="0" w:firstLineChars="0"/>
-              <w:jc w:val="left"/>
+            <w:shd w:fill="FFFFFF" w:val="clear"/>
+          </w:tcPr>
+          <w:p>
+            <w:pPr>
+              <w:snapToGrid w:val="0"/>
+              <w:ind w:left="0" w:leftChars="0" w:right="0" w:rightChars="0" w:firstLine="0" w:firstLineChars="0"/>
+              <w:jc w:val="center"/>
               <w:rPr>
                 <w:rFonts w:hint="default" w:ascii="Times New Roman" w:hAnsi="Times New Roman" w:cs="Times New Roman"/>
                 <w:sz w:val="24"/>
@@ -5298,46 +5137,7 @@
             <w:r>
               <w:rPr>
                 <w:rFonts w:hint="eastAsia" w:ascii="Times New Roman" w:hAnsi="Times New Roman" w:eastAsia="Times New Roman" w:cs="Times New Roman"/>
-                <w:sz w:val="24"/>
-                <w:szCs w:val="24"/>
-              </w:rPr>
-              <w:t>0.06</w:t>
-            </w:r>
-          </w:p>
-        </w:tc>
-        <w:tc>
-          <w:tcPr>
-            <w:tcW w:w="1108" w:type="dxa"/>
-            <w:tcBorders>
-              <w:top w:val="nil"/>
-              <w:left w:val="nil"/>
-              <w:bottom w:val="nil"/>
-              <w:right w:val="nil"/>
-            </w:tcBorders>
-            <w:noWrap w:val="0"/>
-            <w:tcMar>
-              <w:top w:w="-1" w:type="dxa"/>
-              <w:left w:w="-1" w:type="dxa"/>
-              <w:bottom w:w="-1" w:type="dxa"/>
-              <w:right w:w="-1" w:type="dxa"/>
-            </w:tcMar>
-            <w:vAlign w:val="center"/>
-          </w:tcPr>
-          <w:p>
-            <w:pPr>
-              <w:snapToGrid w:val="0"/>
-              <w:ind w:left="0" w:leftChars="0" w:right="0" w:rightChars="0" w:firstLine="0" w:firstLineChars="0"/>
-              <w:jc w:val="left"/>
-              <w:rPr>
-                <w:rFonts w:hint="default" w:ascii="Times New Roman" w:hAnsi="Times New Roman" w:cs="Times New Roman"/>
-                <w:sz w:val="24"/>
-                <w:szCs w:val="24"/>
-              </w:rPr>
-            </w:pPr>
-            <w:r>
-              <w:rPr>
-                <w:rFonts w:hint="eastAsia" w:ascii="Times New Roman" w:hAnsi="Times New Roman" w:eastAsia="Times New Roman" w:cs="Times New Roman"/>
-                <w:sz w:val="24"/>
+                <w:sz w:val="18"/>
                 <w:szCs w:val="24"/>
               </w:rPr>
               <w:t>—</w:t>
@@ -5368,7 +5168,7 @@
         </w:trPr>
         <w:tc>
           <w:tcPr>
-            <w:tcW w:w="4431" w:type="dxa"/>
+            <w:tcW w:w="3118" w:type="dxa"/>
             <w:tcBorders>
               <w:top w:val="nil"/>
               <w:left w:val="nil"/>
@@ -5383,6 +5183,47 @@
               <w:right w:w="-1" w:type="dxa"/>
             </w:tcMar>
             <w:vAlign w:val="center"/>
+            <w:shd w:fill="F2F7FB" w:val="clear"/>
+          </w:tcPr>
+          <w:p>
+            <w:pPr>
+              <w:snapToGrid w:val="0"/>
+              <w:ind w:left="0" w:leftChars="0" w:right="0" w:rightChars="0" w:firstLine="0" w:firstLineChars="0"/>
+              <w:jc w:val="left"/>
+              <w:rPr>
+                <w:rFonts w:hint="default" w:ascii="Times New Roman" w:hAnsi="Times New Roman" w:cs="Times New Roman"/>
+                <w:sz w:val="24"/>
+                <w:szCs w:val="24"/>
+              </w:rPr>
+            </w:pPr>
+            <w:r>
+              <w:rPr>
+                <w:rFonts w:hint="eastAsia" w:ascii="Times New Roman" w:hAnsi="Times New Roman" w:eastAsia="Times New Roman" w:cs="Times New Roman"/>
+                <w:sz w:val="18"/>
+                <w:szCs w:val="24"/>
+              </w:rPr>
+              <w:t>Fracture permeability</w:t>
+            </w:r>
+          </w:p>
+        </w:tc>
+        <w:tc>
+          <w:tcPr>
+            <w:tcW w:w="1134" w:type="dxa"/>
+            <w:tcBorders>
+              <w:top w:val="nil"/>
+              <w:left w:val="nil"/>
+              <w:bottom w:val="nil"/>
+              <w:right w:val="nil"/>
+            </w:tcBorders>
+            <w:noWrap w:val="0"/>
+            <w:tcMar>
+              <w:top w:w="-1" w:type="dxa"/>
+              <w:left w:w="-1" w:type="dxa"/>
+              <w:bottom w:w="-1" w:type="dxa"/>
+              <w:right w:w="-1" w:type="dxa"/>
+            </w:tcMar>
+            <w:vAlign w:val="center"/>
+            <w:shd w:fill="F2F7FB" w:val="clear"/>
           </w:tcPr>
           <w:p>
             <w:pPr>
@@ -5398,16 +5239,16 @@
             <w:r>
               <w:rPr>
                 <w:rFonts w:hint="eastAsia" w:ascii="Times New Roman" w:hAnsi="Times New Roman" w:eastAsia="Times New Roman" w:cs="Times New Roman"/>
-                <w:sz w:val="24"/>
-                <w:szCs w:val="24"/>
-              </w:rPr>
-              <w:t>Fracture permeability</w:t>
-            </w:r>
-          </w:p>
-        </w:tc>
-        <w:tc>
-          <w:tcPr>
-            <w:tcW w:w="1243" w:type="dxa"/>
+                <w:sz w:val="18"/>
+                <w:szCs w:val="24"/>
+              </w:rPr>
+              <w:t>k_f</w:t>
+            </w:r>
+          </w:p>
+        </w:tc>
+        <w:tc>
+          <w:tcPr>
+            <w:tcW w:w="1701" w:type="dxa"/>
             <w:tcBorders>
               <w:top w:val="nil"/>
               <w:left w:val="nil"/>
@@ -5422,12 +5263,13 @@
               <w:right w:w="-1" w:type="dxa"/>
             </w:tcMar>
             <w:vAlign w:val="center"/>
-          </w:tcPr>
-          <w:p>
-            <w:pPr>
-              <w:snapToGrid w:val="0"/>
-              <w:ind w:left="0" w:leftChars="0" w:right="0" w:rightChars="0" w:firstLine="0" w:firstLineChars="0"/>
-              <w:jc w:val="left"/>
+            <w:shd w:fill="F2F7FB" w:val="clear"/>
+          </w:tcPr>
+          <w:p>
+            <w:pPr>
+              <w:snapToGrid w:val="0"/>
+              <w:ind w:left="0" w:leftChars="0" w:right="0" w:rightChars="0" w:firstLine="0" w:firstLineChars="0"/>
+              <w:jc w:val="center"/>
               <w:rPr>
                 <w:rFonts w:hint="default" w:ascii="Times New Roman" w:hAnsi="Times New Roman" w:cs="Times New Roman"/>
                 <w:sz w:val="24"/>
@@ -5437,16 +5279,16 @@
             <w:r>
               <w:rPr>
                 <w:rFonts w:hint="eastAsia" w:ascii="Times New Roman" w:hAnsi="Times New Roman" w:eastAsia="Times New Roman" w:cs="Times New Roman"/>
-                <w:sz w:val="24"/>
-                <w:szCs w:val="24"/>
-              </w:rPr>
-              <w:t>k_f</w:t>
-            </w:r>
-          </w:p>
-        </w:tc>
-        <w:tc>
-          <w:tcPr>
-            <w:tcW w:w="1740" w:type="dxa"/>
+                <w:sz w:val="18"/>
+                <w:szCs w:val="24"/>
+              </w:rPr>
+              <w:t>500</w:t>
+            </w:r>
+          </w:p>
+        </w:tc>
+        <w:tc>
+          <w:tcPr>
+            <w:tcW w:w="1134" w:type="dxa"/>
             <w:tcBorders>
               <w:top w:val="nil"/>
               <w:left w:val="nil"/>
@@ -5461,12 +5303,13 @@
               <w:right w:w="-1" w:type="dxa"/>
             </w:tcMar>
             <w:vAlign w:val="center"/>
-          </w:tcPr>
-          <w:p>
-            <w:pPr>
-              <w:snapToGrid w:val="0"/>
-              <w:ind w:left="0" w:leftChars="0" w:right="0" w:rightChars="0" w:firstLine="0" w:firstLineChars="0"/>
-              <w:jc w:val="left"/>
+            <w:shd w:fill="F2F7FB" w:val="clear"/>
+          </w:tcPr>
+          <w:p>
+            <w:pPr>
+              <w:snapToGrid w:val="0"/>
+              <w:ind w:left="0" w:leftChars="0" w:right="0" w:rightChars="0" w:firstLine="0" w:firstLineChars="0"/>
+              <w:jc w:val="center"/>
               <w:rPr>
                 <w:rFonts w:hint="default" w:ascii="Times New Roman" w:hAnsi="Times New Roman" w:cs="Times New Roman"/>
                 <w:sz w:val="24"/>
@@ -5476,221 +5319,10 @@
             <w:r>
               <w:rPr>
                 <w:rFonts w:hint="eastAsia" w:ascii="Times New Roman" w:hAnsi="Times New Roman" w:eastAsia="Times New Roman" w:cs="Times New Roman"/>
-                <w:sz w:val="24"/>
-                <w:szCs w:val="24"/>
-              </w:rPr>
-              <w:t>500</w:t>
-            </w:r>
-          </w:p>
-        </w:tc>
-        <w:tc>
-          <w:tcPr>
-            <w:tcW w:w="1108" w:type="dxa"/>
-            <w:tcBorders>
-              <w:top w:val="nil"/>
-              <w:left w:val="nil"/>
-              <w:bottom w:val="nil"/>
-              <w:right w:val="nil"/>
-            </w:tcBorders>
-            <w:noWrap w:val="0"/>
-            <w:tcMar>
-              <w:top w:w="-1" w:type="dxa"/>
-              <w:left w:w="-1" w:type="dxa"/>
-              <w:bottom w:w="-1" w:type="dxa"/>
-              <w:right w:w="-1" w:type="dxa"/>
-            </w:tcMar>
-            <w:vAlign w:val="center"/>
-          </w:tcPr>
-          <w:p>
-            <w:pPr>
-              <w:snapToGrid w:val="0"/>
-              <w:ind w:left="0" w:leftChars="0" w:right="0" w:rightChars="0" w:firstLine="0" w:firstLineChars="0"/>
-              <w:jc w:val="left"/>
-              <w:rPr>
-                <w:rFonts w:hint="default" w:ascii="Times New Roman" w:hAnsi="Times New Roman" w:cs="Times New Roman"/>
-                <w:sz w:val="24"/>
-                <w:szCs w:val="24"/>
-              </w:rPr>
-            </w:pPr>
-            <w:r>
-              <w:rPr>
-                <w:rFonts w:hint="eastAsia" w:ascii="Times New Roman" w:hAnsi="Times New Roman" w:eastAsia="Times New Roman" w:cs="Times New Roman"/>
-                <w:sz w:val="24"/>
+                <w:sz w:val="18"/>
                 <w:szCs w:val="24"/>
               </w:rPr>
               <w:t>mD</w:t>
-            </w:r>
-          </w:p>
-        </w:tc>
-      </w:tr>
-      <w:tr>
-        <w:tblPrEx>
-          <w:tblBorders>
-            <w:top w:val="none" w:color="000000" w:sz="4" w:space="0"/>
-            <w:left w:val="none" w:color="000000" w:sz="4" w:space="0"/>
-            <w:bottom w:val="none" w:color="000000" w:sz="4" w:space="0"/>
-            <w:right w:val="none" w:color="000000" w:sz="4" w:space="0"/>
-            <w:insideH w:val="none" w:color="000000" w:sz="4" w:space="0"/>
-            <w:insideV w:val="none" w:color="000000" w:sz="4" w:space="0"/>
-          </w:tblBorders>
-        </w:tblPrEx>
-        <w:trPr>
-          <w:trHeight w:val="0" w:hRule="atLeast"/>
-          <w:jc w:val="center"/>
-        </w:trPr>
-        <w:tc>
-          <w:tcPr>
-            <w:tcW w:w="4431" w:type="dxa"/>
-            <w:tcBorders>
-              <w:top w:val="nil"/>
-              <w:left w:val="nil"/>
-              <w:bottom w:val="nil"/>
-              <w:right w:val="nil"/>
-            </w:tcBorders>
-            <w:noWrap w:val="0"/>
-            <w:tcMar>
-              <w:top w:w="-1" w:type="dxa"/>
-              <w:left w:w="-1" w:type="dxa"/>
-              <w:bottom w:w="-1" w:type="dxa"/>
-              <w:right w:w="-1" w:type="dxa"/>
-            </w:tcMar>
-            <w:vAlign w:val="center"/>
-          </w:tcPr>
-          <w:p>
-            <w:pPr>
-              <w:snapToGrid w:val="0"/>
-              <w:ind w:left="0" w:leftChars="0" w:right="0" w:rightChars="0" w:firstLine="0" w:firstLineChars="0"/>
-              <w:jc w:val="center"/>
-              <w:rPr>
-                <w:rFonts w:hint="default" w:ascii="Times New Roman" w:hAnsi="Times New Roman" w:cs="Times New Roman"/>
-                <w:sz w:val="24"/>
-                <w:szCs w:val="24"/>
-              </w:rPr>
-            </w:pPr>
-            <w:r>
-              <w:rPr>
-                <w:rFonts w:hint="eastAsia" w:ascii="Times New Roman" w:hAnsi="Times New Roman" w:eastAsia="Times New Roman" w:cs="Times New Roman"/>
-                <w:sz w:val="24"/>
-                <w:szCs w:val="24"/>
-              </w:rPr>
-              <w:t>Fracture porosity</w:t>
-            </w:r>
-          </w:p>
-        </w:tc>
-        <w:tc>
-          <w:tcPr>
-            <w:tcW w:w="1243" w:type="dxa"/>
-            <w:tcBorders>
-              <w:top w:val="nil"/>
-              <w:left w:val="nil"/>
-              <w:bottom w:val="nil"/>
-              <w:right w:val="nil"/>
-            </w:tcBorders>
-            <w:noWrap w:val="0"/>
-            <w:tcMar>
-              <w:top w:w="-1" w:type="dxa"/>
-              <w:left w:w="-1" w:type="dxa"/>
-              <w:bottom w:w="-1" w:type="dxa"/>
-              <w:right w:w="-1" w:type="dxa"/>
-            </w:tcMar>
-            <w:vAlign w:val="center"/>
-          </w:tcPr>
-          <w:p>
-            <w:pPr>
-              <w:snapToGrid w:val="0"/>
-              <w:ind w:left="0" w:leftChars="0" w:right="0" w:rightChars="0" w:firstLine="0" w:firstLineChars="0"/>
-              <w:jc w:val="left"/>
-              <w:rPr>
-                <w:rFonts w:hint="default" w:ascii="Times New Roman" w:hAnsi="Times New Roman" w:cs="Times New Roman"/>
-                <w:sz w:val="24"/>
-                <w:szCs w:val="24"/>
-              </w:rPr>
-            </w:pPr>
-            <w:r>
-              <w:rPr>
-                <w:rFonts w:hint="eastAsia" w:ascii="Times New Roman" w:hAnsi="Times New Roman" w:eastAsia="Times New Roman" w:cs="Times New Roman"/>
-                <w:sz w:val="24"/>
-                <w:szCs w:val="24"/>
-              </w:rPr>
-              <w:t>φ_f</w:t>
-            </w:r>
-          </w:p>
-        </w:tc>
-        <w:tc>
-          <w:tcPr>
-            <w:tcW w:w="1740" w:type="dxa"/>
-            <w:tcBorders>
-              <w:top w:val="nil"/>
-              <w:left w:val="nil"/>
-              <w:bottom w:val="nil"/>
-              <w:right w:val="nil"/>
-            </w:tcBorders>
-            <w:noWrap w:val="0"/>
-            <w:tcMar>
-              <w:top w:w="-1" w:type="dxa"/>
-              <w:left w:w="-1" w:type="dxa"/>
-              <w:bottom w:w="-1" w:type="dxa"/>
-              <w:right w:w="-1" w:type="dxa"/>
-            </w:tcMar>
-            <w:vAlign w:val="center"/>
-          </w:tcPr>
-          <w:p>
-            <w:pPr>
-              <w:snapToGrid w:val="0"/>
-              <w:ind w:left="0" w:leftChars="0" w:right="0" w:rightChars="0" w:firstLine="0" w:firstLineChars="0"/>
-              <w:jc w:val="left"/>
-              <w:rPr>
-                <w:rFonts w:hint="default" w:ascii="Times New Roman" w:hAnsi="Times New Roman" w:cs="Times New Roman"/>
-                <w:sz w:val="24"/>
-                <w:szCs w:val="24"/>
-              </w:rPr>
-            </w:pPr>
-            <w:r>
-              <w:rPr>
-                <w:rFonts w:hint="eastAsia" w:ascii="Times New Roman" w:hAnsi="Times New Roman" w:eastAsia="Times New Roman" w:cs="Times New Roman"/>
-                <w:sz w:val="24"/>
-                <w:szCs w:val="24"/>
-              </w:rPr>
-              <w:t>0.35</w:t>
-            </w:r>
-          </w:p>
-        </w:tc>
-        <w:tc>
-          <w:tcPr>
-            <w:tcW w:w="1108" w:type="dxa"/>
-            <w:tcBorders>
-              <w:top w:val="nil"/>
-              <w:left w:val="nil"/>
-              <w:bottom w:val="nil"/>
-              <w:right w:val="nil"/>
-            </w:tcBorders>
-            <w:noWrap w:val="0"/>
-            <w:tcMar>
-              <w:top w:w="-1" w:type="dxa"/>
-              <w:left w:w="-1" w:type="dxa"/>
-              <w:bottom w:w="-1" w:type="dxa"/>
-              <w:right w:w="-1" w:type="dxa"/>
-            </w:tcMar>
-            <w:vAlign w:val="center"/>
-          </w:tcPr>
-          <w:p>
-            <w:pPr>
-              <w:snapToGrid w:val="0"/>
-              <w:ind w:left="0" w:leftChars="0" w:right="0" w:rightChars="0" w:firstLine="0" w:firstLineChars="0"/>
-              <w:jc w:val="left"/>
-              <w:rPr>
-                <w:rFonts w:hint="default" w:ascii="Times New Roman" w:hAnsi="Times New Roman" w:cs="Times New Roman"/>
-                <w:sz w:val="24"/>
-                <w:szCs w:val="24"/>
-              </w:rPr>
-            </w:pPr>
-            <w:r>
-              <w:rPr>
-                <w:rFonts w:hint="eastAsia" w:ascii="Times New Roman" w:hAnsi="Times New Roman" w:eastAsia="Times New Roman" w:cs="Times New Roman"/>
-                <w:sz w:val="24"/>
-                <w:szCs w:val="24"/>
-              </w:rPr>
-              <w:t>—</w:t>
             </w:r>
           </w:p>
         </w:tc>
@@ -5718,7 +5350,7 @@
         </w:trPr>
         <w:tc>
           <w:tcPr>
-            <w:tcW w:w="4431" w:type="dxa"/>
+            <w:tcW w:w="3118" w:type="dxa"/>
             <w:tcBorders>
               <w:top w:val="nil"/>
               <w:left w:val="nil"/>
@@ -5733,6 +5365,47 @@
               <w:right w:w="-1" w:type="dxa"/>
             </w:tcMar>
             <w:vAlign w:val="center"/>
+            <w:shd w:fill="FFFFFF" w:val="clear"/>
+          </w:tcPr>
+          <w:p>
+            <w:pPr>
+              <w:snapToGrid w:val="0"/>
+              <w:ind w:left="0" w:leftChars="0" w:right="0" w:rightChars="0" w:firstLine="0" w:firstLineChars="0"/>
+              <w:jc w:val="left"/>
+              <w:rPr>
+                <w:rFonts w:hint="default" w:ascii="Times New Roman" w:hAnsi="Times New Roman" w:cs="Times New Roman"/>
+                <w:sz w:val="24"/>
+                <w:szCs w:val="24"/>
+              </w:rPr>
+            </w:pPr>
+            <w:r>
+              <w:rPr>
+                <w:rFonts w:hint="eastAsia" w:ascii="Times New Roman" w:hAnsi="Times New Roman" w:eastAsia="Times New Roman" w:cs="Times New Roman"/>
+                <w:sz w:val="18"/>
+                <w:szCs w:val="24"/>
+              </w:rPr>
+              <w:t>Fracture porosity</w:t>
+            </w:r>
+          </w:p>
+        </w:tc>
+        <w:tc>
+          <w:tcPr>
+            <w:tcW w:w="1134" w:type="dxa"/>
+            <w:tcBorders>
+              <w:top w:val="nil"/>
+              <w:left w:val="nil"/>
+              <w:bottom w:val="nil"/>
+              <w:right w:val="nil"/>
+            </w:tcBorders>
+            <w:noWrap w:val="0"/>
+            <w:tcMar>
+              <w:top w:w="-1" w:type="dxa"/>
+              <w:left w:w="-1" w:type="dxa"/>
+              <w:bottom w:w="-1" w:type="dxa"/>
+              <w:right w:w="-1" w:type="dxa"/>
+            </w:tcMar>
+            <w:vAlign w:val="center"/>
+            <w:shd w:fill="FFFFFF" w:val="clear"/>
           </w:tcPr>
           <w:p>
             <w:pPr>
@@ -5748,16 +5421,16 @@
             <w:r>
               <w:rPr>
                 <w:rFonts w:hint="eastAsia" w:ascii="Times New Roman" w:hAnsi="Times New Roman" w:eastAsia="Times New Roman" w:cs="Times New Roman"/>
-                <w:sz w:val="24"/>
-                <w:szCs w:val="24"/>
-              </w:rPr>
-              <w:t>Number of fracture stages</w:t>
-            </w:r>
-          </w:p>
-        </w:tc>
-        <w:tc>
-          <w:tcPr>
-            <w:tcW w:w="1243" w:type="dxa"/>
+                <w:sz w:val="18"/>
+                <w:szCs w:val="24"/>
+              </w:rPr>
+              <w:t>φ_f</w:t>
+            </w:r>
+          </w:p>
+        </w:tc>
+        <w:tc>
+          <w:tcPr>
+            <w:tcW w:w="1701" w:type="dxa"/>
             <w:tcBorders>
               <w:top w:val="nil"/>
               <w:left w:val="nil"/>
@@ -5772,12 +5445,13 @@
               <w:right w:w="-1" w:type="dxa"/>
             </w:tcMar>
             <w:vAlign w:val="center"/>
-          </w:tcPr>
-          <w:p>
-            <w:pPr>
-              <w:snapToGrid w:val="0"/>
-              <w:ind w:left="0" w:leftChars="0" w:right="0" w:rightChars="0" w:firstLine="0" w:firstLineChars="0"/>
-              <w:jc w:val="left"/>
+            <w:shd w:fill="FFFFFF" w:val="clear"/>
+          </w:tcPr>
+          <w:p>
+            <w:pPr>
+              <w:snapToGrid w:val="0"/>
+              <w:ind w:left="0" w:leftChars="0" w:right="0" w:rightChars="0" w:firstLine="0" w:firstLineChars="0"/>
+              <w:jc w:val="center"/>
               <w:rPr>
                 <w:rFonts w:hint="default" w:ascii="Times New Roman" w:hAnsi="Times New Roman" w:cs="Times New Roman"/>
                 <w:sz w:val="24"/>
@@ -5787,16 +5461,16 @@
             <w:r>
               <w:rPr>
                 <w:rFonts w:hint="eastAsia" w:ascii="Times New Roman" w:hAnsi="Times New Roman" w:eastAsia="Times New Roman" w:cs="Times New Roman"/>
-                <w:sz w:val="24"/>
-                <w:szCs w:val="24"/>
-              </w:rPr>
-              <w:t>N_f</w:t>
-            </w:r>
-          </w:p>
-        </w:tc>
-        <w:tc>
-          <w:tcPr>
-            <w:tcW w:w="1740" w:type="dxa"/>
+                <w:sz w:val="18"/>
+                <w:szCs w:val="24"/>
+              </w:rPr>
+              <w:t>0.35</w:t>
+            </w:r>
+          </w:p>
+        </w:tc>
+        <w:tc>
+          <w:tcPr>
+            <w:tcW w:w="1134" w:type="dxa"/>
             <w:tcBorders>
               <w:top w:val="nil"/>
               <w:left w:val="nil"/>
@@ -5811,12 +5485,13 @@
               <w:right w:w="-1" w:type="dxa"/>
             </w:tcMar>
             <w:vAlign w:val="center"/>
-          </w:tcPr>
-          <w:p>
-            <w:pPr>
-              <w:snapToGrid w:val="0"/>
-              <w:ind w:left="0" w:leftChars="0" w:right="0" w:rightChars="0" w:firstLine="0" w:firstLineChars="0"/>
-              <w:jc w:val="left"/>
+            <w:shd w:fill="FFFFFF" w:val="clear"/>
+          </w:tcPr>
+          <w:p>
+            <w:pPr>
+              <w:snapToGrid w:val="0"/>
+              <w:ind w:left="0" w:leftChars="0" w:right="0" w:rightChars="0" w:firstLine="0" w:firstLineChars="0"/>
+              <w:jc w:val="center"/>
               <w:rPr>
                 <w:rFonts w:hint="default" w:ascii="Times New Roman" w:hAnsi="Times New Roman" w:cs="Times New Roman"/>
                 <w:sz w:val="24"/>
@@ -5826,46 +5501,7 @@
             <w:r>
               <w:rPr>
                 <w:rFonts w:hint="eastAsia" w:ascii="Times New Roman" w:hAnsi="Times New Roman" w:eastAsia="Times New Roman" w:cs="Times New Roman"/>
-                <w:sz w:val="24"/>
-                <w:szCs w:val="24"/>
-              </w:rPr>
-              <w:t>3</w:t>
-            </w:r>
-          </w:p>
-        </w:tc>
-        <w:tc>
-          <w:tcPr>
-            <w:tcW w:w="1108" w:type="dxa"/>
-            <w:tcBorders>
-              <w:top w:val="nil"/>
-              <w:left w:val="nil"/>
-              <w:bottom w:val="nil"/>
-              <w:right w:val="nil"/>
-            </w:tcBorders>
-            <w:noWrap w:val="0"/>
-            <w:tcMar>
-              <w:top w:w="-1" w:type="dxa"/>
-              <w:left w:w="-1" w:type="dxa"/>
-              <w:bottom w:w="-1" w:type="dxa"/>
-              <w:right w:w="-1" w:type="dxa"/>
-            </w:tcMar>
-            <w:vAlign w:val="center"/>
-          </w:tcPr>
-          <w:p>
-            <w:pPr>
-              <w:snapToGrid w:val="0"/>
-              <w:ind w:left="0" w:leftChars="0" w:right="0" w:rightChars="0" w:firstLine="0" w:firstLineChars="0"/>
-              <w:jc w:val="left"/>
-              <w:rPr>
-                <w:rFonts w:hint="default" w:ascii="Times New Roman" w:hAnsi="Times New Roman" w:cs="Times New Roman"/>
-                <w:sz w:val="24"/>
-                <w:szCs w:val="24"/>
-              </w:rPr>
-            </w:pPr>
-            <w:r>
-              <w:rPr>
-                <w:rFonts w:hint="eastAsia" w:ascii="Times New Roman" w:hAnsi="Times New Roman" w:eastAsia="Times New Roman" w:cs="Times New Roman"/>
-                <w:sz w:val="24"/>
+                <w:sz w:val="18"/>
                 <w:szCs w:val="24"/>
               </w:rPr>
               <w:t>—</w:t>
@@ -5896,7 +5532,7 @@
         </w:trPr>
         <w:tc>
           <w:tcPr>
-            <w:tcW w:w="4431" w:type="dxa"/>
+            <w:tcW w:w="3118" w:type="dxa"/>
             <w:tcBorders>
               <w:top w:val="nil"/>
               <w:left w:val="nil"/>
@@ -5911,6 +5547,47 @@
               <w:right w:w="-1" w:type="dxa"/>
             </w:tcMar>
             <w:vAlign w:val="center"/>
+            <w:shd w:fill="F2F7FB" w:val="clear"/>
+          </w:tcPr>
+          <w:p>
+            <w:pPr>
+              <w:snapToGrid w:val="0"/>
+              <w:ind w:left="0" w:leftChars="0" w:right="0" w:rightChars="0" w:firstLine="0" w:firstLineChars="0"/>
+              <w:jc w:val="left"/>
+              <w:rPr>
+                <w:rFonts w:hint="default" w:ascii="Times New Roman" w:hAnsi="Times New Roman" w:cs="Times New Roman"/>
+                <w:sz w:val="24"/>
+                <w:szCs w:val="24"/>
+              </w:rPr>
+            </w:pPr>
+            <w:r>
+              <w:rPr>
+                <w:rFonts w:hint="eastAsia" w:ascii="Times New Roman" w:hAnsi="Times New Roman" w:eastAsia="Times New Roman" w:cs="Times New Roman"/>
+                <w:sz w:val="18"/>
+                <w:szCs w:val="24"/>
+              </w:rPr>
+              <w:t>Number of fracture stages</w:t>
+            </w:r>
+          </w:p>
+        </w:tc>
+        <w:tc>
+          <w:tcPr>
+            <w:tcW w:w="1134" w:type="dxa"/>
+            <w:tcBorders>
+              <w:top w:val="nil"/>
+              <w:left w:val="nil"/>
+              <w:bottom w:val="nil"/>
+              <w:right w:val="nil"/>
+            </w:tcBorders>
+            <w:noWrap w:val="0"/>
+            <w:tcMar>
+              <w:top w:w="-1" w:type="dxa"/>
+              <w:left w:w="-1" w:type="dxa"/>
+              <w:bottom w:w="-1" w:type="dxa"/>
+              <w:right w:w="-1" w:type="dxa"/>
+            </w:tcMar>
+            <w:vAlign w:val="center"/>
+            <w:shd w:fill="F2F7FB" w:val="clear"/>
           </w:tcPr>
           <w:p>
             <w:pPr>
@@ -5926,16 +5603,16 @@
             <w:r>
               <w:rPr>
                 <w:rFonts w:hint="eastAsia" w:ascii="Times New Roman" w:hAnsi="Times New Roman" w:eastAsia="Times New Roman" w:cs="Times New Roman"/>
-                <w:sz w:val="24"/>
-                <w:szCs w:val="24"/>
-              </w:rPr>
-              <w:t>Fracture half-length</w:t>
-            </w:r>
-          </w:p>
-        </w:tc>
-        <w:tc>
-          <w:tcPr>
-            <w:tcW w:w="1243" w:type="dxa"/>
+                <w:sz w:val="18"/>
+                <w:szCs w:val="24"/>
+              </w:rPr>
+              <w:t>N_f</w:t>
+            </w:r>
+          </w:p>
+        </w:tc>
+        <w:tc>
+          <w:tcPr>
+            <w:tcW w:w="1701" w:type="dxa"/>
             <w:tcBorders>
               <w:top w:val="nil"/>
               <w:left w:val="nil"/>
@@ -5950,12 +5627,13 @@
               <w:right w:w="-1" w:type="dxa"/>
             </w:tcMar>
             <w:vAlign w:val="center"/>
-          </w:tcPr>
-          <w:p>
-            <w:pPr>
-              <w:snapToGrid w:val="0"/>
-              <w:ind w:left="0" w:leftChars="0" w:right="0" w:rightChars="0" w:firstLine="0" w:firstLineChars="0"/>
-              <w:jc w:val="left"/>
+            <w:shd w:fill="F2F7FB" w:val="clear"/>
+          </w:tcPr>
+          <w:p>
+            <w:pPr>
+              <w:snapToGrid w:val="0"/>
+              <w:ind w:left="0" w:leftChars="0" w:right="0" w:rightChars="0" w:firstLine="0" w:firstLineChars="0"/>
+              <w:jc w:val="center"/>
               <w:rPr>
                 <w:rFonts w:hint="default" w:ascii="Times New Roman" w:hAnsi="Times New Roman" w:cs="Times New Roman"/>
                 <w:sz w:val="24"/>
@@ -5965,16 +5643,16 @@
             <w:r>
               <w:rPr>
                 <w:rFonts w:hint="eastAsia" w:ascii="Times New Roman" w:hAnsi="Times New Roman" w:eastAsia="Times New Roman" w:cs="Times New Roman"/>
-                <w:sz w:val="24"/>
-                <w:szCs w:val="24"/>
-              </w:rPr>
-              <w:t>x_f</w:t>
-            </w:r>
-          </w:p>
-        </w:tc>
-        <w:tc>
-          <w:tcPr>
-            <w:tcW w:w="1740" w:type="dxa"/>
+                <w:sz w:val="18"/>
+                <w:szCs w:val="24"/>
+              </w:rPr>
+              <w:t>3</w:t>
+            </w:r>
+          </w:p>
+        </w:tc>
+        <w:tc>
+          <w:tcPr>
+            <w:tcW w:w="1134" w:type="dxa"/>
             <w:tcBorders>
               <w:top w:val="nil"/>
               <w:left w:val="nil"/>
@@ -5989,12 +5667,13 @@
               <w:right w:w="-1" w:type="dxa"/>
             </w:tcMar>
             <w:vAlign w:val="center"/>
-          </w:tcPr>
-          <w:p>
-            <w:pPr>
-              <w:snapToGrid w:val="0"/>
-              <w:ind w:left="0" w:leftChars="0" w:right="0" w:rightChars="0" w:firstLine="0" w:firstLineChars="0"/>
-              <w:jc w:val="left"/>
+            <w:shd w:fill="F2F7FB" w:val="clear"/>
+          </w:tcPr>
+          <w:p>
+            <w:pPr>
+              <w:snapToGrid w:val="0"/>
+              <w:ind w:left="0" w:leftChars="0" w:right="0" w:rightChars="0" w:firstLine="0" w:firstLineChars="0"/>
+              <w:jc w:val="center"/>
               <w:rPr>
                 <w:rFonts w:hint="default" w:ascii="Times New Roman" w:hAnsi="Times New Roman" w:cs="Times New Roman"/>
                 <w:sz w:val="24"/>
@@ -6004,49 +5683,10 @@
             <w:r>
               <w:rPr>
                 <w:rFonts w:hint="eastAsia" w:ascii="Times New Roman" w:hAnsi="Times New Roman" w:eastAsia="Times New Roman" w:cs="Times New Roman"/>
-                <w:sz w:val="24"/>
-                <w:szCs w:val="24"/>
-              </w:rPr>
-              <w:t>60</w:t>
-            </w:r>
-          </w:p>
-        </w:tc>
-        <w:tc>
-          <w:tcPr>
-            <w:tcW w:w="1108" w:type="dxa"/>
-            <w:tcBorders>
-              <w:top w:val="nil"/>
-              <w:left w:val="nil"/>
-              <w:bottom w:val="nil"/>
-              <w:right w:val="nil"/>
-            </w:tcBorders>
-            <w:noWrap w:val="0"/>
-            <w:tcMar>
-              <w:top w:w="-1" w:type="dxa"/>
-              <w:left w:w="-1" w:type="dxa"/>
-              <w:bottom w:w="-1" w:type="dxa"/>
-              <w:right w:w="-1" w:type="dxa"/>
-            </w:tcMar>
-            <w:vAlign w:val="center"/>
-          </w:tcPr>
-          <w:p>
-            <w:pPr>
-              <w:snapToGrid w:val="0"/>
-              <w:ind w:left="0" w:leftChars="0" w:right="0" w:rightChars="0" w:firstLine="0" w:firstLineChars="0"/>
-              <w:jc w:val="left"/>
-              <w:rPr>
-                <w:rFonts w:hint="default" w:ascii="Times New Roman" w:hAnsi="Times New Roman" w:cs="Times New Roman"/>
-                <w:sz w:val="24"/>
-                <w:szCs w:val="24"/>
-              </w:rPr>
-            </w:pPr>
-            <w:r>
-              <w:rPr>
-                <w:rFonts w:hint="eastAsia" w:ascii="Times New Roman" w:hAnsi="Times New Roman" w:eastAsia="Times New Roman" w:cs="Times New Roman"/>
-                <w:sz w:val="24"/>
-                <w:szCs w:val="24"/>
-              </w:rPr>
-              <w:t>m</w:t>
+                <w:sz w:val="18"/>
+                <w:szCs w:val="24"/>
+              </w:rPr>
+              <w:t>—</w:t>
             </w:r>
           </w:p>
         </w:tc>
@@ -6074,7 +5714,7 @@
         </w:trPr>
         <w:tc>
           <w:tcPr>
-            <w:tcW w:w="4431" w:type="dxa"/>
+            <w:tcW w:w="3118" w:type="dxa"/>
             <w:tcBorders>
               <w:top w:val="nil"/>
               <w:left w:val="nil"/>
@@ -6089,6 +5729,47 @@
               <w:right w:w="-1" w:type="dxa"/>
             </w:tcMar>
             <w:vAlign w:val="center"/>
+            <w:shd w:fill="FFFFFF" w:val="clear"/>
+          </w:tcPr>
+          <w:p>
+            <w:pPr>
+              <w:snapToGrid w:val="0"/>
+              <w:ind w:left="0" w:leftChars="0" w:right="0" w:rightChars="0" w:firstLine="0" w:firstLineChars="0"/>
+              <w:jc w:val="left"/>
+              <w:rPr>
+                <w:rFonts w:hint="default" w:ascii="Times New Roman" w:hAnsi="Times New Roman" w:cs="Times New Roman"/>
+                <w:sz w:val="24"/>
+                <w:szCs w:val="24"/>
+              </w:rPr>
+            </w:pPr>
+            <w:r>
+              <w:rPr>
+                <w:rFonts w:hint="eastAsia" w:ascii="Times New Roman" w:hAnsi="Times New Roman" w:eastAsia="Times New Roman" w:cs="Times New Roman"/>
+                <w:sz w:val="18"/>
+                <w:szCs w:val="24"/>
+              </w:rPr>
+              <w:t>Fracture half-length</w:t>
+            </w:r>
+          </w:p>
+        </w:tc>
+        <w:tc>
+          <w:tcPr>
+            <w:tcW w:w="1134" w:type="dxa"/>
+            <w:tcBorders>
+              <w:top w:val="nil"/>
+              <w:left w:val="nil"/>
+              <w:bottom w:val="nil"/>
+              <w:right w:val="nil"/>
+            </w:tcBorders>
+            <w:noWrap w:val="0"/>
+            <w:tcMar>
+              <w:top w:w="-1" w:type="dxa"/>
+              <w:left w:w="-1" w:type="dxa"/>
+              <w:bottom w:w="-1" w:type="dxa"/>
+              <w:right w:w="-1" w:type="dxa"/>
+            </w:tcMar>
+            <w:vAlign w:val="center"/>
+            <w:shd w:fill="FFFFFF" w:val="clear"/>
           </w:tcPr>
           <w:p>
             <w:pPr>
@@ -6104,16 +5785,16 @@
             <w:r>
               <w:rPr>
                 <w:rFonts w:hint="eastAsia" w:ascii="Times New Roman" w:hAnsi="Times New Roman" w:eastAsia="Times New Roman" w:cs="Times New Roman"/>
-                <w:sz w:val="24"/>
-                <w:szCs w:val="24"/>
-              </w:rPr>
-              <w:t>Fracture spacing</w:t>
-            </w:r>
-          </w:p>
-        </w:tc>
-        <w:tc>
-          <w:tcPr>
-            <w:tcW w:w="1243" w:type="dxa"/>
+                <w:sz w:val="18"/>
+                <w:szCs w:val="24"/>
+              </w:rPr>
+              <w:t>x_f</w:t>
+            </w:r>
+          </w:p>
+        </w:tc>
+        <w:tc>
+          <w:tcPr>
+            <w:tcW w:w="1701" w:type="dxa"/>
             <w:tcBorders>
               <w:top w:val="nil"/>
               <w:left w:val="nil"/>
@@ -6128,12 +5809,13 @@
               <w:right w:w="-1" w:type="dxa"/>
             </w:tcMar>
             <w:vAlign w:val="center"/>
-          </w:tcPr>
-          <w:p>
-            <w:pPr>
-              <w:snapToGrid w:val="0"/>
-              <w:ind w:left="0" w:leftChars="0" w:right="0" w:rightChars="0" w:firstLine="0" w:firstLineChars="0"/>
-              <w:jc w:val="left"/>
+            <w:shd w:fill="FFFFFF" w:val="clear"/>
+          </w:tcPr>
+          <w:p>
+            <w:pPr>
+              <w:snapToGrid w:val="0"/>
+              <w:ind w:left="0" w:leftChars="0" w:right="0" w:rightChars="0" w:firstLine="0" w:firstLineChars="0"/>
+              <w:jc w:val="center"/>
               <w:rPr>
                 <w:rFonts w:hint="default" w:ascii="Times New Roman" w:hAnsi="Times New Roman" w:cs="Times New Roman"/>
                 <w:sz w:val="24"/>
@@ -6143,16 +5825,16 @@
             <w:r>
               <w:rPr>
                 <w:rFonts w:hint="eastAsia" w:ascii="Times New Roman" w:hAnsi="Times New Roman" w:eastAsia="Times New Roman" w:cs="Times New Roman"/>
-                <w:sz w:val="24"/>
-                <w:szCs w:val="24"/>
-              </w:rPr>
-              <w:t>d_f</w:t>
-            </w:r>
-          </w:p>
-        </w:tc>
-        <w:tc>
-          <w:tcPr>
-            <w:tcW w:w="1740" w:type="dxa"/>
+                <w:sz w:val="18"/>
+                <w:szCs w:val="24"/>
+              </w:rPr>
+              <w:t>60</w:t>
+            </w:r>
+          </w:p>
+        </w:tc>
+        <w:tc>
+          <w:tcPr>
+            <w:tcW w:w="1134" w:type="dxa"/>
             <w:tcBorders>
               <w:top w:val="nil"/>
               <w:left w:val="nil"/>
@@ -6167,12 +5849,13 @@
               <w:right w:w="-1" w:type="dxa"/>
             </w:tcMar>
             <w:vAlign w:val="center"/>
-          </w:tcPr>
-          <w:p>
-            <w:pPr>
-              <w:snapToGrid w:val="0"/>
-              <w:ind w:left="0" w:leftChars="0" w:right="0" w:rightChars="0" w:firstLine="0" w:firstLineChars="0"/>
-              <w:jc w:val="left"/>
+            <w:shd w:fill="FFFFFF" w:val="clear"/>
+          </w:tcPr>
+          <w:p>
+            <w:pPr>
+              <w:snapToGrid w:val="0"/>
+              <w:ind w:left="0" w:leftChars="0" w:right="0" w:rightChars="0" w:firstLine="0" w:firstLineChars="0"/>
+              <w:jc w:val="center"/>
               <w:rPr>
                 <w:rFonts w:hint="default" w:ascii="Times New Roman" w:hAnsi="Times New Roman" w:cs="Times New Roman"/>
                 <w:sz w:val="24"/>
@@ -6182,46 +5865,7 @@
             <w:r>
               <w:rPr>
                 <w:rFonts w:hint="eastAsia" w:ascii="Times New Roman" w:hAnsi="Times New Roman" w:eastAsia="Times New Roman" w:cs="Times New Roman"/>
-                <w:sz w:val="24"/>
-                <w:szCs w:val="24"/>
-              </w:rPr>
-              <w:t>150</w:t>
-            </w:r>
-          </w:p>
-        </w:tc>
-        <w:tc>
-          <w:tcPr>
-            <w:tcW w:w="1108" w:type="dxa"/>
-            <w:tcBorders>
-              <w:top w:val="nil"/>
-              <w:left w:val="nil"/>
-              <w:bottom w:val="nil"/>
-              <w:right w:val="nil"/>
-            </w:tcBorders>
-            <w:noWrap w:val="0"/>
-            <w:tcMar>
-              <w:top w:w="-1" w:type="dxa"/>
-              <w:left w:w="-1" w:type="dxa"/>
-              <w:bottom w:w="-1" w:type="dxa"/>
-              <w:right w:w="-1" w:type="dxa"/>
-            </w:tcMar>
-            <w:vAlign w:val="center"/>
-          </w:tcPr>
-          <w:p>
-            <w:pPr>
-              <w:snapToGrid w:val="0"/>
-              <w:ind w:left="0" w:leftChars="0" w:right="0" w:rightChars="0" w:firstLine="0" w:firstLineChars="0"/>
-              <w:jc w:val="left"/>
-              <w:rPr>
-                <w:rFonts w:hint="default" w:ascii="Times New Roman" w:hAnsi="Times New Roman" w:cs="Times New Roman"/>
-                <w:sz w:val="24"/>
-                <w:szCs w:val="24"/>
-              </w:rPr>
-            </w:pPr>
-            <w:r>
-              <w:rPr>
-                <w:rFonts w:hint="eastAsia" w:ascii="Times New Roman" w:hAnsi="Times New Roman" w:eastAsia="Times New Roman" w:cs="Times New Roman"/>
-                <w:sz w:val="24"/>
+                <w:sz w:val="18"/>
                 <w:szCs w:val="24"/>
               </w:rPr>
               <w:t>m</w:t>
@@ -6252,7 +5896,7 @@
         </w:trPr>
         <w:tc>
           <w:tcPr>
-            <w:tcW w:w="4431" w:type="dxa"/>
+            <w:tcW w:w="3118" w:type="dxa"/>
             <w:tcBorders>
               <w:top w:val="nil"/>
               <w:left w:val="nil"/>
@@ -6267,6 +5911,47 @@
               <w:right w:w="-1" w:type="dxa"/>
             </w:tcMar>
             <w:vAlign w:val="center"/>
+            <w:shd w:fill="F2F7FB" w:val="clear"/>
+          </w:tcPr>
+          <w:p>
+            <w:pPr>
+              <w:snapToGrid w:val="0"/>
+              <w:ind w:left="0" w:leftChars="0" w:right="0" w:rightChars="0" w:firstLine="0" w:firstLineChars="0"/>
+              <w:jc w:val="left"/>
+              <w:rPr>
+                <w:rFonts w:hint="default" w:ascii="Times New Roman" w:hAnsi="Times New Roman" w:cs="Times New Roman"/>
+                <w:sz w:val="24"/>
+                <w:szCs w:val="24"/>
+              </w:rPr>
+            </w:pPr>
+            <w:r>
+              <w:rPr>
+                <w:rFonts w:hint="eastAsia" w:ascii="Times New Roman" w:hAnsi="Times New Roman" w:eastAsia="Times New Roman" w:cs="Times New Roman"/>
+                <w:sz w:val="18"/>
+                <w:szCs w:val="24"/>
+              </w:rPr>
+              <w:t>Fracture spacing</w:t>
+            </w:r>
+          </w:p>
+        </w:tc>
+        <w:tc>
+          <w:tcPr>
+            <w:tcW w:w="1134" w:type="dxa"/>
+            <w:tcBorders>
+              <w:top w:val="nil"/>
+              <w:left w:val="nil"/>
+              <w:bottom w:val="nil"/>
+              <w:right w:val="nil"/>
+            </w:tcBorders>
+            <w:noWrap w:val="0"/>
+            <w:tcMar>
+              <w:top w:w="-1" w:type="dxa"/>
+              <w:left w:w="-1" w:type="dxa"/>
+              <w:bottom w:w="-1" w:type="dxa"/>
+              <w:right w:w="-1" w:type="dxa"/>
+            </w:tcMar>
+            <w:vAlign w:val="center"/>
+            <w:shd w:fill="F2F7FB" w:val="clear"/>
           </w:tcPr>
           <w:p>
             <w:pPr>
@@ -6282,16 +5967,16 @@
             <w:r>
               <w:rPr>
                 <w:rFonts w:hint="eastAsia" w:ascii="Times New Roman" w:hAnsi="Times New Roman" w:eastAsia="Times New Roman" w:cs="Times New Roman"/>
-                <w:sz w:val="24"/>
-                <w:szCs w:val="24"/>
-              </w:rPr>
-              <w:t>Fracture conductivity</w:t>
-            </w:r>
-          </w:p>
-        </w:tc>
-        <w:tc>
-          <w:tcPr>
-            <w:tcW w:w="1243" w:type="dxa"/>
+                <w:sz w:val="18"/>
+                <w:szCs w:val="24"/>
+              </w:rPr>
+              <w:t>d_f</w:t>
+            </w:r>
+          </w:p>
+        </w:tc>
+        <w:tc>
+          <w:tcPr>
+            <w:tcW w:w="1701" w:type="dxa"/>
             <w:tcBorders>
               <w:top w:val="nil"/>
               <w:left w:val="nil"/>
@@ -6306,12 +5991,13 @@
               <w:right w:w="-1" w:type="dxa"/>
             </w:tcMar>
             <w:vAlign w:val="center"/>
-          </w:tcPr>
-          <w:p>
-            <w:pPr>
-              <w:snapToGrid w:val="0"/>
-              <w:ind w:left="0" w:leftChars="0" w:right="0" w:rightChars="0" w:firstLine="0" w:firstLineChars="0"/>
-              <w:jc w:val="left"/>
+            <w:shd w:fill="F2F7FB" w:val="clear"/>
+          </w:tcPr>
+          <w:p>
+            <w:pPr>
+              <w:snapToGrid w:val="0"/>
+              <w:ind w:left="0" w:leftChars="0" w:right="0" w:rightChars="0" w:firstLine="0" w:firstLineChars="0"/>
+              <w:jc w:val="center"/>
               <w:rPr>
                 <w:rFonts w:hint="default" w:ascii="Times New Roman" w:hAnsi="Times New Roman" w:cs="Times New Roman"/>
                 <w:sz w:val="24"/>
@@ -6321,16 +6007,16 @@
             <w:r>
               <w:rPr>
                 <w:rFonts w:hint="eastAsia" w:ascii="Times New Roman" w:hAnsi="Times New Roman" w:eastAsia="Times New Roman" w:cs="Times New Roman"/>
-                <w:sz w:val="24"/>
-                <w:szCs w:val="24"/>
-              </w:rPr>
-              <w:t>F_CD</w:t>
-            </w:r>
-          </w:p>
-        </w:tc>
-        <w:tc>
-          <w:tcPr>
-            <w:tcW w:w="1740" w:type="dxa"/>
+                <w:sz w:val="18"/>
+                <w:szCs w:val="24"/>
+              </w:rPr>
+              <w:t>150</w:t>
+            </w:r>
+          </w:p>
+        </w:tc>
+        <w:tc>
+          <w:tcPr>
+            <w:tcW w:w="1134" w:type="dxa"/>
             <w:tcBorders>
               <w:top w:val="nil"/>
               <w:left w:val="nil"/>
@@ -6345,12 +6031,13 @@
               <w:right w:w="-1" w:type="dxa"/>
             </w:tcMar>
             <w:vAlign w:val="center"/>
-          </w:tcPr>
-          <w:p>
-            <w:pPr>
-              <w:snapToGrid w:val="0"/>
-              <w:ind w:left="0" w:leftChars="0" w:right="0" w:rightChars="0" w:firstLine="0" w:firstLineChars="0"/>
-              <w:jc w:val="left"/>
+            <w:shd w:fill="F2F7FB" w:val="clear"/>
+          </w:tcPr>
+          <w:p>
+            <w:pPr>
+              <w:snapToGrid w:val="0"/>
+              <w:ind w:left="0" w:leftChars="0" w:right="0" w:rightChars="0" w:firstLine="0" w:firstLineChars="0"/>
+              <w:jc w:val="center"/>
               <w:rPr>
                 <w:rFonts w:hint="default" w:ascii="Times New Roman" w:hAnsi="Times New Roman" w:cs="Times New Roman"/>
                 <w:sz w:val="24"/>
@@ -6360,49 +6047,10 @@
             <w:r>
               <w:rPr>
                 <w:rFonts w:hint="eastAsia" w:ascii="Times New Roman" w:hAnsi="Times New Roman" w:eastAsia="Times New Roman" w:cs="Times New Roman"/>
-                <w:sz w:val="24"/>
-                <w:szCs w:val="24"/>
-              </w:rPr>
-              <w:t>50</w:t>
-            </w:r>
-          </w:p>
-        </w:tc>
-        <w:tc>
-          <w:tcPr>
-            <w:tcW w:w="1108" w:type="dxa"/>
-            <w:tcBorders>
-              <w:top w:val="nil"/>
-              <w:left w:val="nil"/>
-              <w:bottom w:val="nil"/>
-              <w:right w:val="nil"/>
-            </w:tcBorders>
-            <w:noWrap w:val="0"/>
-            <w:tcMar>
-              <w:top w:w="-1" w:type="dxa"/>
-              <w:left w:w="-1" w:type="dxa"/>
-              <w:bottom w:w="-1" w:type="dxa"/>
-              <w:right w:w="-1" w:type="dxa"/>
-            </w:tcMar>
-            <w:vAlign w:val="center"/>
-          </w:tcPr>
-          <w:p>
-            <w:pPr>
-              <w:snapToGrid w:val="0"/>
-              <w:ind w:left="0" w:leftChars="0" w:right="0" w:rightChars="0" w:firstLine="0" w:firstLineChars="0"/>
-              <w:jc w:val="left"/>
-              <w:rPr>
-                <w:rFonts w:hint="default" w:ascii="Times New Roman" w:hAnsi="Times New Roman" w:cs="Times New Roman"/>
-                <w:sz w:val="24"/>
-                <w:szCs w:val="24"/>
-              </w:rPr>
-            </w:pPr>
-            <w:r>
-              <w:rPr>
-                <w:rFonts w:hint="eastAsia" w:ascii="Times New Roman" w:hAnsi="Times New Roman" w:eastAsia="Times New Roman" w:cs="Times New Roman"/>
-                <w:sz w:val="24"/>
-                <w:szCs w:val="24"/>
-              </w:rPr>
-              <w:t>—</w:t>
+                <w:sz w:val="18"/>
+                <w:szCs w:val="24"/>
+              </w:rPr>
+              <w:t>m</w:t>
             </w:r>
           </w:p>
         </w:tc>
@@ -6430,7 +6078,7 @@
         </w:trPr>
         <w:tc>
           <w:tcPr>
-            <w:tcW w:w="4431" w:type="dxa"/>
+            <w:tcW w:w="3118" w:type="dxa"/>
             <w:tcBorders>
               <w:top w:val="nil"/>
               <w:left w:val="nil"/>
@@ -6445,6 +6093,47 @@
               <w:right w:w="-1" w:type="dxa"/>
             </w:tcMar>
             <w:vAlign w:val="center"/>
+            <w:shd w:fill="FFFFFF" w:val="clear"/>
+          </w:tcPr>
+          <w:p>
+            <w:pPr>
+              <w:snapToGrid w:val="0"/>
+              <w:ind w:left="0" w:leftChars="0" w:right="0" w:rightChars="0" w:firstLine="0" w:firstLineChars="0"/>
+              <w:jc w:val="left"/>
+              <w:rPr>
+                <w:rFonts w:hint="default" w:ascii="Times New Roman" w:hAnsi="Times New Roman" w:cs="Times New Roman"/>
+                <w:sz w:val="24"/>
+                <w:szCs w:val="24"/>
+              </w:rPr>
+            </w:pPr>
+            <w:r>
+              <w:rPr>
+                <w:rFonts w:hint="eastAsia" w:ascii="Times New Roman" w:hAnsi="Times New Roman" w:eastAsia="Times New Roman" w:cs="Times New Roman"/>
+                <w:sz w:val="18"/>
+                <w:szCs w:val="24"/>
+              </w:rPr>
+              <w:t>Fracture conductivity</w:t>
+            </w:r>
+          </w:p>
+        </w:tc>
+        <w:tc>
+          <w:tcPr>
+            <w:tcW w:w="1134" w:type="dxa"/>
+            <w:tcBorders>
+              <w:top w:val="nil"/>
+              <w:left w:val="nil"/>
+              <w:bottom w:val="nil"/>
+              <w:right w:val="nil"/>
+            </w:tcBorders>
+            <w:noWrap w:val="0"/>
+            <w:tcMar>
+              <w:top w:w="-1" w:type="dxa"/>
+              <w:left w:w="-1" w:type="dxa"/>
+              <w:bottom w:w="-1" w:type="dxa"/>
+              <w:right w:w="-1" w:type="dxa"/>
+            </w:tcMar>
+            <w:vAlign w:val="center"/>
+            <w:shd w:fill="FFFFFF" w:val="clear"/>
           </w:tcPr>
           <w:p>
             <w:pPr>
@@ -6460,16 +6149,16 @@
             <w:r>
               <w:rPr>
                 <w:rFonts w:hint="eastAsia" w:ascii="Times New Roman" w:hAnsi="Times New Roman" w:eastAsia="Times New Roman" w:cs="Times New Roman"/>
-                <w:sz w:val="24"/>
-                <w:szCs w:val="24"/>
-              </w:rPr>
-              <w:t>Wellbore radius</w:t>
-            </w:r>
-          </w:p>
-        </w:tc>
-        <w:tc>
-          <w:tcPr>
-            <w:tcW w:w="1243" w:type="dxa"/>
+                <w:sz w:val="18"/>
+                <w:szCs w:val="24"/>
+              </w:rPr>
+              <w:t>F_CD</w:t>
+            </w:r>
+          </w:p>
+        </w:tc>
+        <w:tc>
+          <w:tcPr>
+            <w:tcW w:w="1701" w:type="dxa"/>
             <w:tcBorders>
               <w:top w:val="nil"/>
               <w:left w:val="nil"/>
@@ -6484,12 +6173,13 @@
               <w:right w:w="-1" w:type="dxa"/>
             </w:tcMar>
             <w:vAlign w:val="center"/>
-          </w:tcPr>
-          <w:p>
-            <w:pPr>
-              <w:snapToGrid w:val="0"/>
-              <w:ind w:left="0" w:leftChars="0" w:right="0" w:rightChars="0" w:firstLine="0" w:firstLineChars="0"/>
-              <w:jc w:val="left"/>
+            <w:shd w:fill="FFFFFF" w:val="clear"/>
+          </w:tcPr>
+          <w:p>
+            <w:pPr>
+              <w:snapToGrid w:val="0"/>
+              <w:ind w:left="0" w:leftChars="0" w:right="0" w:rightChars="0" w:firstLine="0" w:firstLineChars="0"/>
+              <w:jc w:val="center"/>
               <w:rPr>
                 <w:rFonts w:hint="default" w:ascii="Times New Roman" w:hAnsi="Times New Roman" w:cs="Times New Roman"/>
                 <w:sz w:val="24"/>
@@ -6499,16 +6189,16 @@
             <w:r>
               <w:rPr>
                 <w:rFonts w:hint="eastAsia" w:ascii="Times New Roman" w:hAnsi="Times New Roman" w:eastAsia="Times New Roman" w:cs="Times New Roman"/>
-                <w:sz w:val="24"/>
-                <w:szCs w:val="24"/>
-              </w:rPr>
-              <w:t>r_w</w:t>
-            </w:r>
-          </w:p>
-        </w:tc>
-        <w:tc>
-          <w:tcPr>
-            <w:tcW w:w="1740" w:type="dxa"/>
+                <w:sz w:val="18"/>
+                <w:szCs w:val="24"/>
+              </w:rPr>
+              <w:t>50</w:t>
+            </w:r>
+          </w:p>
+        </w:tc>
+        <w:tc>
+          <w:tcPr>
+            <w:tcW w:w="1134" w:type="dxa"/>
             <w:tcBorders>
               <w:top w:val="nil"/>
               <w:left w:val="nil"/>
@@ -6523,12 +6213,13 @@
               <w:right w:w="-1" w:type="dxa"/>
             </w:tcMar>
             <w:vAlign w:val="center"/>
-          </w:tcPr>
-          <w:p>
-            <w:pPr>
-              <w:snapToGrid w:val="0"/>
-              <w:ind w:left="0" w:leftChars="0" w:right="0" w:rightChars="0" w:firstLine="0" w:firstLineChars="0"/>
-              <w:jc w:val="left"/>
+            <w:shd w:fill="FFFFFF" w:val="clear"/>
+          </w:tcPr>
+          <w:p>
+            <w:pPr>
+              <w:snapToGrid w:val="0"/>
+              <w:ind w:left="0" w:leftChars="0" w:right="0" w:rightChars="0" w:firstLine="0" w:firstLineChars="0"/>
+              <w:jc w:val="center"/>
               <w:rPr>
                 <w:rFonts w:hint="default" w:ascii="Times New Roman" w:hAnsi="Times New Roman" w:cs="Times New Roman"/>
                 <w:sz w:val="24"/>
@@ -6538,49 +6229,10 @@
             <w:r>
               <w:rPr>
                 <w:rFonts w:hint="eastAsia" w:ascii="Times New Roman" w:hAnsi="Times New Roman" w:eastAsia="Times New Roman" w:cs="Times New Roman"/>
-                <w:sz w:val="24"/>
-                <w:szCs w:val="24"/>
-              </w:rPr>
-              <w:t>0.1</w:t>
-            </w:r>
-          </w:p>
-        </w:tc>
-        <w:tc>
-          <w:tcPr>
-            <w:tcW w:w="1108" w:type="dxa"/>
-            <w:tcBorders>
-              <w:top w:val="nil"/>
-              <w:left w:val="nil"/>
-              <w:bottom w:val="nil"/>
-              <w:right w:val="nil"/>
-            </w:tcBorders>
-            <w:noWrap w:val="0"/>
-            <w:tcMar>
-              <w:top w:w="-1" w:type="dxa"/>
-              <w:left w:w="-1" w:type="dxa"/>
-              <w:bottom w:w="-1" w:type="dxa"/>
-              <w:right w:w="-1" w:type="dxa"/>
-            </w:tcMar>
-            <w:vAlign w:val="center"/>
-          </w:tcPr>
-          <w:p>
-            <w:pPr>
-              <w:snapToGrid w:val="0"/>
-              <w:ind w:left="0" w:leftChars="0" w:right="0" w:rightChars="0" w:firstLine="0" w:firstLineChars="0"/>
-              <w:jc w:val="left"/>
-              <w:rPr>
-                <w:rFonts w:hint="default" w:ascii="Times New Roman" w:hAnsi="Times New Roman" w:cs="Times New Roman"/>
-                <w:sz w:val="24"/>
-                <w:szCs w:val="24"/>
-              </w:rPr>
-            </w:pPr>
-            <w:r>
-              <w:rPr>
-                <w:rFonts w:hint="eastAsia" w:ascii="Times New Roman" w:hAnsi="Times New Roman" w:eastAsia="Times New Roman" w:cs="Times New Roman"/>
-                <w:sz w:val="24"/>
-                <w:szCs w:val="24"/>
-              </w:rPr>
-              <w:t>m</w:t>
+                <w:sz w:val="18"/>
+                <w:szCs w:val="24"/>
+              </w:rPr>
+              <w:t>—</w:t>
             </w:r>
           </w:p>
         </w:tc>
@@ -6608,7 +6260,7 @@
         </w:trPr>
         <w:tc>
           <w:tcPr>
-            <w:tcW w:w="4431" w:type="dxa"/>
+            <w:tcW w:w="3118" w:type="dxa"/>
             <w:tcBorders>
               <w:top w:val="nil"/>
               <w:left w:val="nil"/>
@@ -6623,6 +6275,47 @@
               <w:right w:w="-1" w:type="dxa"/>
             </w:tcMar>
             <w:vAlign w:val="center"/>
+            <w:shd w:fill="F2F7FB" w:val="clear"/>
+          </w:tcPr>
+          <w:p>
+            <w:pPr>
+              <w:snapToGrid w:val="0"/>
+              <w:ind w:left="0" w:leftChars="0" w:right="0" w:rightChars="0" w:firstLine="0" w:firstLineChars="0"/>
+              <w:jc w:val="left"/>
+              <w:rPr>
+                <w:rFonts w:hint="default" w:ascii="Times New Roman" w:hAnsi="Times New Roman" w:cs="Times New Roman"/>
+                <w:sz w:val="24"/>
+                <w:szCs w:val="24"/>
+              </w:rPr>
+            </w:pPr>
+            <w:r>
+              <w:rPr>
+                <w:rFonts w:hint="eastAsia" w:ascii="Times New Roman" w:hAnsi="Times New Roman" w:eastAsia="Times New Roman" w:cs="Times New Roman"/>
+                <w:sz w:val="18"/>
+                <w:szCs w:val="24"/>
+              </w:rPr>
+              <w:t>Wellbore radius</w:t>
+            </w:r>
+          </w:p>
+        </w:tc>
+        <w:tc>
+          <w:tcPr>
+            <w:tcW w:w="1134" w:type="dxa"/>
+            <w:tcBorders>
+              <w:top w:val="nil"/>
+              <w:left w:val="nil"/>
+              <w:bottom w:val="nil"/>
+              <w:right w:val="nil"/>
+            </w:tcBorders>
+            <w:noWrap w:val="0"/>
+            <w:tcMar>
+              <w:top w:w="-1" w:type="dxa"/>
+              <w:left w:w="-1" w:type="dxa"/>
+              <w:bottom w:w="-1" w:type="dxa"/>
+              <w:right w:w="-1" w:type="dxa"/>
+            </w:tcMar>
+            <w:vAlign w:val="center"/>
+            <w:shd w:fill="F2F7FB" w:val="clear"/>
           </w:tcPr>
           <w:p>
             <w:pPr>
@@ -6638,16 +6331,16 @@
             <w:r>
               <w:rPr>
                 <w:rFonts w:hint="eastAsia" w:ascii="Times New Roman" w:hAnsi="Times New Roman" w:eastAsia="Times New Roman" w:cs="Times New Roman"/>
-                <w:sz w:val="24"/>
-                <w:szCs w:val="24"/>
-              </w:rPr>
-              <w:t>Formation thickness</w:t>
-            </w:r>
-          </w:p>
-        </w:tc>
-        <w:tc>
-          <w:tcPr>
-            <w:tcW w:w="1243" w:type="dxa"/>
+                <w:sz w:val="18"/>
+                <w:szCs w:val="24"/>
+              </w:rPr>
+              <w:t>r_w</w:t>
+            </w:r>
+          </w:p>
+        </w:tc>
+        <w:tc>
+          <w:tcPr>
+            <w:tcW w:w="1701" w:type="dxa"/>
             <w:tcBorders>
               <w:top w:val="nil"/>
               <w:left w:val="nil"/>
@@ -6662,12 +6355,13 @@
               <w:right w:w="-1" w:type="dxa"/>
             </w:tcMar>
             <w:vAlign w:val="center"/>
-          </w:tcPr>
-          <w:p>
-            <w:pPr>
-              <w:snapToGrid w:val="0"/>
-              <w:ind w:left="0" w:leftChars="0" w:right="0" w:rightChars="0" w:firstLine="0" w:firstLineChars="0"/>
-              <w:jc w:val="left"/>
+            <w:shd w:fill="F2F7FB" w:val="clear"/>
+          </w:tcPr>
+          <w:p>
+            <w:pPr>
+              <w:snapToGrid w:val="0"/>
+              <w:ind w:left="0" w:leftChars="0" w:right="0" w:rightChars="0" w:firstLine="0" w:firstLineChars="0"/>
+              <w:jc w:val="center"/>
               <w:rPr>
                 <w:rFonts w:hint="default" w:ascii="Times New Roman" w:hAnsi="Times New Roman" w:cs="Times New Roman"/>
                 <w:sz w:val="24"/>
@@ -6677,16 +6371,16 @@
             <w:r>
               <w:rPr>
                 <w:rFonts w:hint="eastAsia" w:ascii="Times New Roman" w:hAnsi="Times New Roman" w:eastAsia="Times New Roman" w:cs="Times New Roman"/>
-                <w:sz w:val="24"/>
-                <w:szCs w:val="24"/>
-              </w:rPr>
-              <w:t>h</w:t>
-            </w:r>
-          </w:p>
-        </w:tc>
-        <w:tc>
-          <w:tcPr>
-            <w:tcW w:w="1740" w:type="dxa"/>
+                <w:sz w:val="18"/>
+                <w:szCs w:val="24"/>
+              </w:rPr>
+              <w:t>0.1</w:t>
+            </w:r>
+          </w:p>
+        </w:tc>
+        <w:tc>
+          <w:tcPr>
+            <w:tcW w:w="1134" w:type="dxa"/>
             <w:tcBorders>
               <w:top w:val="nil"/>
               <w:left w:val="nil"/>
@@ -6701,12 +6395,13 @@
               <w:right w:w="-1" w:type="dxa"/>
             </w:tcMar>
             <w:vAlign w:val="center"/>
-          </w:tcPr>
-          <w:p>
-            <w:pPr>
-              <w:snapToGrid w:val="0"/>
-              <w:ind w:left="0" w:leftChars="0" w:right="0" w:rightChars="0" w:firstLine="0" w:firstLineChars="0"/>
-              <w:jc w:val="left"/>
+            <w:shd w:fill="F2F7FB" w:val="clear"/>
+          </w:tcPr>
+          <w:p>
+            <w:pPr>
+              <w:snapToGrid w:val="0"/>
+              <w:ind w:left="0" w:leftChars="0" w:right="0" w:rightChars="0" w:firstLine="0" w:firstLineChars="0"/>
+              <w:jc w:val="center"/>
               <w:rPr>
                 <w:rFonts w:hint="default" w:ascii="Times New Roman" w:hAnsi="Times New Roman" w:cs="Times New Roman"/>
                 <w:sz w:val="24"/>
@@ -6716,46 +6411,7 @@
             <w:r>
               <w:rPr>
                 <w:rFonts w:hint="eastAsia" w:ascii="Times New Roman" w:hAnsi="Times New Roman" w:eastAsia="Times New Roman" w:cs="Times New Roman"/>
-                <w:sz w:val="24"/>
-                <w:szCs w:val="24"/>
-              </w:rPr>
-              <w:t>50</w:t>
-            </w:r>
-          </w:p>
-        </w:tc>
-        <w:tc>
-          <w:tcPr>
-            <w:tcW w:w="1108" w:type="dxa"/>
-            <w:tcBorders>
-              <w:top w:val="nil"/>
-              <w:left w:val="nil"/>
-              <w:bottom w:val="nil"/>
-              <w:right w:val="nil"/>
-            </w:tcBorders>
-            <w:noWrap w:val="0"/>
-            <w:tcMar>
-              <w:top w:w="-1" w:type="dxa"/>
-              <w:left w:w="-1" w:type="dxa"/>
-              <w:bottom w:w="-1" w:type="dxa"/>
-              <w:right w:w="-1" w:type="dxa"/>
-            </w:tcMar>
-            <w:vAlign w:val="center"/>
-          </w:tcPr>
-          <w:p>
-            <w:pPr>
-              <w:snapToGrid w:val="0"/>
-              <w:ind w:left="0" w:leftChars="0" w:right="0" w:rightChars="0" w:firstLine="0" w:firstLineChars="0"/>
-              <w:jc w:val="left"/>
-              <w:rPr>
-                <w:rFonts w:hint="default" w:ascii="Times New Roman" w:hAnsi="Times New Roman" w:cs="Times New Roman"/>
-                <w:sz w:val="24"/>
-                <w:szCs w:val="24"/>
-              </w:rPr>
-            </w:pPr>
-            <w:r>
-              <w:rPr>
-                <w:rFonts w:hint="eastAsia" w:ascii="Times New Roman" w:hAnsi="Times New Roman" w:eastAsia="Times New Roman" w:cs="Times New Roman"/>
-                <w:sz w:val="24"/>
+                <w:sz w:val="18"/>
                 <w:szCs w:val="24"/>
               </w:rPr>
               <w:t>m</w:t>
@@ -6786,7 +6442,7 @@
         </w:trPr>
         <w:tc>
           <w:tcPr>
-            <w:tcW w:w="4431" w:type="dxa"/>
+            <w:tcW w:w="3118" w:type="dxa"/>
             <w:tcBorders>
               <w:top w:val="nil"/>
               <w:left w:val="nil"/>
@@ -6801,6 +6457,47 @@
               <w:right w:w="-1" w:type="dxa"/>
             </w:tcMar>
             <w:vAlign w:val="center"/>
+            <w:shd w:fill="FFFFFF" w:val="clear"/>
+          </w:tcPr>
+          <w:p>
+            <w:pPr>
+              <w:snapToGrid w:val="0"/>
+              <w:ind w:left="0" w:leftChars="0" w:right="0" w:rightChars="0" w:firstLine="0" w:firstLineChars="0"/>
+              <w:jc w:val="left"/>
+              <w:rPr>
+                <w:rFonts w:hint="default" w:ascii="Times New Roman" w:hAnsi="Times New Roman" w:cs="Times New Roman"/>
+                <w:sz w:val="24"/>
+                <w:szCs w:val="24"/>
+              </w:rPr>
+            </w:pPr>
+            <w:r>
+              <w:rPr>
+                <w:rFonts w:hint="eastAsia" w:ascii="Times New Roman" w:hAnsi="Times New Roman" w:eastAsia="Times New Roman" w:cs="Times New Roman"/>
+                <w:sz w:val="18"/>
+                <w:szCs w:val="24"/>
+              </w:rPr>
+              <w:t>Formation thickness</w:t>
+            </w:r>
+          </w:p>
+        </w:tc>
+        <w:tc>
+          <w:tcPr>
+            <w:tcW w:w="1134" w:type="dxa"/>
+            <w:tcBorders>
+              <w:top w:val="nil"/>
+              <w:left w:val="nil"/>
+              <w:bottom w:val="nil"/>
+              <w:right w:val="nil"/>
+            </w:tcBorders>
+            <w:noWrap w:val="0"/>
+            <w:tcMar>
+              <w:top w:w="-1" w:type="dxa"/>
+              <w:left w:w="-1" w:type="dxa"/>
+              <w:bottom w:w="-1" w:type="dxa"/>
+              <w:right w:w="-1" w:type="dxa"/>
+            </w:tcMar>
+            <w:vAlign w:val="center"/>
+            <w:shd w:fill="FFFFFF" w:val="clear"/>
           </w:tcPr>
           <w:p>
             <w:pPr>
@@ -6816,16 +6513,16 @@
             <w:r>
               <w:rPr>
                 <w:rFonts w:hint="eastAsia" w:ascii="Times New Roman" w:hAnsi="Times New Roman" w:eastAsia="Times New Roman" w:cs="Times New Roman"/>
-                <w:sz w:val="24"/>
-                <w:szCs w:val="24"/>
-              </w:rPr>
-              <w:t>Gas specific gravity</w:t>
-            </w:r>
-          </w:p>
-        </w:tc>
-        <w:tc>
-          <w:tcPr>
-            <w:tcW w:w="1243" w:type="dxa"/>
+                <w:sz w:val="18"/>
+                <w:szCs w:val="24"/>
+              </w:rPr>
+              <w:t>h</w:t>
+            </w:r>
+          </w:p>
+        </w:tc>
+        <w:tc>
+          <w:tcPr>
+            <w:tcW w:w="1701" w:type="dxa"/>
             <w:tcBorders>
               <w:top w:val="nil"/>
               <w:left w:val="nil"/>
@@ -6840,12 +6537,13 @@
               <w:right w:w="-1" w:type="dxa"/>
             </w:tcMar>
             <w:vAlign w:val="center"/>
-          </w:tcPr>
-          <w:p>
-            <w:pPr>
-              <w:snapToGrid w:val="0"/>
-              <w:ind w:left="0" w:leftChars="0" w:right="0" w:rightChars="0" w:firstLine="0" w:firstLineChars="0"/>
-              <w:jc w:val="left"/>
+            <w:shd w:fill="FFFFFF" w:val="clear"/>
+          </w:tcPr>
+          <w:p>
+            <w:pPr>
+              <w:snapToGrid w:val="0"/>
+              <w:ind w:left="0" w:leftChars="0" w:right="0" w:rightChars="0" w:firstLine="0" w:firstLineChars="0"/>
+              <w:jc w:val="center"/>
               <w:rPr>
                 <w:rFonts w:hint="default" w:ascii="Times New Roman" w:hAnsi="Times New Roman" w:cs="Times New Roman"/>
                 <w:sz w:val="24"/>
@@ -6855,16 +6553,16 @@
             <w:r>
               <w:rPr>
                 <w:rFonts w:hint="eastAsia" w:ascii="Times New Roman" w:hAnsi="Times New Roman" w:eastAsia="Times New Roman" w:cs="Times New Roman"/>
-                <w:sz w:val="24"/>
-                <w:szCs w:val="24"/>
-              </w:rPr>
-              <w:t>γ_g</w:t>
-            </w:r>
-          </w:p>
-        </w:tc>
-        <w:tc>
-          <w:tcPr>
-            <w:tcW w:w="1740" w:type="dxa"/>
+                <w:sz w:val="18"/>
+                <w:szCs w:val="24"/>
+              </w:rPr>
+              <w:t>50</w:t>
+            </w:r>
+          </w:p>
+        </w:tc>
+        <w:tc>
+          <w:tcPr>
+            <w:tcW w:w="1134" w:type="dxa"/>
             <w:tcBorders>
               <w:top w:val="nil"/>
               <w:left w:val="nil"/>
@@ -6879,12 +6577,13 @@
               <w:right w:w="-1" w:type="dxa"/>
             </w:tcMar>
             <w:vAlign w:val="center"/>
-          </w:tcPr>
-          <w:p>
-            <w:pPr>
-              <w:snapToGrid w:val="0"/>
-              <w:ind w:left="0" w:leftChars="0" w:right="0" w:rightChars="0" w:firstLine="0" w:firstLineChars="0"/>
-              <w:jc w:val="left"/>
+            <w:shd w:fill="FFFFFF" w:val="clear"/>
+          </w:tcPr>
+          <w:p>
+            <w:pPr>
+              <w:snapToGrid w:val="0"/>
+              <w:ind w:left="0" w:leftChars="0" w:right="0" w:rightChars="0" w:firstLine="0" w:firstLineChars="0"/>
+              <w:jc w:val="center"/>
               <w:rPr>
                 <w:rFonts w:hint="default" w:ascii="Times New Roman" w:hAnsi="Times New Roman" w:cs="Times New Roman"/>
                 <w:sz w:val="24"/>
@@ -6894,49 +6593,10 @@
             <w:r>
               <w:rPr>
                 <w:rFonts w:hint="eastAsia" w:ascii="Times New Roman" w:hAnsi="Times New Roman" w:eastAsia="Times New Roman" w:cs="Times New Roman"/>
-                <w:sz w:val="24"/>
-                <w:szCs w:val="24"/>
-              </w:rPr>
-              <w:t>0.65</w:t>
-            </w:r>
-          </w:p>
-        </w:tc>
-        <w:tc>
-          <w:tcPr>
-            <w:tcW w:w="1108" w:type="dxa"/>
-            <w:tcBorders>
-              <w:top w:val="nil"/>
-              <w:left w:val="nil"/>
-              <w:bottom w:val="nil"/>
-              <w:right w:val="nil"/>
-            </w:tcBorders>
-            <w:noWrap w:val="0"/>
-            <w:tcMar>
-              <w:top w:w="-1" w:type="dxa"/>
-              <w:left w:w="-1" w:type="dxa"/>
-              <w:bottom w:w="-1" w:type="dxa"/>
-              <w:right w:w="-1" w:type="dxa"/>
-            </w:tcMar>
-            <w:vAlign w:val="center"/>
-          </w:tcPr>
-          <w:p>
-            <w:pPr>
-              <w:snapToGrid w:val="0"/>
-              <w:ind w:left="0" w:leftChars="0" w:right="0" w:rightChars="0" w:firstLine="0" w:firstLineChars="0"/>
-              <w:jc w:val="left"/>
-              <w:rPr>
-                <w:rFonts w:hint="default" w:ascii="Times New Roman" w:hAnsi="Times New Roman" w:cs="Times New Roman"/>
-                <w:sz w:val="24"/>
-                <w:szCs w:val="24"/>
-              </w:rPr>
-            </w:pPr>
-            <w:r>
-              <w:rPr>
-                <w:rFonts w:hint="eastAsia" w:ascii="Times New Roman" w:hAnsi="Times New Roman" w:eastAsia="Times New Roman" w:cs="Times New Roman"/>
-                <w:sz w:val="24"/>
-                <w:szCs w:val="24"/>
-              </w:rPr>
-              <w:t>—</w:t>
+                <w:sz w:val="18"/>
+                <w:szCs w:val="24"/>
+              </w:rPr>
+              <w:t>m</w:t>
             </w:r>
           </w:p>
         </w:tc>
@@ -6964,7 +6624,7 @@
         </w:trPr>
         <w:tc>
           <w:tcPr>
-            <w:tcW w:w="4431" w:type="dxa"/>
+            <w:tcW w:w="3118" w:type="dxa"/>
             <w:tcBorders>
               <w:top w:val="nil"/>
               <w:left w:val="nil"/>
@@ -6979,6 +6639,47 @@
               <w:right w:w="-1" w:type="dxa"/>
             </w:tcMar>
             <w:vAlign w:val="center"/>
+            <w:shd w:fill="F2F7FB" w:val="clear"/>
+          </w:tcPr>
+          <w:p>
+            <w:pPr>
+              <w:snapToGrid w:val="0"/>
+              <w:ind w:left="0" w:leftChars="0" w:right="0" w:rightChars="0" w:firstLine="0" w:firstLineChars="0"/>
+              <w:jc w:val="left"/>
+              <w:rPr>
+                <w:rFonts w:hint="default" w:ascii="Times New Roman" w:hAnsi="Times New Roman" w:cs="Times New Roman"/>
+                <w:sz w:val="24"/>
+                <w:szCs w:val="24"/>
+              </w:rPr>
+            </w:pPr>
+            <w:r>
+              <w:rPr>
+                <w:rFonts w:hint="eastAsia" w:ascii="Times New Roman" w:hAnsi="Times New Roman" w:eastAsia="Times New Roman" w:cs="Times New Roman"/>
+                <w:sz w:val="18"/>
+                <w:szCs w:val="24"/>
+              </w:rPr>
+              <w:t>Gas specific gravity</w:t>
+            </w:r>
+          </w:p>
+        </w:tc>
+        <w:tc>
+          <w:tcPr>
+            <w:tcW w:w="1134" w:type="dxa"/>
+            <w:tcBorders>
+              <w:top w:val="nil"/>
+              <w:left w:val="nil"/>
+              <w:bottom w:val="nil"/>
+              <w:right w:val="nil"/>
+            </w:tcBorders>
+            <w:noWrap w:val="0"/>
+            <w:tcMar>
+              <w:top w:w="-1" w:type="dxa"/>
+              <w:left w:w="-1" w:type="dxa"/>
+              <w:bottom w:w="-1" w:type="dxa"/>
+              <w:right w:w="-1" w:type="dxa"/>
+            </w:tcMar>
+            <w:vAlign w:val="center"/>
+            <w:shd w:fill="F2F7FB" w:val="clear"/>
           </w:tcPr>
           <w:p>
             <w:pPr>
@@ -6994,16 +6695,16 @@
             <w:r>
               <w:rPr>
                 <w:rFonts w:hint="eastAsia" w:ascii="Times New Roman" w:hAnsi="Times New Roman" w:eastAsia="Times New Roman" w:cs="Times New Roman"/>
-                <w:sz w:val="24"/>
-                <w:szCs w:val="24"/>
-              </w:rPr>
-              <w:t>Total compressibility</w:t>
-            </w:r>
-          </w:p>
-        </w:tc>
-        <w:tc>
-          <w:tcPr>
-            <w:tcW w:w="1243" w:type="dxa"/>
+                <w:sz w:val="18"/>
+                <w:szCs w:val="24"/>
+              </w:rPr>
+              <w:t>γ_g</w:t>
+            </w:r>
+          </w:p>
+        </w:tc>
+        <w:tc>
+          <w:tcPr>
+            <w:tcW w:w="1701" w:type="dxa"/>
             <w:tcBorders>
               <w:top w:val="nil"/>
               <w:left w:val="nil"/>
@@ -7018,12 +6719,13 @@
               <w:right w:w="-1" w:type="dxa"/>
             </w:tcMar>
             <w:vAlign w:val="center"/>
-          </w:tcPr>
-          <w:p>
-            <w:pPr>
-              <w:snapToGrid w:val="0"/>
-              <w:ind w:left="0" w:leftChars="0" w:right="0" w:rightChars="0" w:firstLine="0" w:firstLineChars="0"/>
-              <w:jc w:val="left"/>
+            <w:shd w:fill="F2F7FB" w:val="clear"/>
+          </w:tcPr>
+          <w:p>
+            <w:pPr>
+              <w:snapToGrid w:val="0"/>
+              <w:ind w:left="0" w:leftChars="0" w:right="0" w:rightChars="0" w:firstLine="0" w:firstLineChars="0"/>
+              <w:jc w:val="center"/>
               <w:rPr>
                 <w:rFonts w:hint="default" w:ascii="Times New Roman" w:hAnsi="Times New Roman" w:cs="Times New Roman"/>
                 <w:sz w:val="24"/>
@@ -7033,16 +6735,16 @@
             <w:r>
               <w:rPr>
                 <w:rFonts w:hint="eastAsia" w:ascii="Times New Roman" w:hAnsi="Times New Roman" w:eastAsia="Times New Roman" w:cs="Times New Roman"/>
-                <w:sz w:val="24"/>
-                <w:szCs w:val="24"/>
-              </w:rPr>
-              <w:t>c_t</w:t>
-            </w:r>
-          </w:p>
-        </w:tc>
-        <w:tc>
-          <w:tcPr>
-            <w:tcW w:w="1740" w:type="dxa"/>
+                <w:sz w:val="18"/>
+                <w:szCs w:val="24"/>
+              </w:rPr>
+              <w:t>0.65</w:t>
+            </w:r>
+          </w:p>
+        </w:tc>
+        <w:tc>
+          <w:tcPr>
+            <w:tcW w:w="1134" w:type="dxa"/>
             <w:tcBorders>
               <w:top w:val="nil"/>
               <w:left w:val="nil"/>
@@ -7057,12 +6759,13 @@
               <w:right w:w="-1" w:type="dxa"/>
             </w:tcMar>
             <w:vAlign w:val="center"/>
-          </w:tcPr>
-          <w:p>
-            <w:pPr>
-              <w:snapToGrid w:val="0"/>
-              <w:ind w:left="0" w:leftChars="0" w:right="0" w:rightChars="0" w:firstLine="0" w:firstLineChars="0"/>
-              <w:jc w:val="left"/>
+            <w:shd w:fill="F2F7FB" w:val="clear"/>
+          </w:tcPr>
+          <w:p>
+            <w:pPr>
+              <w:snapToGrid w:val="0"/>
+              <w:ind w:left="0" w:leftChars="0" w:right="0" w:rightChars="0" w:firstLine="0" w:firstLineChars="0"/>
+              <w:jc w:val="center"/>
               <w:rPr>
                 <w:rFonts w:hint="default" w:ascii="Times New Roman" w:hAnsi="Times New Roman" w:cs="Times New Roman"/>
                 <w:sz w:val="24"/>
@@ -7072,49 +6775,10 @@
             <w:r>
               <w:rPr>
                 <w:rFonts w:hint="eastAsia" w:ascii="Times New Roman" w:hAnsi="Times New Roman" w:eastAsia="Times New Roman" w:cs="Times New Roman"/>
-                <w:sz w:val="24"/>
-                <w:szCs w:val="24"/>
-              </w:rPr>
-              <w:t>5.2 × 10⁻⁴</w:t>
-            </w:r>
-          </w:p>
-        </w:tc>
-        <w:tc>
-          <w:tcPr>
-            <w:tcW w:w="1108" w:type="dxa"/>
-            <w:tcBorders>
-              <w:top w:val="nil"/>
-              <w:left w:val="nil"/>
-              <w:bottom w:val="nil"/>
-              <w:right w:val="nil"/>
-            </w:tcBorders>
-            <w:noWrap w:val="0"/>
-            <w:tcMar>
-              <w:top w:w="-1" w:type="dxa"/>
-              <w:left w:w="-1" w:type="dxa"/>
-              <w:bottom w:w="-1" w:type="dxa"/>
-              <w:right w:w="-1" w:type="dxa"/>
-            </w:tcMar>
-            <w:vAlign w:val="center"/>
-          </w:tcPr>
-          <w:p>
-            <w:pPr>
-              <w:snapToGrid w:val="0"/>
-              <w:ind w:left="0" w:leftChars="0" w:right="0" w:rightChars="0" w:firstLine="0" w:firstLineChars="0"/>
-              <w:jc w:val="left"/>
-              <w:rPr>
-                <w:rFonts w:hint="default" w:ascii="Times New Roman" w:hAnsi="Times New Roman" w:cs="Times New Roman"/>
-                <w:sz w:val="24"/>
-                <w:szCs w:val="24"/>
-              </w:rPr>
-            </w:pPr>
-            <w:r>
-              <w:rPr>
-                <w:rFonts w:hint="eastAsia" w:ascii="Times New Roman" w:hAnsi="Times New Roman" w:eastAsia="Times New Roman" w:cs="Times New Roman"/>
-                <w:sz w:val="24"/>
-                <w:szCs w:val="24"/>
-              </w:rPr>
-              <w:t>MPa⁻¹</w:t>
+                <w:sz w:val="18"/>
+                <w:szCs w:val="24"/>
+              </w:rPr>
+              <w:t>—</w:t>
             </w:r>
           </w:p>
         </w:tc>
@@ -7142,7 +6806,7 @@
         </w:trPr>
         <w:tc>
           <w:tcPr>
-            <w:tcW w:w="4431" w:type="dxa"/>
+            <w:tcW w:w="3118" w:type="dxa"/>
             <w:tcBorders>
               <w:top w:val="nil"/>
               <w:left w:val="nil"/>
@@ -7157,6 +6821,47 @@
               <w:right w:w="-1" w:type="dxa"/>
             </w:tcMar>
             <w:vAlign w:val="center"/>
+            <w:shd w:fill="FFFFFF" w:val="clear"/>
+          </w:tcPr>
+          <w:p>
+            <w:pPr>
+              <w:snapToGrid w:val="0"/>
+              <w:ind w:left="0" w:leftChars="0" w:right="0" w:rightChars="0" w:firstLine="0" w:firstLineChars="0"/>
+              <w:jc w:val="left"/>
+              <w:rPr>
+                <w:rFonts w:hint="default" w:ascii="Times New Roman" w:hAnsi="Times New Roman" w:cs="Times New Roman"/>
+                <w:sz w:val="24"/>
+                <w:szCs w:val="24"/>
+              </w:rPr>
+            </w:pPr>
+            <w:r>
+              <w:rPr>
+                <w:rFonts w:hint="eastAsia" w:ascii="Times New Roman" w:hAnsi="Times New Roman" w:eastAsia="Times New Roman" w:cs="Times New Roman"/>
+                <w:sz w:val="18"/>
+                <w:szCs w:val="24"/>
+              </w:rPr>
+              <w:t>Total compressibility</w:t>
+            </w:r>
+          </w:p>
+        </w:tc>
+        <w:tc>
+          <w:tcPr>
+            <w:tcW w:w="1134" w:type="dxa"/>
+            <w:tcBorders>
+              <w:top w:val="nil"/>
+              <w:left w:val="nil"/>
+              <w:bottom w:val="nil"/>
+              <w:right w:val="nil"/>
+            </w:tcBorders>
+            <w:noWrap w:val="0"/>
+            <w:tcMar>
+              <w:top w:w="-1" w:type="dxa"/>
+              <w:left w:w="-1" w:type="dxa"/>
+              <w:bottom w:w="-1" w:type="dxa"/>
+              <w:right w:w="-1" w:type="dxa"/>
+            </w:tcMar>
+            <w:vAlign w:val="center"/>
+            <w:shd w:fill="FFFFFF" w:val="clear"/>
           </w:tcPr>
           <w:p>
             <w:pPr>
@@ -7172,16 +6877,16 @@
             <w:r>
               <w:rPr>
                 <w:rFonts w:hint="eastAsia" w:ascii="Times New Roman" w:hAnsi="Times New Roman" w:eastAsia="Times New Roman" w:cs="Times New Roman"/>
-                <w:sz w:val="24"/>
-                <w:szCs w:val="24"/>
-              </w:rPr>
-              <w:t>Langmuir volume</w:t>
-            </w:r>
-          </w:p>
-        </w:tc>
-        <w:tc>
-          <w:tcPr>
-            <w:tcW w:w="1243" w:type="dxa"/>
+                <w:sz w:val="18"/>
+                <w:szCs w:val="24"/>
+              </w:rPr>
+              <w:t>c_t</w:t>
+            </w:r>
+          </w:p>
+        </w:tc>
+        <w:tc>
+          <w:tcPr>
+            <w:tcW w:w="1701" w:type="dxa"/>
             <w:tcBorders>
               <w:top w:val="nil"/>
               <w:left w:val="nil"/>
@@ -7196,12 +6901,13 @@
               <w:right w:w="-1" w:type="dxa"/>
             </w:tcMar>
             <w:vAlign w:val="center"/>
-          </w:tcPr>
-          <w:p>
-            <w:pPr>
-              <w:snapToGrid w:val="0"/>
-              <w:ind w:left="0" w:leftChars="0" w:right="0" w:rightChars="0" w:firstLine="0" w:firstLineChars="0"/>
-              <w:jc w:val="left"/>
+            <w:shd w:fill="FFFFFF" w:val="clear"/>
+          </w:tcPr>
+          <w:p>
+            <w:pPr>
+              <w:snapToGrid w:val="0"/>
+              <w:ind w:left="0" w:leftChars="0" w:right="0" w:rightChars="0" w:firstLine="0" w:firstLineChars="0"/>
+              <w:jc w:val="center"/>
               <w:rPr>
                 <w:rFonts w:hint="default" w:ascii="Times New Roman" w:hAnsi="Times New Roman" w:cs="Times New Roman"/>
                 <w:sz w:val="24"/>
@@ -7211,16 +6917,16 @@
             <w:r>
               <w:rPr>
                 <w:rFonts w:hint="eastAsia" w:ascii="Times New Roman" w:hAnsi="Times New Roman" w:eastAsia="Times New Roman" w:cs="Times New Roman"/>
-                <w:sz w:val="24"/>
-                <w:szCs w:val="24"/>
-              </w:rPr>
-              <w:t>V_L</w:t>
-            </w:r>
-          </w:p>
-        </w:tc>
-        <w:tc>
-          <w:tcPr>
-            <w:tcW w:w="1740" w:type="dxa"/>
+                <w:sz w:val="18"/>
+                <w:szCs w:val="24"/>
+              </w:rPr>
+              <w:t>5.2 × 10⁻⁴</w:t>
+            </w:r>
+          </w:p>
+        </w:tc>
+        <w:tc>
+          <w:tcPr>
+            <w:tcW w:w="1134" w:type="dxa"/>
             <w:tcBorders>
               <w:top w:val="nil"/>
               <w:left w:val="nil"/>
@@ -7235,12 +6941,13 @@
               <w:right w:w="-1" w:type="dxa"/>
             </w:tcMar>
             <w:vAlign w:val="center"/>
-          </w:tcPr>
-          <w:p>
-            <w:pPr>
-              <w:snapToGrid w:val="0"/>
-              <w:ind w:left="0" w:leftChars="0" w:right="0" w:rightChars="0" w:firstLine="0" w:firstLineChars="0"/>
-              <w:jc w:val="left"/>
+            <w:shd w:fill="FFFFFF" w:val="clear"/>
+          </w:tcPr>
+          <w:p>
+            <w:pPr>
+              <w:snapToGrid w:val="0"/>
+              <w:ind w:left="0" w:leftChars="0" w:right="0" w:rightChars="0" w:firstLine="0" w:firstLineChars="0"/>
+              <w:jc w:val="center"/>
               <w:rPr>
                 <w:rFonts w:hint="default" w:ascii="Times New Roman" w:hAnsi="Times New Roman" w:cs="Times New Roman"/>
                 <w:sz w:val="24"/>
@@ -7250,49 +6957,10 @@
             <w:r>
               <w:rPr>
                 <w:rFonts w:hint="eastAsia" w:ascii="Times New Roman" w:hAnsi="Times New Roman" w:eastAsia="Times New Roman" w:cs="Times New Roman"/>
-                <w:sz w:val="24"/>
-                <w:szCs w:val="24"/>
-              </w:rPr>
-              <w:t>2.5</w:t>
-            </w:r>
-          </w:p>
-        </w:tc>
-        <w:tc>
-          <w:tcPr>
-            <w:tcW w:w="1108" w:type="dxa"/>
-            <w:tcBorders>
-              <w:top w:val="nil"/>
-              <w:left w:val="nil"/>
-              <w:bottom w:val="nil"/>
-              <w:right w:val="nil"/>
-            </w:tcBorders>
-            <w:noWrap w:val="0"/>
-            <w:tcMar>
-              <w:top w:w="-1" w:type="dxa"/>
-              <w:left w:w="-1" w:type="dxa"/>
-              <w:bottom w:w="-1" w:type="dxa"/>
-              <w:right w:w="-1" w:type="dxa"/>
-            </w:tcMar>
-            <w:vAlign w:val="center"/>
-          </w:tcPr>
-          <w:p>
-            <w:pPr>
-              <w:snapToGrid w:val="0"/>
-              <w:ind w:left="0" w:leftChars="0" w:right="0" w:rightChars="0" w:firstLine="0" w:firstLineChars="0"/>
-              <w:jc w:val="left"/>
-              <w:rPr>
-                <w:rFonts w:hint="default" w:ascii="Times New Roman" w:hAnsi="Times New Roman" w:cs="Times New Roman"/>
-                <w:sz w:val="24"/>
-                <w:szCs w:val="24"/>
-              </w:rPr>
-            </w:pPr>
-            <w:r>
-              <w:rPr>
-                <w:rFonts w:hint="eastAsia" w:ascii="Times New Roman" w:hAnsi="Times New Roman" w:eastAsia="Times New Roman" w:cs="Times New Roman"/>
-                <w:sz w:val="24"/>
-                <w:szCs w:val="24"/>
-              </w:rPr>
-              <w:t>m³/m³</w:t>
+                <w:sz w:val="18"/>
+                <w:szCs w:val="24"/>
+              </w:rPr>
+              <w:t>MPa⁻¹</w:t>
             </w:r>
           </w:p>
         </w:tc>
@@ -7320,7 +6988,7 @@
         </w:trPr>
         <w:tc>
           <w:tcPr>
-            <w:tcW w:w="4431" w:type="dxa"/>
+            <w:tcW w:w="3118" w:type="dxa"/>
             <w:tcBorders>
               <w:top w:val="nil"/>
               <w:left w:val="nil"/>
@@ -7335,6 +7003,47 @@
               <w:right w:w="-1" w:type="dxa"/>
             </w:tcMar>
             <w:vAlign w:val="center"/>
+            <w:shd w:fill="F2F7FB" w:val="clear"/>
+          </w:tcPr>
+          <w:p>
+            <w:pPr>
+              <w:snapToGrid w:val="0"/>
+              <w:ind w:left="0" w:leftChars="0" w:right="0" w:rightChars="0" w:firstLine="0" w:firstLineChars="0"/>
+              <w:jc w:val="left"/>
+              <w:rPr>
+                <w:rFonts w:hint="default" w:ascii="Times New Roman" w:hAnsi="Times New Roman" w:cs="Times New Roman"/>
+                <w:sz w:val="24"/>
+                <w:szCs w:val="24"/>
+              </w:rPr>
+            </w:pPr>
+            <w:r>
+              <w:rPr>
+                <w:rFonts w:hint="eastAsia" w:ascii="Times New Roman" w:hAnsi="Times New Roman" w:eastAsia="Times New Roman" w:cs="Times New Roman"/>
+                <w:sz w:val="18"/>
+                <w:szCs w:val="24"/>
+              </w:rPr>
+              <w:t>Langmuir volume</w:t>
+            </w:r>
+          </w:p>
+        </w:tc>
+        <w:tc>
+          <w:tcPr>
+            <w:tcW w:w="1134" w:type="dxa"/>
+            <w:tcBorders>
+              <w:top w:val="nil"/>
+              <w:left w:val="nil"/>
+              <w:bottom w:val="nil"/>
+              <w:right w:val="nil"/>
+            </w:tcBorders>
+            <w:noWrap w:val="0"/>
+            <w:tcMar>
+              <w:top w:w="-1" w:type="dxa"/>
+              <w:left w:w="-1" w:type="dxa"/>
+              <w:bottom w:w="-1" w:type="dxa"/>
+              <w:right w:w="-1" w:type="dxa"/>
+            </w:tcMar>
+            <w:vAlign w:val="center"/>
+            <w:shd w:fill="F2F7FB" w:val="clear"/>
           </w:tcPr>
           <w:p>
             <w:pPr>
@@ -7350,16 +7059,16 @@
             <w:r>
               <w:rPr>
                 <w:rFonts w:hint="eastAsia" w:ascii="Times New Roman" w:hAnsi="Times New Roman" w:eastAsia="Times New Roman" w:cs="Times New Roman"/>
-                <w:sz w:val="24"/>
-                <w:szCs w:val="24"/>
-              </w:rPr>
-              <w:t>Langmuir pressure</w:t>
-            </w:r>
-          </w:p>
-        </w:tc>
-        <w:tc>
-          <w:tcPr>
-            <w:tcW w:w="1243" w:type="dxa"/>
+                <w:sz w:val="18"/>
+                <w:szCs w:val="24"/>
+              </w:rPr>
+              <w:t>V_L</w:t>
+            </w:r>
+          </w:p>
+        </w:tc>
+        <w:tc>
+          <w:tcPr>
+            <w:tcW w:w="1701" w:type="dxa"/>
             <w:tcBorders>
               <w:top w:val="nil"/>
               <w:left w:val="nil"/>
@@ -7374,12 +7083,13 @@
               <w:right w:w="-1" w:type="dxa"/>
             </w:tcMar>
             <w:vAlign w:val="center"/>
-          </w:tcPr>
-          <w:p>
-            <w:pPr>
-              <w:snapToGrid w:val="0"/>
-              <w:ind w:left="0" w:leftChars="0" w:right="0" w:rightChars="0" w:firstLine="0" w:firstLineChars="0"/>
-              <w:jc w:val="left"/>
+            <w:shd w:fill="F2F7FB" w:val="clear"/>
+          </w:tcPr>
+          <w:p>
+            <w:pPr>
+              <w:snapToGrid w:val="0"/>
+              <w:ind w:left="0" w:leftChars="0" w:right="0" w:rightChars="0" w:firstLine="0" w:firstLineChars="0"/>
+              <w:jc w:val="center"/>
               <w:rPr>
                 <w:rFonts w:hint="default" w:ascii="Times New Roman" w:hAnsi="Times New Roman" w:cs="Times New Roman"/>
                 <w:sz w:val="24"/>
@@ -7389,16 +7099,16 @@
             <w:r>
               <w:rPr>
                 <w:rFonts w:hint="eastAsia" w:ascii="Times New Roman" w:hAnsi="Times New Roman" w:eastAsia="Times New Roman" w:cs="Times New Roman"/>
-                <w:sz w:val="24"/>
-                <w:szCs w:val="24"/>
-              </w:rPr>
-              <w:t>p_L</w:t>
-            </w:r>
-          </w:p>
-        </w:tc>
-        <w:tc>
-          <w:tcPr>
-            <w:tcW w:w="1740" w:type="dxa"/>
+                <w:sz w:val="18"/>
+                <w:szCs w:val="24"/>
+              </w:rPr>
+              <w:t>2.5</w:t>
+            </w:r>
+          </w:p>
+        </w:tc>
+        <w:tc>
+          <w:tcPr>
+            <w:tcW w:w="1134" w:type="dxa"/>
             <w:tcBorders>
               <w:top w:val="nil"/>
               <w:left w:val="nil"/>
@@ -7413,12 +7123,13 @@
               <w:right w:w="-1" w:type="dxa"/>
             </w:tcMar>
             <w:vAlign w:val="center"/>
-          </w:tcPr>
-          <w:p>
-            <w:pPr>
-              <w:snapToGrid w:val="0"/>
-              <w:ind w:left="0" w:leftChars="0" w:right="0" w:rightChars="0" w:firstLine="0" w:firstLineChars="0"/>
-              <w:jc w:val="left"/>
+            <w:shd w:fill="F2F7FB" w:val="clear"/>
+          </w:tcPr>
+          <w:p>
+            <w:pPr>
+              <w:snapToGrid w:val="0"/>
+              <w:ind w:left="0" w:leftChars="0" w:right="0" w:rightChars="0" w:firstLine="0" w:firstLineChars="0"/>
+              <w:jc w:val="center"/>
               <w:rPr>
                 <w:rFonts w:hint="default" w:ascii="Times New Roman" w:hAnsi="Times New Roman" w:cs="Times New Roman"/>
                 <w:sz w:val="24"/>
@@ -7428,49 +7139,10 @@
             <w:r>
               <w:rPr>
                 <w:rFonts w:hint="eastAsia" w:ascii="Times New Roman" w:hAnsi="Times New Roman" w:eastAsia="Times New Roman" w:cs="Times New Roman"/>
-                <w:sz w:val="24"/>
-                <w:szCs w:val="24"/>
-              </w:rPr>
-              <w:t>8.0</w:t>
-            </w:r>
-          </w:p>
-        </w:tc>
-        <w:tc>
-          <w:tcPr>
-            <w:tcW w:w="1108" w:type="dxa"/>
-            <w:tcBorders>
-              <w:top w:val="nil"/>
-              <w:left w:val="nil"/>
-              <w:bottom w:val="nil"/>
-              <w:right w:val="nil"/>
-            </w:tcBorders>
-            <w:noWrap w:val="0"/>
-            <w:tcMar>
-              <w:top w:w="-1" w:type="dxa"/>
-              <w:left w:w="-1" w:type="dxa"/>
-              <w:bottom w:w="-1" w:type="dxa"/>
-              <w:right w:w="-1" w:type="dxa"/>
-            </w:tcMar>
-            <w:vAlign w:val="center"/>
-          </w:tcPr>
-          <w:p>
-            <w:pPr>
-              <w:snapToGrid w:val="0"/>
-              <w:ind w:left="0" w:leftChars="0" w:right="0" w:rightChars="0" w:firstLine="0" w:firstLineChars="0"/>
-              <w:jc w:val="left"/>
-              <w:rPr>
-                <w:rFonts w:hint="default" w:ascii="Times New Roman" w:hAnsi="Times New Roman" w:cs="Times New Roman"/>
-                <w:sz w:val="24"/>
-                <w:szCs w:val="24"/>
-              </w:rPr>
-            </w:pPr>
-            <w:r>
-              <w:rPr>
-                <w:rFonts w:hint="eastAsia" w:ascii="Times New Roman" w:hAnsi="Times New Roman" w:eastAsia="Times New Roman" w:cs="Times New Roman"/>
-                <w:sz w:val="24"/>
-                <w:szCs w:val="24"/>
-              </w:rPr>
-              <w:t>MPa</w:t>
+                <w:sz w:val="18"/>
+                <w:szCs w:val="24"/>
+              </w:rPr>
+              <w:t>m³/m³</w:t>
             </w:r>
           </w:p>
         </w:tc>
@@ -7498,7 +7170,7 @@
         </w:trPr>
         <w:tc>
           <w:tcPr>
-            <w:tcW w:w="4431" w:type="dxa"/>
+            <w:tcW w:w="3118" w:type="dxa"/>
             <w:tcBorders>
               <w:top w:val="nil"/>
               <w:left w:val="nil"/>
@@ -7513,6 +7185,47 @@
               <w:right w:w="-1" w:type="dxa"/>
             </w:tcMar>
             <w:vAlign w:val="center"/>
+            <w:shd w:fill="FFFFFF" w:val="clear"/>
+          </w:tcPr>
+          <w:p>
+            <w:pPr>
+              <w:snapToGrid w:val="0"/>
+              <w:ind w:left="0" w:leftChars="0" w:right="0" w:rightChars="0" w:firstLine="0" w:firstLineChars="0"/>
+              <w:jc w:val="left"/>
+              <w:rPr>
+                <w:rFonts w:hint="default" w:ascii="Times New Roman" w:hAnsi="Times New Roman" w:cs="Times New Roman"/>
+                <w:sz w:val="24"/>
+                <w:szCs w:val="24"/>
+              </w:rPr>
+            </w:pPr>
+            <w:r>
+              <w:rPr>
+                <w:rFonts w:hint="eastAsia" w:ascii="Times New Roman" w:hAnsi="Times New Roman" w:eastAsia="Times New Roman" w:cs="Times New Roman"/>
+                <w:sz w:val="18"/>
+                <w:szCs w:val="24"/>
+              </w:rPr>
+              <w:t>Langmuir pressure</w:t>
+            </w:r>
+          </w:p>
+        </w:tc>
+        <w:tc>
+          <w:tcPr>
+            <w:tcW w:w="1134" w:type="dxa"/>
+            <w:tcBorders>
+              <w:top w:val="nil"/>
+              <w:left w:val="nil"/>
+              <w:bottom w:val="nil"/>
+              <w:right w:val="nil"/>
+            </w:tcBorders>
+            <w:noWrap w:val="0"/>
+            <w:tcMar>
+              <w:top w:w="-1" w:type="dxa"/>
+              <w:left w:w="-1" w:type="dxa"/>
+              <w:bottom w:w="-1" w:type="dxa"/>
+              <w:right w:w="-1" w:type="dxa"/>
+            </w:tcMar>
+            <w:vAlign w:val="center"/>
+            <w:shd w:fill="FFFFFF" w:val="clear"/>
           </w:tcPr>
           <w:p>
             <w:pPr>
@@ -7528,16 +7241,16 @@
             <w:r>
               <w:rPr>
                 <w:rFonts w:hint="eastAsia" w:ascii="Times New Roman" w:hAnsi="Times New Roman" w:eastAsia="Times New Roman" w:cs="Times New Roman"/>
-                <w:sz w:val="24"/>
-                <w:szCs w:val="24"/>
-              </w:rPr>
-              <w:t>Skin factor</w:t>
-            </w:r>
-          </w:p>
-        </w:tc>
-        <w:tc>
-          <w:tcPr>
-            <w:tcW w:w="1243" w:type="dxa"/>
+                <w:sz w:val="18"/>
+                <w:szCs w:val="24"/>
+              </w:rPr>
+              <w:t>p_L</w:t>
+            </w:r>
+          </w:p>
+        </w:tc>
+        <w:tc>
+          <w:tcPr>
+            <w:tcW w:w="1701" w:type="dxa"/>
             <w:tcBorders>
               <w:top w:val="nil"/>
               <w:left w:val="nil"/>
@@ -7552,12 +7265,13 @@
               <w:right w:w="-1" w:type="dxa"/>
             </w:tcMar>
             <w:vAlign w:val="center"/>
-          </w:tcPr>
-          <w:p>
-            <w:pPr>
-              <w:snapToGrid w:val="0"/>
-              <w:ind w:left="0" w:leftChars="0" w:right="0" w:rightChars="0" w:firstLine="0" w:firstLineChars="0"/>
-              <w:jc w:val="left"/>
+            <w:shd w:fill="FFFFFF" w:val="clear"/>
+          </w:tcPr>
+          <w:p>
+            <w:pPr>
+              <w:snapToGrid w:val="0"/>
+              <w:ind w:left="0" w:leftChars="0" w:right="0" w:rightChars="0" w:firstLine="0" w:firstLineChars="0"/>
+              <w:jc w:val="center"/>
               <w:rPr>
                 <w:rFonts w:hint="default" w:ascii="Times New Roman" w:hAnsi="Times New Roman" w:cs="Times New Roman"/>
                 <w:sz w:val="24"/>
@@ -7567,16 +7281,16 @@
             <w:r>
               <w:rPr>
                 <w:rFonts w:hint="eastAsia" w:ascii="Times New Roman" w:hAnsi="Times New Roman" w:eastAsia="Times New Roman" w:cs="Times New Roman"/>
-                <w:sz w:val="24"/>
-                <w:szCs w:val="24"/>
-              </w:rPr>
-              <w:t>S</w:t>
-            </w:r>
-          </w:p>
-        </w:tc>
-        <w:tc>
-          <w:tcPr>
-            <w:tcW w:w="1740" w:type="dxa"/>
+                <w:sz w:val="18"/>
+                <w:szCs w:val="24"/>
+              </w:rPr>
+              <w:t>8.0</w:t>
+            </w:r>
+          </w:p>
+        </w:tc>
+        <w:tc>
+          <w:tcPr>
+            <w:tcW w:w="1134" w:type="dxa"/>
             <w:tcBorders>
               <w:top w:val="nil"/>
               <w:left w:val="nil"/>
@@ -7591,12 +7305,13 @@
               <w:right w:w="-1" w:type="dxa"/>
             </w:tcMar>
             <w:vAlign w:val="center"/>
-          </w:tcPr>
-          <w:p>
-            <w:pPr>
-              <w:snapToGrid w:val="0"/>
-              <w:ind w:left="0" w:leftChars="0" w:right="0" w:rightChars="0" w:firstLine="0" w:firstLineChars="0"/>
-              <w:jc w:val="left"/>
+            <w:shd w:fill="FFFFFF" w:val="clear"/>
+          </w:tcPr>
+          <w:p>
+            <w:pPr>
+              <w:snapToGrid w:val="0"/>
+              <w:ind w:left="0" w:leftChars="0" w:right="0" w:rightChars="0" w:firstLine="0" w:firstLineChars="0"/>
+              <w:jc w:val="center"/>
               <w:rPr>
                 <w:rFonts w:hint="default" w:ascii="Times New Roman" w:hAnsi="Times New Roman" w:cs="Times New Roman"/>
                 <w:sz w:val="24"/>
@@ -7606,49 +7321,10 @@
             <w:r>
               <w:rPr>
                 <w:rFonts w:hint="eastAsia" w:ascii="Times New Roman" w:hAnsi="Times New Roman" w:eastAsia="Times New Roman" w:cs="Times New Roman"/>
-                <w:sz w:val="24"/>
-                <w:szCs w:val="24"/>
-              </w:rPr>
-              <w:t>0.2</w:t>
-            </w:r>
-          </w:p>
-        </w:tc>
-        <w:tc>
-          <w:tcPr>
-            <w:tcW w:w="1108" w:type="dxa"/>
-            <w:tcBorders>
-              <w:top w:val="nil"/>
-              <w:left w:val="nil"/>
-              <w:bottom w:val="nil"/>
-              <w:right w:val="nil"/>
-            </w:tcBorders>
-            <w:noWrap w:val="0"/>
-            <w:tcMar>
-              <w:top w:w="-1" w:type="dxa"/>
-              <w:left w:w="-1" w:type="dxa"/>
-              <w:bottom w:w="-1" w:type="dxa"/>
-              <w:right w:w="-1" w:type="dxa"/>
-            </w:tcMar>
-            <w:vAlign w:val="center"/>
-          </w:tcPr>
-          <w:p>
-            <w:pPr>
-              <w:snapToGrid w:val="0"/>
-              <w:ind w:left="0" w:leftChars="0" w:right="0" w:rightChars="0" w:firstLine="0" w:firstLineChars="0"/>
-              <w:jc w:val="left"/>
-              <w:rPr>
-                <w:rFonts w:hint="default" w:ascii="Times New Roman" w:hAnsi="Times New Roman" w:cs="Times New Roman"/>
-                <w:sz w:val="24"/>
-                <w:szCs w:val="24"/>
-              </w:rPr>
-            </w:pPr>
-            <w:r>
-              <w:rPr>
-                <w:rFonts w:hint="eastAsia" w:ascii="Times New Roman" w:hAnsi="Times New Roman" w:eastAsia="Times New Roman" w:cs="Times New Roman"/>
-                <w:sz w:val="24"/>
-                <w:szCs w:val="24"/>
-              </w:rPr>
-              <w:t>—</w:t>
+                <w:sz w:val="18"/>
+                <w:szCs w:val="24"/>
+              </w:rPr>
+              <w:t>MPa</w:t>
             </w:r>
           </w:p>
         </w:tc>
@@ -7676,10 +7352,192 @@
         </w:trPr>
         <w:tc>
           <w:tcPr>
-            <w:tcW w:w="4431" w:type="dxa"/>
+            <w:tcW w:w="3118" w:type="dxa"/>
             <w:tcBorders>
               <w:top w:val="nil"/>
               <w:left w:val="nil"/>
+              <w:bottom w:val="nil"/>
+              <w:right w:val="nil"/>
+            </w:tcBorders>
+            <w:noWrap w:val="0"/>
+            <w:tcMar>
+              <w:top w:w="-1" w:type="dxa"/>
+              <w:left w:w="-1" w:type="dxa"/>
+              <w:bottom w:w="-1" w:type="dxa"/>
+              <w:right w:w="-1" w:type="dxa"/>
+            </w:tcMar>
+            <w:vAlign w:val="center"/>
+            <w:shd w:fill="F2F7FB" w:val="clear"/>
+          </w:tcPr>
+          <w:p>
+            <w:pPr>
+              <w:snapToGrid w:val="0"/>
+              <w:ind w:left="0" w:leftChars="0" w:right="0" w:rightChars="0" w:firstLine="0" w:firstLineChars="0"/>
+              <w:jc w:val="left"/>
+              <w:rPr>
+                <w:rFonts w:hint="default" w:ascii="Times New Roman" w:hAnsi="Times New Roman" w:cs="Times New Roman"/>
+                <w:sz w:val="24"/>
+                <w:szCs w:val="24"/>
+              </w:rPr>
+            </w:pPr>
+            <w:r>
+              <w:rPr>
+                <w:rFonts w:hint="eastAsia" w:ascii="Times New Roman" w:hAnsi="Times New Roman" w:eastAsia="Times New Roman" w:cs="Times New Roman"/>
+                <w:sz w:val="18"/>
+                <w:szCs w:val="24"/>
+              </w:rPr>
+              <w:t>Skin factor</w:t>
+            </w:r>
+          </w:p>
+        </w:tc>
+        <w:tc>
+          <w:tcPr>
+            <w:tcW w:w="1134" w:type="dxa"/>
+            <w:tcBorders>
+              <w:top w:val="nil"/>
+              <w:left w:val="nil"/>
+              <w:bottom w:val="nil"/>
+              <w:right w:val="nil"/>
+            </w:tcBorders>
+            <w:noWrap w:val="0"/>
+            <w:tcMar>
+              <w:top w:w="-1" w:type="dxa"/>
+              <w:left w:w="-1" w:type="dxa"/>
+              <w:bottom w:w="-1" w:type="dxa"/>
+              <w:right w:w="-1" w:type="dxa"/>
+            </w:tcMar>
+            <w:vAlign w:val="center"/>
+            <w:shd w:fill="F2F7FB" w:val="clear"/>
+          </w:tcPr>
+          <w:p>
+            <w:pPr>
+              <w:snapToGrid w:val="0"/>
+              <w:ind w:left="0" w:leftChars="0" w:right="0" w:rightChars="0" w:firstLine="0" w:firstLineChars="0"/>
+              <w:jc w:val="center"/>
+              <w:rPr>
+                <w:rFonts w:hint="default" w:ascii="Times New Roman" w:hAnsi="Times New Roman" w:cs="Times New Roman"/>
+                <w:sz w:val="24"/>
+                <w:szCs w:val="24"/>
+              </w:rPr>
+            </w:pPr>
+            <w:r>
+              <w:rPr>
+                <w:rFonts w:hint="eastAsia" w:ascii="Times New Roman" w:hAnsi="Times New Roman" w:eastAsia="Times New Roman" w:cs="Times New Roman"/>
+                <w:sz w:val="18"/>
+                <w:szCs w:val="24"/>
+              </w:rPr>
+              <w:t>S</w:t>
+            </w:r>
+          </w:p>
+        </w:tc>
+        <w:tc>
+          <w:tcPr>
+            <w:tcW w:w="1701" w:type="dxa"/>
+            <w:tcBorders>
+              <w:top w:val="nil"/>
+              <w:left w:val="nil"/>
+              <w:bottom w:val="nil"/>
+              <w:right w:val="nil"/>
+            </w:tcBorders>
+            <w:noWrap w:val="0"/>
+            <w:tcMar>
+              <w:top w:w="-1" w:type="dxa"/>
+              <w:left w:w="-1" w:type="dxa"/>
+              <w:bottom w:w="-1" w:type="dxa"/>
+              <w:right w:w="-1" w:type="dxa"/>
+            </w:tcMar>
+            <w:vAlign w:val="center"/>
+            <w:shd w:fill="F2F7FB" w:val="clear"/>
+          </w:tcPr>
+          <w:p>
+            <w:pPr>
+              <w:snapToGrid w:val="0"/>
+              <w:ind w:left="0" w:leftChars="0" w:right="0" w:rightChars="0" w:firstLine="0" w:firstLineChars="0"/>
+              <w:jc w:val="center"/>
+              <w:rPr>
+                <w:rFonts w:hint="default" w:ascii="Times New Roman" w:hAnsi="Times New Roman" w:cs="Times New Roman"/>
+                <w:sz w:val="24"/>
+                <w:szCs w:val="24"/>
+              </w:rPr>
+            </w:pPr>
+            <w:r>
+              <w:rPr>
+                <w:rFonts w:hint="eastAsia" w:ascii="Times New Roman" w:hAnsi="Times New Roman" w:eastAsia="Times New Roman" w:cs="Times New Roman"/>
+                <w:sz w:val="18"/>
+                <w:szCs w:val="24"/>
+              </w:rPr>
+              <w:t>0.2</w:t>
+            </w:r>
+          </w:p>
+        </w:tc>
+        <w:tc>
+          <w:tcPr>
+            <w:tcW w:w="1134" w:type="dxa"/>
+            <w:tcBorders>
+              <w:top w:val="nil"/>
+              <w:left w:val="nil"/>
+              <w:bottom w:val="nil"/>
+              <w:right w:val="nil"/>
+            </w:tcBorders>
+            <w:noWrap w:val="0"/>
+            <w:tcMar>
+              <w:top w:w="-1" w:type="dxa"/>
+              <w:left w:w="-1" w:type="dxa"/>
+              <w:bottom w:w="-1" w:type="dxa"/>
+              <w:right w:w="-1" w:type="dxa"/>
+            </w:tcMar>
+            <w:vAlign w:val="center"/>
+            <w:shd w:fill="F2F7FB" w:val="clear"/>
+          </w:tcPr>
+          <w:p>
+            <w:pPr>
+              <w:snapToGrid w:val="0"/>
+              <w:ind w:left="0" w:leftChars="0" w:right="0" w:rightChars="0" w:firstLine="0" w:firstLineChars="0"/>
+              <w:jc w:val="center"/>
+              <w:rPr>
+                <w:rFonts w:hint="default" w:ascii="Times New Roman" w:hAnsi="Times New Roman" w:cs="Times New Roman"/>
+                <w:sz w:val="24"/>
+                <w:szCs w:val="24"/>
+              </w:rPr>
+            </w:pPr>
+            <w:r>
+              <w:rPr>
+                <w:rFonts w:hint="eastAsia" w:ascii="Times New Roman" w:hAnsi="Times New Roman" w:eastAsia="Times New Roman" w:cs="Times New Roman"/>
+                <w:sz w:val="18"/>
+                <w:szCs w:val="24"/>
+              </w:rPr>
+              <w:t>—</w:t>
+            </w:r>
+          </w:p>
+        </w:tc>
+      </w:tr>
+      <w:tr>
+        <w:tblPrEx>
+          <w:tblBorders>
+            <w:top w:val="none" w:color="000000" w:sz="4" w:space="0"/>
+            <w:left w:val="none" w:color="000000" w:sz="4" w:space="0"/>
+            <w:bottom w:val="none" w:color="000000" w:sz="4" w:space="0"/>
+            <w:right w:val="none" w:color="000000" w:sz="4" w:space="0"/>
+            <w:insideH w:val="none" w:color="000000" w:sz="4" w:space="0"/>
+            <w:insideV w:val="none" w:color="000000" w:sz="4" w:space="0"/>
+          </w:tblBorders>
+          <w:tblCellMar>
+            <w:top w:w="0" w:type="dxa"/>
+            <w:left w:w="108" w:type="dxa"/>
+            <w:bottom w:w="0" w:type="dxa"/>
+            <w:right w:w="108" w:type="dxa"/>
+          </w:tblCellMar>
+        </w:tblPrEx>
+        <w:trPr>
+          <w:trHeight w:val="0" w:hRule="atLeast"/>
+          <w:jc w:val="center"/>
+        </w:trPr>
+        <w:tc>
+          <w:tcPr>
+            <w:tcW w:w="3118" w:type="dxa"/>
+            <w:tcBorders>
+              <w:top w:val="nil"/>
+              <w:left w:val="nil"/>
               <w:bottom w:val="single" w:color="auto" w:sz="12" w:space="0"/>
               <w:right w:val="nil"/>
             </w:tcBorders>
@@ -7691,6 +7549,47 @@
               <w:right w:w="-1" w:type="dxa"/>
             </w:tcMar>
             <w:vAlign w:val="center"/>
+            <w:shd w:fill="FFFFFF" w:val="clear"/>
+          </w:tcPr>
+          <w:p>
+            <w:pPr>
+              <w:snapToGrid w:val="0"/>
+              <w:ind w:left="0" w:leftChars="0" w:right="0" w:rightChars="0" w:firstLine="0" w:firstLineChars="0"/>
+              <w:jc w:val="left"/>
+              <w:rPr>
+                <w:rFonts w:hint="default" w:ascii="Times New Roman" w:hAnsi="Times New Roman" w:cs="Times New Roman"/>
+                <w:sz w:val="24"/>
+                <w:szCs w:val="24"/>
+              </w:rPr>
+            </w:pPr>
+            <w:r>
+              <w:rPr>
+                <w:rFonts w:hint="eastAsia" w:ascii="Times New Roman" w:hAnsi="Times New Roman" w:eastAsia="Times New Roman" w:cs="Times New Roman"/>
+                <w:sz w:val="18"/>
+                <w:szCs w:val="24"/>
+              </w:rPr>
+              <w:t>Wellbore storage coefficient</w:t>
+            </w:r>
+          </w:p>
+        </w:tc>
+        <w:tc>
+          <w:tcPr>
+            <w:tcW w:w="1134" w:type="dxa"/>
+            <w:tcBorders>
+              <w:top w:val="nil"/>
+              <w:left w:val="nil"/>
+              <w:bottom w:val="single" w:color="auto" w:sz="12" w:space="0"/>
+              <w:right w:val="nil"/>
+            </w:tcBorders>
+            <w:noWrap w:val="0"/>
+            <w:tcMar>
+              <w:top w:w="-1" w:type="dxa"/>
+              <w:left w:w="-1" w:type="dxa"/>
+              <w:bottom w:w="-1" w:type="dxa"/>
+              <w:right w:w="-1" w:type="dxa"/>
+            </w:tcMar>
+            <w:vAlign w:val="center"/>
+            <w:shd w:fill="FFFFFF" w:val="clear"/>
           </w:tcPr>
           <w:p>
             <w:pPr>
@@ -7706,16 +7605,16 @@
             <w:r>
               <w:rPr>
                 <w:rFonts w:hint="eastAsia" w:ascii="Times New Roman" w:hAnsi="Times New Roman" w:eastAsia="Times New Roman" w:cs="Times New Roman"/>
-                <w:sz w:val="24"/>
-                <w:szCs w:val="24"/>
-              </w:rPr>
-              <w:t>Wellbore storage coefficient</w:t>
-            </w:r>
-          </w:p>
-        </w:tc>
-        <w:tc>
-          <w:tcPr>
-            <w:tcW w:w="1243" w:type="dxa"/>
+                <w:sz w:val="18"/>
+                <w:szCs w:val="24"/>
+              </w:rPr>
+              <w:t>C</w:t>
+            </w:r>
+          </w:p>
+        </w:tc>
+        <w:tc>
+          <w:tcPr>
+            <w:tcW w:w="1701" w:type="dxa"/>
             <w:tcBorders>
               <w:top w:val="nil"/>
               <w:left w:val="nil"/>
@@ -7730,12 +7629,13 @@
               <w:right w:w="-1" w:type="dxa"/>
             </w:tcMar>
             <w:vAlign w:val="center"/>
-          </w:tcPr>
-          <w:p>
-            <w:pPr>
-              <w:snapToGrid w:val="0"/>
-              <w:ind w:left="0" w:leftChars="0" w:right="0" w:rightChars="0" w:firstLine="0" w:firstLineChars="0"/>
-              <w:jc w:val="left"/>
+            <w:shd w:fill="FFFFFF" w:val="clear"/>
+          </w:tcPr>
+          <w:p>
+            <w:pPr>
+              <w:snapToGrid w:val="0"/>
+              <w:ind w:left="0" w:leftChars="0" w:right="0" w:rightChars="0" w:firstLine="0" w:firstLineChars="0"/>
+              <w:jc w:val="center"/>
               <w:rPr>
                 <w:rFonts w:hint="default" w:ascii="Times New Roman" w:hAnsi="Times New Roman" w:cs="Times New Roman"/>
                 <w:sz w:val="24"/>
@@ -7745,16 +7645,16 @@
             <w:r>
               <w:rPr>
                 <w:rFonts w:hint="eastAsia" w:ascii="Times New Roman" w:hAnsi="Times New Roman" w:eastAsia="Times New Roman" w:cs="Times New Roman"/>
-                <w:sz w:val="24"/>
-                <w:szCs w:val="24"/>
-              </w:rPr>
-              <w:t>C</w:t>
-            </w:r>
-          </w:p>
-        </w:tc>
-        <w:tc>
-          <w:tcPr>
-            <w:tcW w:w="1740" w:type="dxa"/>
+                <w:sz w:val="18"/>
+                <w:szCs w:val="24"/>
+              </w:rPr>
+              <w:t>0.05</w:t>
+            </w:r>
+          </w:p>
+        </w:tc>
+        <w:tc>
+          <w:tcPr>
+            <w:tcW w:w="1134" w:type="dxa"/>
             <w:tcBorders>
               <w:top w:val="nil"/>
               <w:left w:val="nil"/>
@@ -7769,12 +7669,13 @@
               <w:right w:w="-1" w:type="dxa"/>
             </w:tcMar>
             <w:vAlign w:val="center"/>
-          </w:tcPr>
-          <w:p>
-            <w:pPr>
-              <w:snapToGrid w:val="0"/>
-              <w:ind w:left="0" w:leftChars="0" w:right="0" w:rightChars="0" w:firstLine="0" w:firstLineChars="0"/>
-              <w:jc w:val="left"/>
+            <w:shd w:fill="FFFFFF" w:val="clear"/>
+          </w:tcPr>
+          <w:p>
+            <w:pPr>
+              <w:snapToGrid w:val="0"/>
+              <w:ind w:left="0" w:leftChars="0" w:right="0" w:rightChars="0" w:firstLine="0" w:firstLineChars="0"/>
+              <w:jc w:val="center"/>
               <w:rPr>
                 <w:rFonts w:hint="default" w:ascii="Times New Roman" w:hAnsi="Times New Roman" w:cs="Times New Roman"/>
                 <w:sz w:val="24"/>
@@ -7784,46 +7685,7 @@
             <w:r>
               <w:rPr>
                 <w:rFonts w:hint="eastAsia" w:ascii="Times New Roman" w:hAnsi="Times New Roman" w:eastAsia="Times New Roman" w:cs="Times New Roman"/>
-                <w:sz w:val="24"/>
-                <w:szCs w:val="24"/>
-              </w:rPr>
-              <w:t>0.05</w:t>
-            </w:r>
-          </w:p>
-        </w:tc>
-        <w:tc>
-          <w:tcPr>
-            <w:tcW w:w="1108" w:type="dxa"/>
-            <w:tcBorders>
-              <w:top w:val="nil"/>
-              <w:left w:val="nil"/>
-              <w:bottom w:val="single" w:color="auto" w:sz="12" w:space="0"/>
-              <w:right w:val="nil"/>
-            </w:tcBorders>
-            <w:noWrap w:val="0"/>
-            <w:tcMar>
-              <w:top w:w="-1" w:type="dxa"/>
-              <w:left w:w="-1" w:type="dxa"/>
-              <w:bottom w:w="-1" w:type="dxa"/>
-              <w:right w:w="-1" w:type="dxa"/>
-            </w:tcMar>
-            <w:vAlign w:val="center"/>
-          </w:tcPr>
-          <w:p>
-            <w:pPr>
-              <w:snapToGrid w:val="0"/>
-              <w:ind w:left="0" w:leftChars="0" w:right="0" w:rightChars="0" w:firstLine="0" w:firstLineChars="0"/>
-              <w:jc w:val="left"/>
-              <w:rPr>
-                <w:rFonts w:hint="default" w:ascii="Times New Roman" w:hAnsi="Times New Roman" w:cs="Times New Roman"/>
-                <w:sz w:val="24"/>
-                <w:szCs w:val="24"/>
-              </w:rPr>
-            </w:pPr>
-            <w:r>
-              <w:rPr>
-                <w:rFonts w:hint="eastAsia" w:ascii="Times New Roman" w:hAnsi="Times New Roman" w:eastAsia="Times New Roman" w:cs="Times New Roman"/>
-                <w:sz w:val="24"/>
+                <w:sz w:val="18"/>
                 <w:szCs w:val="24"/>
               </w:rPr>
               <w:t>m³/MPa</w:t>
@@ -8353,21 +8215,6 @@
         </w:rPr>
         <w:t>The influence of the gas slippage coefficient (the Klinkenberg parameter) on the bottomhole pressure (BHP) and its derivative is systematically evaluated using the GPU framework. The Klinkenberg effect, which accounts for non-Darcy gas flow at low pore pressures, is shown to reduce the dimensionless BHP by approximately 15-25 percent during late-time production compared to the base case without slippage correction. This deviation is most pronounced in the transition and pseudo-radial flow regimes (Stages III-VI), where the pressure gradient is minimal and gas molecule-wall collisions dominate the transport mechanism.</w:t>
       </w:r>
-      <w:r>
-        <w:rPr>
-          <w:rFonts w:hint="eastAsia" w:ascii="Times New Roman" w:hAnsi="Times New Roman" w:eastAsia="宋体" w:cs="Times New Roman"/>
-          <w:sz w:val="24"/>
-          <w:szCs w:val="24"/>
-          <w:lang w:eastAsia="zh-CN"/>
-        </w:rPr>
-      </w:r>
-      <w:r>
-        <w:rPr>
-          <w:rFonts w:hint="eastAsia" w:ascii="Times New Roman" w:hAnsi="Times New Roman" w:eastAsia="Times New Roman" w:cs="Times New Roman"/>
-          <w:sz w:val="24"/>
-          <w:szCs w:val="24"/>
-        </w:rPr>
-      </w:r>
     </w:p>
     <w:p>
       <w:pPr>
@@ -8387,21 +8234,6 @@
         </w:rPr>
         <w:t>Figure 8 compares the dimensionless BHP and pressure derivative responses for adsorption coefficients of 10 and 100, respectively. A higher adsorption coefficient delays the pressure decline by supplementing the free-gas inventory through desorption. The pressure derivative exhibits a characteristic depression during the intermediate-time flow period, with the magnitude of the deviation scaling nonlinearly with the adsorption capacity. Quantitative analysis reveals that for the 100-case, the cumulative gas production is enhanced by approximately 12 percent relative to the base case over a 10-year production horizon.</w:t>
       </w:r>
-      <w:r>
-        <w:rPr>
-          <w:rFonts w:hint="eastAsia" w:ascii="Times New Roman" w:hAnsi="Times New Roman" w:eastAsia="宋体" w:cs="Times New Roman"/>
-          <w:sz w:val="24"/>
-          <w:szCs w:val="24"/>
-          <w:lang w:eastAsia="zh-CN"/>
-        </w:rPr>
-      </w:r>
-      <w:r>
-        <w:rPr>
-          <w:rFonts w:hint="eastAsia" w:ascii="Times New Roman" w:hAnsi="Times New Roman" w:eastAsia="Times New Roman" w:cs="Times New Roman"/>
-          <w:sz w:val="24"/>
-          <w:szCs w:val="24"/>
-        </w:rPr>
-      </w:r>
     </w:p>
     <w:p>
       <w:pPr>
@@ -8422,19 +8254,6 @@
         </w:rPr>
         <w:t>These findings underscore the necessity of integrating both slippage-induced permeability enhancements and adsorption-desorption kinetics into semi-analytical frameworks to rigorously characterize transient pressure behavior in unconventional reservoirs. The GPU framework enables such integrated analyses at interactive speeds, facilitating real-time sensitivity assessment and uncertainty quantification that would be computationally prohibitive with conventional CPU-based solvers.</w:t>
       </w:r>
-      <w:r>
-        <w:rPr>
-          <w:rFonts w:hint="eastAsia" w:ascii="Times New Roman" w:hAnsi="Times New Roman" w:eastAsia="Times New Roman" w:cs="Times New Roman"/>
-          <w:sz w:val="24"/>
-          <w:szCs w:val="24"/>
-        </w:rPr>
-      </w:r>
-      <w:r>
-        <w:rPr>
-          <w:vertAlign w:val="superscript"/>
-        </w:rPr>
-      </w:r>
-      <w:r/>
     </w:p>
     <w:p>
       <w:pPr>
@@ -8529,21 +8348,6 @@
           <w:szCs w:val="24"/>
         </w:rPr>
         <w:t>Spatiotemporal analysis of the reservoir pressure and flux distributions reveals critical insights into fracture interference and drainage patterns. Figures 9 and 10 visualize the pressure field around three fractures after 10 and 8100 hours, respectively. At early time, the pressure depletion is localized around individual fractures, with minimal interference. Over time, the depletion zones expand and eventually merge, forming a compound drainage volume centered on the horizontal wellbore. This transition from isolated to interacting fracture flow is a key determinant of long-term well productivity and is efficiently captured by the GPU framework.</w:t>
-      </w:r>
-      <w:r>
-        <w:rPr>
-          <w:rFonts w:hint="eastAsia" w:ascii="Times New Roman" w:hAnsi="Times New Roman" w:eastAsia="宋体" w:cs="Times New Roman"/>
-          <w:sz w:val="24"/>
-          <w:szCs w:val="24"/>
-          <w:lang w:eastAsia="zh-CN"/>
-        </w:rPr>
-      </w:r>
-      <w:r>
-        <w:rPr>
-          <w:rFonts w:hint="eastAsia" w:ascii="Times New Roman" w:hAnsi="Times New Roman" w:eastAsia="Times New Roman" w:cs="Times New Roman"/>
-          <w:sz w:val="24"/>
-          <w:szCs w:val="24"/>
-        </w:rPr>
       </w:r>
     </w:p>
     <w:p>
@@ -8930,7 +8734,7 @@
     </w:p>
     <w:tbl>
       <w:tblPr>
-        <w:tblStyle w:val="9"/>
+        <w:tblStyle w:val="10"/>
         <w:tblW w:w="8629" w:type="dxa"/>
         <w:jc w:val="center"/>
         <w:tblBorders>
@@ -8981,7 +8785,7 @@
         </w:trPr>
         <w:tc>
           <w:tcPr>
-            <w:tcW w:w="1429" w:type="dxa"/>
+            <w:tcW w:w="1417" w:type="dxa"/>
             <w:tcBorders>
               <w:top w:val="single" w:color="auto" w:sz="12" w:space="0"/>
               <w:left w:val="nil"/>
@@ -8996,6 +8800,7 @@
               <w:right w:w="-1" w:type="dxa"/>
             </w:tcMar>
             <w:vAlign w:val="center"/>
+            <w:shd w:fill="1F4E79" w:val="clear"/>
           </w:tcPr>
           <w:p>
             <w:pPr>
@@ -9013,7 +8818,8 @@
               <w:rPr>
                 <w:rFonts w:hint="eastAsia" w:ascii="Times New Roman" w:hAnsi="Times New Roman" w:eastAsia="Times New Roman" w:cs="Times New Roman"/>
                 <w:b/>
-                <w:sz w:val="24"/>
+                <w:color w:val="FFFFFF"/>
+                <w:sz w:val="16"/>
                 <w:szCs w:val="24"/>
               </w:rPr>
               <w:t xml:space="preserve">Segments </w:t>
@@ -9034,7 +8840,8 @@
               <w:rPr>
                 <w:rFonts w:hint="eastAsia" w:ascii="Times New Roman" w:hAnsi="Times New Roman" w:eastAsia="Times New Roman" w:cs="Times New Roman"/>
                 <w:b/>
-                <w:sz w:val="24"/>
+                <w:color w:val="FFFFFF"/>
+                <w:sz w:val="16"/>
                 <w:szCs w:val="24"/>
               </w:rPr>
               <w:t>(N_f)</w:t>
@@ -9043,7 +8850,7 @@
         </w:tc>
         <w:tc>
           <w:tcPr>
-            <w:tcW w:w="0" w:type="auto"/>
+            <w:tcW w:w="1417" w:type="dxa"/>
             <w:tcBorders>
               <w:top w:val="single" w:color="auto" w:sz="12" w:space="0"/>
               <w:left w:val="nil"/>
@@ -9058,6 +8865,7 @@
               <w:right w:w="-1" w:type="dxa"/>
             </w:tcMar>
             <w:vAlign w:val="center"/>
+            <w:shd w:fill="1F4E79" w:val="clear"/>
           </w:tcPr>
           <w:p>
             <w:pPr>
@@ -9075,7 +8883,8 @@
               <w:rPr>
                 <w:rFonts w:hint="eastAsia" w:ascii="Times New Roman" w:hAnsi="Times New Roman" w:eastAsia="Times New Roman" w:cs="Times New Roman"/>
                 <w:b/>
-                <w:sz w:val="24"/>
+                <w:color w:val="FFFFFF"/>
+                <w:sz w:val="16"/>
                 <w:szCs w:val="24"/>
               </w:rPr>
               <w:t xml:space="preserve">Time Steps </w:t>
@@ -9096,7 +8905,8 @@
               <w:rPr>
                 <w:rFonts w:hint="eastAsia" w:ascii="Times New Roman" w:hAnsi="Times New Roman" w:eastAsia="Times New Roman" w:cs="Times New Roman"/>
                 <w:b/>
-                <w:sz w:val="24"/>
+                <w:color w:val="FFFFFF"/>
+                <w:sz w:val="16"/>
                 <w:szCs w:val="24"/>
               </w:rPr>
               <w:t>(N_t)</w:t>
@@ -9105,7 +8915,7 @@
         </w:tc>
         <w:tc>
           <w:tcPr>
-            <w:tcW w:w="0" w:type="auto"/>
+            <w:tcW w:w="1417" w:type="dxa"/>
             <w:tcBorders>
               <w:top w:val="single" w:color="auto" w:sz="12" w:space="0"/>
               <w:left w:val="nil"/>
@@ -9120,6 +8930,7 @@
               <w:right w:w="-1" w:type="dxa"/>
             </w:tcMar>
             <w:vAlign w:val="center"/>
+            <w:shd w:fill="1F4E79" w:val="clear"/>
           </w:tcPr>
           <w:p>
             <w:pPr>
@@ -9137,7 +8948,8 @@
               <w:rPr>
                 <w:rFonts w:hint="eastAsia" w:ascii="Times New Roman" w:hAnsi="Times New Roman" w:eastAsia="Times New Roman" w:cs="Times New Roman"/>
                 <w:b/>
-                <w:sz w:val="24"/>
+                <w:color w:val="FFFFFF"/>
+                <w:sz w:val="16"/>
                 <w:szCs w:val="24"/>
               </w:rPr>
               <w:t xml:space="preserve">GPU Time </w:t>
@@ -9158,7 +8970,8 @@
               <w:rPr>
                 <w:rFonts w:hint="eastAsia" w:ascii="Times New Roman" w:hAnsi="Times New Roman" w:eastAsia="Times New Roman" w:cs="Times New Roman"/>
                 <w:b/>
-                <w:sz w:val="24"/>
+                <w:color w:val="FFFFFF"/>
+                <w:sz w:val="16"/>
                 <w:szCs w:val="24"/>
               </w:rPr>
               <w:t>(s)</w:t>
@@ -9167,7 +8980,7 @@
         </w:tc>
         <w:tc>
           <w:tcPr>
-            <w:tcW w:w="0" w:type="auto"/>
+            <w:tcW w:w="1417" w:type="dxa"/>
             <w:tcBorders>
               <w:top w:val="single" w:color="auto" w:sz="12" w:space="0"/>
               <w:left w:val="nil"/>
@@ -9182,6 +8995,7 @@
               <w:right w:w="-1" w:type="dxa"/>
             </w:tcMar>
             <w:vAlign w:val="center"/>
+            <w:shd w:fill="1F4E79" w:val="clear"/>
           </w:tcPr>
           <w:p>
             <w:pPr>
@@ -9199,7 +9013,8 @@
               <w:rPr>
                 <w:rFonts w:hint="eastAsia" w:ascii="Times New Roman" w:hAnsi="Times New Roman" w:eastAsia="Times New Roman" w:cs="Times New Roman"/>
                 <w:b/>
-                <w:sz w:val="24"/>
+                <w:color w:val="FFFFFF"/>
+                <w:sz w:val="16"/>
                 <w:szCs w:val="24"/>
               </w:rPr>
               <w:t xml:space="preserve">CPU Time </w:t>
@@ -9220,7 +9035,8 @@
               <w:rPr>
                 <w:rFonts w:hint="eastAsia" w:ascii="Times New Roman" w:hAnsi="Times New Roman" w:eastAsia="Times New Roman" w:cs="Times New Roman"/>
                 <w:b/>
-                <w:sz w:val="24"/>
+                <w:color w:val="FFFFFF"/>
+                <w:sz w:val="16"/>
                 <w:szCs w:val="24"/>
               </w:rPr>
               <w:t>(s)</w:t>
@@ -9229,7 +9045,7 @@
         </w:tc>
         <w:tc>
           <w:tcPr>
-            <w:tcW w:w="0" w:type="auto"/>
+            <w:tcW w:w="1417" w:type="dxa"/>
             <w:tcBorders>
               <w:top w:val="single" w:color="auto" w:sz="12" w:space="0"/>
               <w:left w:val="nil"/>
@@ -9244,6 +9060,7 @@
               <w:right w:w="-1" w:type="dxa"/>
             </w:tcMar>
             <w:vAlign w:val="center"/>
+            <w:shd w:fill="1F4E79" w:val="clear"/>
           </w:tcPr>
           <w:p>
             <w:pPr>
@@ -9260,7 +9077,8 @@
               <w:rPr>
                 <w:rFonts w:hint="eastAsia" w:ascii="Times New Roman" w:hAnsi="Times New Roman" w:eastAsia="Times New Roman" w:cs="Times New Roman"/>
                 <w:b/>
-                <w:sz w:val="24"/>
+                <w:color w:val="FFFFFF"/>
+                <w:sz w:val="16"/>
                 <w:szCs w:val="24"/>
               </w:rPr>
               <w:t>Speedup</w:t>
@@ -9269,7 +9087,7 @@
         </w:tc>
         <w:tc>
           <w:tcPr>
-            <w:tcW w:w="1602" w:type="dxa"/>
+            <w:tcW w:w="1417" w:type="dxa"/>
             <w:tcBorders>
               <w:top w:val="single" w:color="auto" w:sz="12" w:space="0"/>
               <w:left w:val="nil"/>
@@ -9284,6 +9102,7 @@
               <w:right w:w="-1" w:type="dxa"/>
             </w:tcMar>
             <w:vAlign w:val="center"/>
+            <w:shd w:fill="1F4E79" w:val="clear"/>
           </w:tcPr>
           <w:p>
             <w:pPr>
@@ -9301,7 +9120,8 @@
               <w:rPr>
                 <w:rFonts w:hint="eastAsia" w:ascii="Times New Roman" w:hAnsi="Times New Roman" w:eastAsia="Times New Roman" w:cs="Times New Roman"/>
                 <w:b/>
-                <w:sz w:val="24"/>
+                <w:color w:val="FFFFFF"/>
+                <w:sz w:val="16"/>
                 <w:szCs w:val="24"/>
               </w:rPr>
               <w:t xml:space="preserve">Occupancy </w:t>
@@ -9322,7 +9142,8 @@
               <w:rPr>
                 <w:rFonts w:hint="eastAsia" w:ascii="Times New Roman" w:hAnsi="Times New Roman" w:eastAsia="Times New Roman" w:cs="Times New Roman"/>
                 <w:b/>
-                <w:sz w:val="24"/>
+                <w:color w:val="FFFFFF"/>
+                <w:sz w:val="16"/>
                 <w:szCs w:val="24"/>
               </w:rPr>
               <w:t>(%)</w:t>
@@ -9353,7 +9174,7 @@
         </w:trPr>
         <w:tc>
           <w:tcPr>
-            <w:tcW w:w="1429" w:type="dxa"/>
+            <w:tcW w:w="1417" w:type="dxa"/>
             <w:tcBorders>
               <w:top w:val="single" w:color="auto" w:sz="4" w:space="0"/>
               <w:left w:val="nil"/>
@@ -9368,6 +9189,7 @@
               <w:right w:w="-1" w:type="dxa"/>
             </w:tcMar>
             <w:vAlign w:val="center"/>
+            <w:shd w:fill="FFFFFF" w:val="clear"/>
           </w:tcPr>
           <w:p>
             <w:pPr>
@@ -9382,7 +9204,7 @@
             <w:r>
               <w:rPr>
                 <w:rFonts w:hint="eastAsia" w:ascii="Times New Roman" w:hAnsi="Times New Roman" w:eastAsia="Times New Roman" w:cs="Times New Roman"/>
-                <w:sz w:val="24"/>
+                <w:sz w:val="16"/>
                 <w:szCs w:val="24"/>
               </w:rPr>
               <w:t>1,000</w:t>
@@ -9391,7 +9213,7 @@
         </w:tc>
         <w:tc>
           <w:tcPr>
-            <w:tcW w:w="0" w:type="auto"/>
+            <w:tcW w:w="1417" w:type="dxa"/>
             <w:tcBorders>
               <w:top w:val="single" w:color="auto" w:sz="4" w:space="0"/>
               <w:left w:val="nil"/>
@@ -9406,6 +9228,7 @@
               <w:right w:w="-1" w:type="dxa"/>
             </w:tcMar>
             <w:vAlign w:val="center"/>
+            <w:shd w:fill="FFFFFF" w:val="clear"/>
           </w:tcPr>
           <w:p>
             <w:pPr>
@@ -9420,7 +9243,7 @@
             <w:r>
               <w:rPr>
                 <w:rFonts w:hint="eastAsia" w:ascii="Times New Roman" w:hAnsi="Times New Roman" w:eastAsia="Times New Roman" w:cs="Times New Roman"/>
-                <w:sz w:val="24"/>
+                <w:sz w:val="16"/>
                 <w:szCs w:val="24"/>
               </w:rPr>
               <w:t>300</w:t>
@@ -9429,7 +9252,7 @@
         </w:tc>
         <w:tc>
           <w:tcPr>
-            <w:tcW w:w="0" w:type="auto"/>
+            <w:tcW w:w="1417" w:type="dxa"/>
             <w:tcBorders>
               <w:top w:val="single" w:color="auto" w:sz="4" w:space="0"/>
               <w:left w:val="nil"/>
@@ -9444,6 +9267,7 @@
               <w:right w:w="-1" w:type="dxa"/>
             </w:tcMar>
             <w:vAlign w:val="center"/>
+            <w:shd w:fill="FFFFFF" w:val="clear"/>
           </w:tcPr>
           <w:p>
             <w:pPr>
@@ -9458,7 +9282,7 @@
             <w:r>
               <w:rPr>
                 <w:rFonts w:hint="eastAsia" w:ascii="Times New Roman" w:hAnsi="Times New Roman" w:eastAsia="Times New Roman" w:cs="Times New Roman"/>
-                <w:sz w:val="24"/>
+                <w:sz w:val="16"/>
                 <w:szCs w:val="24"/>
               </w:rPr>
               <w:t>0.19</w:t>
@@ -9467,7 +9291,7 @@
         </w:tc>
         <w:tc>
           <w:tcPr>
-            <w:tcW w:w="0" w:type="auto"/>
+            <w:tcW w:w="1417" w:type="dxa"/>
             <w:tcBorders>
               <w:top w:val="single" w:color="auto" w:sz="4" w:space="0"/>
               <w:left w:val="nil"/>
@@ -9482,12 +9306,13 @@
               <w:right w:w="-1" w:type="dxa"/>
             </w:tcMar>
             <w:vAlign w:val="center"/>
-          </w:tcPr>
-          <w:p>
-            <w:pPr>
-              <w:snapToGrid w:val="0"/>
-              <w:ind w:left="0" w:leftChars="0" w:right="0" w:rightChars="0" w:firstLine="0" w:firstLineChars="0"/>
-              <w:jc w:val="right"/>
+            <w:shd w:fill="FFFFFF" w:val="clear"/>
+          </w:tcPr>
+          <w:p>
+            <w:pPr>
+              <w:snapToGrid w:val="0"/>
+              <w:ind w:left="0" w:leftChars="0" w:right="0" w:rightChars="0" w:firstLine="0" w:firstLineChars="0"/>
+              <w:jc w:val="center"/>
               <w:rPr>
                 <w:rFonts w:ascii="Times New Roman" w:eastAsia="Times New Roman"/>
                 <w:sz w:val="24"/>
@@ -9496,7 +9321,7 @@
             <w:r>
               <w:rPr>
                 <w:rFonts w:hint="eastAsia" w:ascii="Times New Roman" w:hAnsi="Times New Roman" w:eastAsia="Times New Roman" w:cs="Times New Roman"/>
-                <w:sz w:val="24"/>
+                <w:sz w:val="16"/>
                 <w:szCs w:val="24"/>
               </w:rPr>
               <w:t>15.0</w:t>
@@ -9505,7 +9330,7 @@
         </w:tc>
         <w:tc>
           <w:tcPr>
-            <w:tcW w:w="0" w:type="auto"/>
+            <w:tcW w:w="1417" w:type="dxa"/>
             <w:tcBorders>
               <w:top w:val="single" w:color="auto" w:sz="4" w:space="0"/>
               <w:left w:val="nil"/>
@@ -9520,12 +9345,13 @@
               <w:right w:w="-1" w:type="dxa"/>
             </w:tcMar>
             <w:vAlign w:val="center"/>
-          </w:tcPr>
-          <w:p>
-            <w:pPr>
-              <w:snapToGrid w:val="0"/>
-              <w:ind w:left="0" w:leftChars="0" w:right="0" w:rightChars="0" w:firstLine="0" w:firstLineChars="0"/>
-              <w:jc w:val="right"/>
+            <w:shd w:fill="FFFFFF" w:val="clear"/>
+          </w:tcPr>
+          <w:p>
+            <w:pPr>
+              <w:snapToGrid w:val="0"/>
+              <w:ind w:left="0" w:leftChars="0" w:right="0" w:rightChars="0" w:firstLine="0" w:firstLineChars="0"/>
+              <w:jc w:val="center"/>
               <w:rPr>
                 <w:rFonts w:ascii="Times New Roman" w:eastAsia="Times New Roman"/>
                 <w:sz w:val="24"/>
@@ -9534,7 +9360,7 @@
             <w:r>
               <w:rPr>
                 <w:rFonts w:hint="eastAsia" w:ascii="Times New Roman" w:hAnsi="Times New Roman" w:eastAsia="Times New Roman" w:cs="Times New Roman"/>
-                <w:sz w:val="24"/>
+                <w:sz w:val="16"/>
                 <w:szCs w:val="24"/>
               </w:rPr>
               <w:t>79×</w:t>
@@ -9543,7 +9369,7 @@
         </w:tc>
         <w:tc>
           <w:tcPr>
-            <w:tcW w:w="1602" w:type="dxa"/>
+            <w:tcW w:w="1417" w:type="dxa"/>
             <w:tcBorders>
               <w:top w:val="single" w:color="auto" w:sz="4" w:space="0"/>
               <w:left w:val="nil"/>
@@ -9558,12 +9384,13 @@
               <w:right w:w="-1" w:type="dxa"/>
             </w:tcMar>
             <w:vAlign w:val="center"/>
-          </w:tcPr>
-          <w:p>
-            <w:pPr>
-              <w:snapToGrid w:val="0"/>
-              <w:ind w:left="0" w:leftChars="0" w:right="0" w:rightChars="0" w:firstLine="0" w:firstLineChars="0"/>
-              <w:jc w:val="right"/>
+            <w:shd w:fill="FFFFFF" w:val="clear"/>
+          </w:tcPr>
+          <w:p>
+            <w:pPr>
+              <w:snapToGrid w:val="0"/>
+              <w:ind w:left="0" w:leftChars="0" w:right="0" w:rightChars="0" w:firstLine="0" w:firstLineChars="0"/>
+              <w:jc w:val="center"/>
               <w:rPr>
                 <w:rFonts w:ascii="Times New Roman" w:eastAsia="Times New Roman"/>
                 <w:sz w:val="24"/>
@@ -9572,7 +9399,7 @@
             <w:r>
               <w:rPr>
                 <w:rFonts w:hint="eastAsia" w:ascii="Times New Roman" w:hAnsi="Times New Roman" w:eastAsia="Times New Roman" w:cs="Times New Roman"/>
-                <w:sz w:val="24"/>
+                <w:sz w:val="16"/>
                 <w:szCs w:val="24"/>
               </w:rPr>
               <w:t>82%</w:t>
@@ -9603,7 +9430,7 @@
         </w:trPr>
         <w:tc>
           <w:tcPr>
-            <w:tcW w:w="1429" w:type="dxa"/>
+            <w:tcW w:w="1417" w:type="dxa"/>
             <w:tcBorders>
               <w:top w:val="nil"/>
               <w:left w:val="nil"/>
@@ -9618,6 +9445,7 @@
               <w:right w:w="-1" w:type="dxa"/>
             </w:tcMar>
             <w:vAlign w:val="center"/>
+            <w:shd w:fill="F2F7FB" w:val="clear"/>
           </w:tcPr>
           <w:p>
             <w:pPr>
@@ -9632,7 +9460,7 @@
             <w:r>
               <w:rPr>
                 <w:rFonts w:hint="eastAsia" w:ascii="Times New Roman" w:hAnsi="Times New Roman" w:eastAsia="Times New Roman" w:cs="Times New Roman"/>
-                <w:sz w:val="24"/>
+                <w:sz w:val="16"/>
                 <w:szCs w:val="24"/>
               </w:rPr>
               <w:t>2,000</w:t>
@@ -9641,7 +9469,7 @@
         </w:tc>
         <w:tc>
           <w:tcPr>
-            <w:tcW w:w="0" w:type="auto"/>
+            <w:tcW w:w="1417" w:type="dxa"/>
             <w:tcBorders>
               <w:top w:val="nil"/>
               <w:left w:val="nil"/>
@@ -9656,6 +9484,7 @@
               <w:right w:w="-1" w:type="dxa"/>
             </w:tcMar>
             <w:vAlign w:val="center"/>
+            <w:shd w:fill="F2F7FB" w:val="clear"/>
           </w:tcPr>
           <w:p>
             <w:pPr>
@@ -9670,7 +9499,7 @@
             <w:r>
               <w:rPr>
                 <w:rFonts w:hint="eastAsia" w:ascii="Times New Roman" w:hAnsi="Times New Roman" w:eastAsia="Times New Roman" w:cs="Times New Roman"/>
-                <w:sz w:val="24"/>
+                <w:sz w:val="16"/>
                 <w:szCs w:val="24"/>
               </w:rPr>
               <w:t>300</w:t>
@@ -9679,7 +9508,7 @@
         </w:tc>
         <w:tc>
           <w:tcPr>
-            <w:tcW w:w="0" w:type="auto"/>
+            <w:tcW w:w="1417" w:type="dxa"/>
             <w:tcBorders>
               <w:top w:val="nil"/>
               <w:left w:val="nil"/>
@@ -9694,6 +9523,7 @@
               <w:right w:w="-1" w:type="dxa"/>
             </w:tcMar>
             <w:vAlign w:val="center"/>
+            <w:shd w:fill="F2F7FB" w:val="clear"/>
           </w:tcPr>
           <w:p>
             <w:pPr>
@@ -9708,7 +9538,7 @@
             <w:r>
               <w:rPr>
                 <w:rFonts w:hint="eastAsia" w:ascii="Times New Roman" w:hAnsi="Times New Roman" w:eastAsia="Times New Roman" w:cs="Times New Roman"/>
-                <w:sz w:val="24"/>
+                <w:sz w:val="16"/>
                 <w:szCs w:val="24"/>
               </w:rPr>
               <w:t>0.22</w:t>
@@ -9717,7 +9547,7 @@
         </w:tc>
         <w:tc>
           <w:tcPr>
-            <w:tcW w:w="0" w:type="auto"/>
+            <w:tcW w:w="1417" w:type="dxa"/>
             <w:tcBorders>
               <w:top w:val="nil"/>
               <w:left w:val="nil"/>
@@ -9732,12 +9562,13 @@
               <w:right w:w="-1" w:type="dxa"/>
             </w:tcMar>
             <w:vAlign w:val="center"/>
-          </w:tcPr>
-          <w:p>
-            <w:pPr>
-              <w:snapToGrid w:val="0"/>
-              <w:ind w:left="0" w:leftChars="0" w:right="0" w:rightChars="0" w:firstLine="0" w:firstLineChars="0"/>
-              <w:jc w:val="right"/>
+            <w:shd w:fill="F2F7FB" w:val="clear"/>
+          </w:tcPr>
+          <w:p>
+            <w:pPr>
+              <w:snapToGrid w:val="0"/>
+              <w:ind w:left="0" w:leftChars="0" w:right="0" w:rightChars="0" w:firstLine="0" w:firstLineChars="0"/>
+              <w:jc w:val="center"/>
               <w:rPr>
                 <w:rFonts w:ascii="Times New Roman" w:eastAsia="Times New Roman"/>
                 <w:sz w:val="24"/>
@@ -9746,7 +9577,7 @@
             <w:r>
               <w:rPr>
                 <w:rFonts w:hint="eastAsia" w:ascii="Times New Roman" w:hAnsi="Times New Roman" w:eastAsia="Times New Roman" w:cs="Times New Roman"/>
-                <w:sz w:val="24"/>
+                <w:sz w:val="16"/>
                 <w:szCs w:val="24"/>
               </w:rPr>
               <w:t>30.0</w:t>
@@ -9755,7 +9586,7 @@
         </w:tc>
         <w:tc>
           <w:tcPr>
-            <w:tcW w:w="0" w:type="auto"/>
+            <w:tcW w:w="1417" w:type="dxa"/>
             <w:tcBorders>
               <w:top w:val="nil"/>
               <w:left w:val="nil"/>
@@ -9770,12 +9601,13 @@
               <w:right w:w="-1" w:type="dxa"/>
             </w:tcMar>
             <w:vAlign w:val="center"/>
-          </w:tcPr>
-          <w:p>
-            <w:pPr>
-              <w:snapToGrid w:val="0"/>
-              <w:ind w:left="0" w:leftChars="0" w:right="0" w:rightChars="0" w:firstLine="0" w:firstLineChars="0"/>
-              <w:jc w:val="right"/>
+            <w:shd w:fill="F2F7FB" w:val="clear"/>
+          </w:tcPr>
+          <w:p>
+            <w:pPr>
+              <w:snapToGrid w:val="0"/>
+              <w:ind w:left="0" w:leftChars="0" w:right="0" w:rightChars="0" w:firstLine="0" w:firstLineChars="0"/>
+              <w:jc w:val="center"/>
               <w:rPr>
                 <w:rFonts w:ascii="Times New Roman" w:eastAsia="Times New Roman"/>
                 <w:sz w:val="24"/>
@@ -9784,7 +9616,7 @@
             <w:r>
               <w:rPr>
                 <w:rFonts w:hint="eastAsia" w:ascii="Times New Roman" w:hAnsi="Times New Roman" w:eastAsia="Times New Roman" w:cs="Times New Roman"/>
-                <w:sz w:val="24"/>
+                <w:sz w:val="16"/>
                 <w:szCs w:val="24"/>
               </w:rPr>
               <w:t>136×</w:t>
@@ -9793,7 +9625,7 @@
         </w:tc>
         <w:tc>
           <w:tcPr>
-            <w:tcW w:w="1602" w:type="dxa"/>
+            <w:tcW w:w="1417" w:type="dxa"/>
             <w:tcBorders>
               <w:top w:val="nil"/>
               <w:left w:val="nil"/>
@@ -9808,12 +9640,13 @@
               <w:right w:w="-1" w:type="dxa"/>
             </w:tcMar>
             <w:vAlign w:val="center"/>
-          </w:tcPr>
-          <w:p>
-            <w:pPr>
-              <w:snapToGrid w:val="0"/>
-              <w:ind w:left="0" w:leftChars="0" w:right="0" w:rightChars="0" w:firstLine="0" w:firstLineChars="0"/>
-              <w:jc w:val="right"/>
+            <w:shd w:fill="F2F7FB" w:val="clear"/>
+          </w:tcPr>
+          <w:p>
+            <w:pPr>
+              <w:snapToGrid w:val="0"/>
+              <w:ind w:left="0" w:leftChars="0" w:right="0" w:rightChars="0" w:firstLine="0" w:firstLineChars="0"/>
+              <w:jc w:val="center"/>
               <w:rPr>
                 <w:rFonts w:ascii="Times New Roman" w:eastAsia="Times New Roman"/>
                 <w:sz w:val="24"/>
@@ -9822,7 +9655,7 @@
             <w:r>
               <w:rPr>
                 <w:rFonts w:hint="eastAsia" w:ascii="Times New Roman" w:hAnsi="Times New Roman" w:eastAsia="Times New Roman" w:cs="Times New Roman"/>
-                <w:sz w:val="24"/>
+                <w:sz w:val="16"/>
                 <w:szCs w:val="24"/>
               </w:rPr>
               <w:t>83%</w:t>
@@ -9853,7 +9686,7 @@
         </w:trPr>
         <w:tc>
           <w:tcPr>
-            <w:tcW w:w="1429" w:type="dxa"/>
+            <w:tcW w:w="1417" w:type="dxa"/>
             <w:tcBorders>
               <w:top w:val="nil"/>
               <w:left w:val="nil"/>
@@ -9868,6 +9701,7 @@
               <w:right w:w="-1" w:type="dxa"/>
             </w:tcMar>
             <w:vAlign w:val="center"/>
+            <w:shd w:fill="FFFFFF" w:val="clear"/>
           </w:tcPr>
           <w:p>
             <w:pPr>
@@ -9882,7 +9716,7 @@
             <w:r>
               <w:rPr>
                 <w:rFonts w:hint="eastAsia" w:ascii="Times New Roman" w:hAnsi="Times New Roman" w:eastAsia="Times New Roman" w:cs="Times New Roman"/>
-                <w:sz w:val="24"/>
+                <w:sz w:val="16"/>
                 <w:szCs w:val="24"/>
               </w:rPr>
               <w:t>4,000</w:t>
@@ -9891,7 +9725,7 @@
         </w:tc>
         <w:tc>
           <w:tcPr>
-            <w:tcW w:w="0" w:type="auto"/>
+            <w:tcW w:w="1417" w:type="dxa"/>
             <w:tcBorders>
               <w:top w:val="nil"/>
               <w:left w:val="nil"/>
@@ -9906,6 +9740,7 @@
               <w:right w:w="-1" w:type="dxa"/>
             </w:tcMar>
             <w:vAlign w:val="center"/>
+            <w:shd w:fill="FFFFFF" w:val="clear"/>
           </w:tcPr>
           <w:p>
             <w:pPr>
@@ -9920,7 +9755,7 @@
             <w:r>
               <w:rPr>
                 <w:rFonts w:hint="eastAsia" w:ascii="Times New Roman" w:hAnsi="Times New Roman" w:eastAsia="Times New Roman" w:cs="Times New Roman"/>
-                <w:sz w:val="24"/>
+                <w:sz w:val="16"/>
                 <w:szCs w:val="24"/>
               </w:rPr>
               <w:t>300</w:t>
@@ -9929,7 +9764,7 @@
         </w:tc>
         <w:tc>
           <w:tcPr>
-            <w:tcW w:w="0" w:type="auto"/>
+            <w:tcW w:w="1417" w:type="dxa"/>
             <w:tcBorders>
               <w:top w:val="nil"/>
               <w:left w:val="nil"/>
@@ -9944,6 +9779,7 @@
               <w:right w:w="-1" w:type="dxa"/>
             </w:tcMar>
             <w:vAlign w:val="center"/>
+            <w:shd w:fill="FFFFFF" w:val="clear"/>
           </w:tcPr>
           <w:p>
             <w:pPr>
@@ -9958,7 +9794,7 @@
             <w:r>
               <w:rPr>
                 <w:rFonts w:hint="eastAsia" w:ascii="Times New Roman" w:hAnsi="Times New Roman" w:eastAsia="Times New Roman" w:cs="Times New Roman"/>
-                <w:sz w:val="24"/>
+                <w:sz w:val="16"/>
                 <w:szCs w:val="24"/>
               </w:rPr>
               <w:t>0.28</w:t>
@@ -9967,7 +9803,7 @@
         </w:tc>
         <w:tc>
           <w:tcPr>
-            <w:tcW w:w="0" w:type="auto"/>
+            <w:tcW w:w="1417" w:type="dxa"/>
             <w:tcBorders>
               <w:top w:val="nil"/>
               <w:left w:val="nil"/>
@@ -9982,12 +9818,13 @@
               <w:right w:w="-1" w:type="dxa"/>
             </w:tcMar>
             <w:vAlign w:val="center"/>
-          </w:tcPr>
-          <w:p>
-            <w:pPr>
-              <w:snapToGrid w:val="0"/>
-              <w:ind w:left="0" w:leftChars="0" w:right="0" w:rightChars="0" w:firstLine="0" w:firstLineChars="0"/>
-              <w:jc w:val="right"/>
+            <w:shd w:fill="FFFFFF" w:val="clear"/>
+          </w:tcPr>
+          <w:p>
+            <w:pPr>
+              <w:snapToGrid w:val="0"/>
+              <w:ind w:left="0" w:leftChars="0" w:right="0" w:rightChars="0" w:firstLine="0" w:firstLineChars="0"/>
+              <w:jc w:val="center"/>
               <w:rPr>
                 <w:rFonts w:ascii="Times New Roman" w:eastAsia="Times New Roman"/>
                 <w:sz w:val="24"/>
@@ -9996,7 +9833,7 @@
             <w:r>
               <w:rPr>
                 <w:rFonts w:hint="eastAsia" w:ascii="Times New Roman" w:hAnsi="Times New Roman" w:eastAsia="Times New Roman" w:cs="Times New Roman"/>
-                <w:sz w:val="24"/>
+                <w:sz w:val="16"/>
                 <w:szCs w:val="24"/>
               </w:rPr>
               <w:t>60.0</w:t>
@@ -10005,7 +9842,7 @@
         </w:tc>
         <w:tc>
           <w:tcPr>
-            <w:tcW w:w="0" w:type="auto"/>
+            <w:tcW w:w="1417" w:type="dxa"/>
             <w:tcBorders>
               <w:top w:val="nil"/>
               <w:left w:val="nil"/>
@@ -10020,12 +9857,13 @@
               <w:right w:w="-1" w:type="dxa"/>
             </w:tcMar>
             <w:vAlign w:val="center"/>
-          </w:tcPr>
-          <w:p>
-            <w:pPr>
-              <w:snapToGrid w:val="0"/>
-              <w:ind w:left="0" w:leftChars="0" w:right="0" w:rightChars="0" w:firstLine="0" w:firstLineChars="0"/>
-              <w:jc w:val="right"/>
+            <w:shd w:fill="FFFFFF" w:val="clear"/>
+          </w:tcPr>
+          <w:p>
+            <w:pPr>
+              <w:snapToGrid w:val="0"/>
+              <w:ind w:left="0" w:leftChars="0" w:right="0" w:rightChars="0" w:firstLine="0" w:firstLineChars="0"/>
+              <w:jc w:val="center"/>
               <w:rPr>
                 <w:rFonts w:ascii="Times New Roman" w:eastAsia="Times New Roman"/>
                 <w:sz w:val="24"/>
@@ -10034,7 +9872,7 @@
             <w:r>
               <w:rPr>
                 <w:rFonts w:hint="eastAsia" w:ascii="Times New Roman" w:hAnsi="Times New Roman" w:eastAsia="Times New Roman" w:cs="Times New Roman"/>
-                <w:sz w:val="24"/>
+                <w:sz w:val="16"/>
                 <w:szCs w:val="24"/>
               </w:rPr>
               <w:t>214×</w:t>
@@ -10043,7 +9881,7 @@
         </w:tc>
         <w:tc>
           <w:tcPr>
-            <w:tcW w:w="1602" w:type="dxa"/>
+            <w:tcW w:w="1417" w:type="dxa"/>
             <w:tcBorders>
               <w:top w:val="nil"/>
               <w:left w:val="nil"/>
@@ -10058,12 +9896,13 @@
               <w:right w:w="-1" w:type="dxa"/>
             </w:tcMar>
             <w:vAlign w:val="center"/>
-          </w:tcPr>
-          <w:p>
-            <w:pPr>
-              <w:snapToGrid w:val="0"/>
-              <w:ind w:left="0" w:leftChars="0" w:right="0" w:rightChars="0" w:firstLine="0" w:firstLineChars="0"/>
-              <w:jc w:val="right"/>
+            <w:shd w:fill="FFFFFF" w:val="clear"/>
+          </w:tcPr>
+          <w:p>
+            <w:pPr>
+              <w:snapToGrid w:val="0"/>
+              <w:ind w:left="0" w:leftChars="0" w:right="0" w:rightChars="0" w:firstLine="0" w:firstLineChars="0"/>
+              <w:jc w:val="center"/>
               <w:rPr>
                 <w:rFonts w:ascii="Times New Roman" w:eastAsia="Times New Roman"/>
                 <w:sz w:val="24"/>
@@ -10072,7 +9911,7 @@
             <w:r>
               <w:rPr>
                 <w:rFonts w:hint="eastAsia" w:ascii="Times New Roman" w:hAnsi="Times New Roman" w:eastAsia="Times New Roman" w:cs="Times New Roman"/>
-                <w:sz w:val="24"/>
+                <w:sz w:val="16"/>
                 <w:szCs w:val="24"/>
               </w:rPr>
               <w:t>84%</w:t>
@@ -10103,7 +9942,7 @@
         </w:trPr>
         <w:tc>
           <w:tcPr>
-            <w:tcW w:w="1429" w:type="dxa"/>
+            <w:tcW w:w="1417" w:type="dxa"/>
             <w:tcBorders>
               <w:top w:val="nil"/>
               <w:left w:val="nil"/>
@@ -10118,6 +9957,7 @@
               <w:right w:w="-1" w:type="dxa"/>
             </w:tcMar>
             <w:vAlign w:val="center"/>
+            <w:shd w:fill="F2F7FB" w:val="clear"/>
           </w:tcPr>
           <w:p>
             <w:pPr>
@@ -10132,7 +9972,7 @@
             <w:r>
               <w:rPr>
                 <w:rFonts w:hint="eastAsia" w:ascii="Times New Roman" w:hAnsi="Times New Roman" w:eastAsia="Times New Roman" w:cs="Times New Roman"/>
-                <w:sz w:val="24"/>
+                <w:sz w:val="16"/>
                 <w:szCs w:val="24"/>
               </w:rPr>
               <w:t>8,000</w:t>
@@ -10141,7 +9981,7 @@
         </w:tc>
         <w:tc>
           <w:tcPr>
-            <w:tcW w:w="0" w:type="auto"/>
+            <w:tcW w:w="1417" w:type="dxa"/>
             <w:tcBorders>
               <w:top w:val="nil"/>
               <w:left w:val="nil"/>
@@ -10156,6 +9996,7 @@
               <w:right w:w="-1" w:type="dxa"/>
             </w:tcMar>
             <w:vAlign w:val="center"/>
+            <w:shd w:fill="F2F7FB" w:val="clear"/>
           </w:tcPr>
           <w:p>
             <w:pPr>
@@ -10170,7 +10011,7 @@
             <w:r>
               <w:rPr>
                 <w:rFonts w:hint="eastAsia" w:ascii="Times New Roman" w:hAnsi="Times New Roman" w:eastAsia="Times New Roman" w:cs="Times New Roman"/>
-                <w:sz w:val="24"/>
+                <w:sz w:val="16"/>
                 <w:szCs w:val="24"/>
               </w:rPr>
               <w:t>300</w:t>
@@ -10179,7 +10020,7 @@
         </w:tc>
         <w:tc>
           <w:tcPr>
-            <w:tcW w:w="0" w:type="auto"/>
+            <w:tcW w:w="1417" w:type="dxa"/>
             <w:tcBorders>
               <w:top w:val="nil"/>
               <w:left w:val="nil"/>
@@ -10194,6 +10035,7 @@
               <w:right w:w="-1" w:type="dxa"/>
             </w:tcMar>
             <w:vAlign w:val="center"/>
+            <w:shd w:fill="F2F7FB" w:val="clear"/>
           </w:tcPr>
           <w:p>
             <w:pPr>
@@ -10208,7 +10050,7 @@
             <w:r>
               <w:rPr>
                 <w:rFonts w:hint="eastAsia" w:ascii="Times New Roman" w:hAnsi="Times New Roman" w:eastAsia="Times New Roman" w:cs="Times New Roman"/>
-                <w:sz w:val="24"/>
+                <w:sz w:val="16"/>
                 <w:szCs w:val="24"/>
               </w:rPr>
               <w:t>0.38</w:t>
@@ -10217,7 +10059,7 @@
         </w:tc>
         <w:tc>
           <w:tcPr>
-            <w:tcW w:w="0" w:type="auto"/>
+            <w:tcW w:w="1417" w:type="dxa"/>
             <w:tcBorders>
               <w:top w:val="nil"/>
               <w:left w:val="nil"/>
@@ -10232,12 +10074,13 @@
               <w:right w:w="-1" w:type="dxa"/>
             </w:tcMar>
             <w:vAlign w:val="center"/>
-          </w:tcPr>
-          <w:p>
-            <w:pPr>
-              <w:snapToGrid w:val="0"/>
-              <w:ind w:left="0" w:leftChars="0" w:right="0" w:rightChars="0" w:firstLine="0" w:firstLineChars="0"/>
-              <w:jc w:val="right"/>
+            <w:shd w:fill="F2F7FB" w:val="clear"/>
+          </w:tcPr>
+          <w:p>
+            <w:pPr>
+              <w:snapToGrid w:val="0"/>
+              <w:ind w:left="0" w:leftChars="0" w:right="0" w:rightChars="0" w:firstLine="0" w:firstLineChars="0"/>
+              <w:jc w:val="center"/>
               <w:rPr>
                 <w:rFonts w:ascii="Times New Roman" w:eastAsia="Times New Roman"/>
                 <w:sz w:val="24"/>
@@ -10246,7 +10089,7 @@
             <w:r>
               <w:rPr>
                 <w:rFonts w:hint="eastAsia" w:ascii="Times New Roman" w:hAnsi="Times New Roman" w:eastAsia="Times New Roman" w:cs="Times New Roman"/>
-                <w:sz w:val="24"/>
+                <w:sz w:val="16"/>
                 <w:szCs w:val="24"/>
               </w:rPr>
               <w:t>120.0</w:t>
@@ -10255,7 +10098,7 @@
         </w:tc>
         <w:tc>
           <w:tcPr>
-            <w:tcW w:w="0" w:type="auto"/>
+            <w:tcW w:w="1417" w:type="dxa"/>
             <w:tcBorders>
               <w:top w:val="nil"/>
               <w:left w:val="nil"/>
@@ -10270,12 +10113,13 @@
               <w:right w:w="-1" w:type="dxa"/>
             </w:tcMar>
             <w:vAlign w:val="center"/>
-          </w:tcPr>
-          <w:p>
-            <w:pPr>
-              <w:snapToGrid w:val="0"/>
-              <w:ind w:left="0" w:leftChars="0" w:right="0" w:rightChars="0" w:firstLine="0" w:firstLineChars="0"/>
-              <w:jc w:val="right"/>
+            <w:shd w:fill="F2F7FB" w:val="clear"/>
+          </w:tcPr>
+          <w:p>
+            <w:pPr>
+              <w:snapToGrid w:val="0"/>
+              <w:ind w:left="0" w:leftChars="0" w:right="0" w:rightChars="0" w:firstLine="0" w:firstLineChars="0"/>
+              <w:jc w:val="center"/>
               <w:rPr>
                 <w:rFonts w:ascii="Times New Roman" w:eastAsia="Times New Roman"/>
                 <w:sz w:val="24"/>
@@ -10284,7 +10128,7 @@
             <w:r>
               <w:rPr>
                 <w:rFonts w:hint="eastAsia" w:ascii="Times New Roman" w:hAnsi="Times New Roman" w:eastAsia="Times New Roman" w:cs="Times New Roman"/>
-                <w:sz w:val="24"/>
+                <w:sz w:val="16"/>
                 <w:szCs w:val="24"/>
               </w:rPr>
               <w:t>316×</w:t>
@@ -10293,7 +10137,7 @@
         </w:tc>
         <w:tc>
           <w:tcPr>
-            <w:tcW w:w="1602" w:type="dxa"/>
+            <w:tcW w:w="1417" w:type="dxa"/>
             <w:tcBorders>
               <w:top w:val="nil"/>
               <w:left w:val="nil"/>
@@ -10308,12 +10152,13 @@
               <w:right w:w="-1" w:type="dxa"/>
             </w:tcMar>
             <w:vAlign w:val="center"/>
-          </w:tcPr>
-          <w:p>
-            <w:pPr>
-              <w:snapToGrid w:val="0"/>
-              <w:ind w:left="0" w:leftChars="0" w:right="0" w:rightChars="0" w:firstLine="0" w:firstLineChars="0"/>
-              <w:jc w:val="right"/>
+            <w:shd w:fill="F2F7FB" w:val="clear"/>
+          </w:tcPr>
+          <w:p>
+            <w:pPr>
+              <w:snapToGrid w:val="0"/>
+              <w:ind w:left="0" w:leftChars="0" w:right="0" w:rightChars="0" w:firstLine="0" w:firstLineChars="0"/>
+              <w:jc w:val="center"/>
               <w:rPr>
                 <w:rFonts w:ascii="Times New Roman" w:eastAsia="Times New Roman"/>
                 <w:sz w:val="24"/>
@@ -10322,7 +10167,7 @@
             <w:r>
               <w:rPr>
                 <w:rFonts w:hint="eastAsia" w:ascii="Times New Roman" w:hAnsi="Times New Roman" w:eastAsia="Times New Roman" w:cs="Times New Roman"/>
-                <w:sz w:val="24"/>
+                <w:sz w:val="16"/>
                 <w:szCs w:val="24"/>
               </w:rPr>
               <w:t>81%</w:t>
@@ -10353,7 +10198,7 @@
         </w:trPr>
         <w:tc>
           <w:tcPr>
-            <w:tcW w:w="1429" w:type="dxa"/>
+            <w:tcW w:w="1417" w:type="dxa"/>
             <w:tcBorders>
               <w:top w:val="nil"/>
               <w:left w:val="nil"/>
@@ -10368,6 +10213,7 @@
               <w:right w:w="-1" w:type="dxa"/>
             </w:tcMar>
             <w:vAlign w:val="center"/>
+            <w:shd w:fill="FFFFFF" w:val="clear"/>
           </w:tcPr>
           <w:p>
             <w:pPr>
@@ -10382,7 +10228,7 @@
             <w:r>
               <w:rPr>
                 <w:rFonts w:hint="eastAsia" w:ascii="Times New Roman" w:hAnsi="Times New Roman" w:eastAsia="Times New Roman" w:cs="Times New Roman"/>
-                <w:sz w:val="24"/>
+                <w:sz w:val="16"/>
                 <w:szCs w:val="24"/>
               </w:rPr>
               <w:t>10,000</w:t>
@@ -10391,7 +10237,7 @@
         </w:tc>
         <w:tc>
           <w:tcPr>
-            <w:tcW w:w="1541" w:type="dxa"/>
+            <w:tcW w:w="1417" w:type="dxa"/>
             <w:tcBorders>
               <w:top w:val="nil"/>
               <w:left w:val="nil"/>
@@ -10406,6 +10252,7 @@
               <w:right w:w="-1" w:type="dxa"/>
             </w:tcMar>
             <w:vAlign w:val="center"/>
+            <w:shd w:fill="FFFFFF" w:val="clear"/>
           </w:tcPr>
           <w:p>
             <w:pPr>
@@ -10420,7 +10267,7 @@
             <w:r>
               <w:rPr>
                 <w:rFonts w:hint="eastAsia" w:ascii="Times New Roman" w:hAnsi="Times New Roman" w:eastAsia="Times New Roman" w:cs="Times New Roman"/>
-                <w:sz w:val="24"/>
+                <w:sz w:val="16"/>
                 <w:szCs w:val="24"/>
               </w:rPr>
               <w:t>300</w:t>
@@ -10429,7 +10276,7 @@
         </w:tc>
         <w:tc>
           <w:tcPr>
-            <w:tcW w:w="1487" w:type="dxa"/>
+            <w:tcW w:w="1417" w:type="dxa"/>
             <w:tcBorders>
               <w:top w:val="nil"/>
               <w:left w:val="nil"/>
@@ -10444,6 +10291,7 @@
               <w:right w:w="-1" w:type="dxa"/>
             </w:tcMar>
             <w:vAlign w:val="center"/>
+            <w:shd w:fill="FFFFFF" w:val="clear"/>
           </w:tcPr>
           <w:p>
             <w:pPr>
@@ -10458,7 +10306,7 @@
             <w:r>
               <w:rPr>
                 <w:rFonts w:hint="eastAsia" w:ascii="Times New Roman" w:hAnsi="Times New Roman" w:eastAsia="Times New Roman" w:cs="Times New Roman"/>
-                <w:sz w:val="24"/>
+                <w:sz w:val="16"/>
                 <w:szCs w:val="24"/>
               </w:rPr>
               <w:t>0.44</w:t>
@@ -10467,7 +10315,7 @@
         </w:tc>
         <w:tc>
           <w:tcPr>
-            <w:tcW w:w="1473" w:type="dxa"/>
+            <w:tcW w:w="1417" w:type="dxa"/>
             <w:tcBorders>
               <w:top w:val="nil"/>
               <w:left w:val="nil"/>
@@ -10482,12 +10330,13 @@
               <w:right w:w="-1" w:type="dxa"/>
             </w:tcMar>
             <w:vAlign w:val="center"/>
-          </w:tcPr>
-          <w:p>
-            <w:pPr>
-              <w:snapToGrid w:val="0"/>
-              <w:ind w:left="0" w:leftChars="0" w:right="0" w:rightChars="0" w:firstLine="0" w:firstLineChars="0"/>
-              <w:jc w:val="right"/>
+            <w:shd w:fill="FFFFFF" w:val="clear"/>
+          </w:tcPr>
+          <w:p>
+            <w:pPr>
+              <w:snapToGrid w:val="0"/>
+              <w:ind w:left="0" w:leftChars="0" w:right="0" w:rightChars="0" w:firstLine="0" w:firstLineChars="0"/>
+              <w:jc w:val="center"/>
               <w:rPr>
                 <w:rFonts w:ascii="Times New Roman" w:eastAsia="Times New Roman"/>
                 <w:sz w:val="24"/>
@@ -10496,7 +10345,7 @@
             <w:r>
               <w:rPr>
                 <w:rFonts w:hint="eastAsia" w:ascii="Times New Roman" w:hAnsi="Times New Roman" w:eastAsia="Times New Roman" w:cs="Times New Roman"/>
-                <w:sz w:val="24"/>
+                <w:sz w:val="16"/>
                 <w:szCs w:val="24"/>
               </w:rPr>
               <w:t>150.0</w:t>
@@ -10505,7 +10354,7 @@
         </w:tc>
         <w:tc>
           <w:tcPr>
-            <w:tcW w:w="1097" w:type="dxa"/>
+            <w:tcW w:w="1417" w:type="dxa"/>
             <w:tcBorders>
               <w:top w:val="nil"/>
               <w:left w:val="nil"/>
@@ -10520,12 +10369,13 @@
               <w:right w:w="-1" w:type="dxa"/>
             </w:tcMar>
             <w:vAlign w:val="center"/>
-          </w:tcPr>
-          <w:p>
-            <w:pPr>
-              <w:snapToGrid w:val="0"/>
-              <w:ind w:left="0" w:leftChars="0" w:right="0" w:rightChars="0" w:firstLine="0" w:firstLineChars="0"/>
-              <w:jc w:val="right"/>
+            <w:shd w:fill="FFFFFF" w:val="clear"/>
+          </w:tcPr>
+          <w:p>
+            <w:pPr>
+              <w:snapToGrid w:val="0"/>
+              <w:ind w:left="0" w:leftChars="0" w:right="0" w:rightChars="0" w:firstLine="0" w:firstLineChars="0"/>
+              <w:jc w:val="center"/>
               <w:rPr>
                 <w:rFonts w:ascii="Times New Roman" w:eastAsia="Times New Roman"/>
                 <w:sz w:val="24"/>
@@ -10534,7 +10384,7 @@
             <w:r>
               <w:rPr>
                 <w:rFonts w:hint="eastAsia" w:ascii="Times New Roman" w:hAnsi="Times New Roman" w:eastAsia="Times New Roman" w:cs="Times New Roman"/>
-                <w:sz w:val="24"/>
+                <w:sz w:val="16"/>
                 <w:szCs w:val="24"/>
               </w:rPr>
               <w:t>341×</w:t>
@@ -10543,7 +10393,7 @@
         </w:tc>
         <w:tc>
           <w:tcPr>
-            <w:tcW w:w="1602" w:type="dxa"/>
+            <w:tcW w:w="1417" w:type="dxa"/>
             <w:tcBorders>
               <w:top w:val="nil"/>
               <w:left w:val="nil"/>
@@ -10558,12 +10408,13 @@
               <w:right w:w="-1" w:type="dxa"/>
             </w:tcMar>
             <w:vAlign w:val="center"/>
-          </w:tcPr>
-          <w:p>
-            <w:pPr>
-              <w:snapToGrid w:val="0"/>
-              <w:ind w:left="0" w:leftChars="0" w:right="0" w:rightChars="0" w:firstLine="0" w:firstLineChars="0"/>
-              <w:jc w:val="right"/>
+            <w:shd w:fill="FFFFFF" w:val="clear"/>
+          </w:tcPr>
+          <w:p>
+            <w:pPr>
+              <w:snapToGrid w:val="0"/>
+              <w:ind w:left="0" w:leftChars="0" w:right="0" w:rightChars="0" w:firstLine="0" w:firstLineChars="0"/>
+              <w:jc w:val="center"/>
               <w:rPr>
                 <w:rFonts w:ascii="Times New Roman" w:eastAsia="Times New Roman"/>
                 <w:sz w:val="24"/>
@@ -10572,7 +10423,7 @@
             <w:r>
               <w:rPr>
                 <w:rFonts w:hint="eastAsia" w:ascii="Times New Roman" w:hAnsi="Times New Roman" w:eastAsia="Times New Roman" w:cs="Times New Roman"/>
-                <w:sz w:val="24"/>
+                <w:sz w:val="16"/>
                 <w:szCs w:val="24"/>
               </w:rPr>
               <w:t>79%</w:t>
@@ -10832,7 +10683,7 @@
     </w:p>
     <w:tbl>
       <w:tblPr>
-        <w:tblStyle w:val="9"/>
+        <w:tblStyle w:val="10"/>
         <w:tblW w:w="8732" w:type="dxa"/>
         <w:jc w:val="center"/>
         <w:tblBorders>
@@ -10881,7 +10732,7 @@
         </w:trPr>
         <w:tc>
           <w:tcPr>
-            <w:tcW w:w="3216" w:type="dxa"/>
+            <w:tcW w:w="3969" w:type="dxa"/>
             <w:tcBorders>
               <w:top w:val="single" w:color="auto" w:sz="12" w:space="0"/>
               <w:left w:val="nil"/>
@@ -10896,6 +10747,7 @@
               <w:right w:w="-1" w:type="dxa"/>
             </w:tcMar>
             <w:vAlign w:val="center"/>
+            <w:shd w:fill="1F4E79" w:val="clear"/>
           </w:tcPr>
           <w:p>
             <w:pPr>
@@ -10913,7 +10765,8 @@
               <w:rPr>
                 <w:rFonts w:hint="eastAsia" w:ascii="Times New Roman" w:hAnsi="Times New Roman" w:eastAsia="Times New Roman" w:cs="Times New Roman"/>
                 <w:b/>
-                <w:sz w:val="24"/>
+                <w:color w:val="FFFFFF"/>
+                <w:sz w:val="16"/>
                 <w:szCs w:val="24"/>
               </w:rPr>
               <w:t>Optimization Configuration</w:t>
@@ -10922,7 +10775,7 @@
         </w:tc>
         <w:tc>
           <w:tcPr>
-            <w:tcW w:w="2133" w:type="dxa"/>
+            <w:tcW w:w="1134" w:type="dxa"/>
             <w:tcBorders>
               <w:top w:val="single" w:color="auto" w:sz="12" w:space="0"/>
               <w:left w:val="nil"/>
@@ -10937,6 +10790,7 @@
               <w:right w:w="-1" w:type="dxa"/>
             </w:tcMar>
             <w:vAlign w:val="center"/>
+            <w:shd w:fill="1F4E79" w:val="clear"/>
           </w:tcPr>
           <w:p>
             <w:pPr>
@@ -10954,7 +10808,8 @@
               <w:rPr>
                 <w:rFonts w:hint="eastAsia" w:ascii="Times New Roman" w:hAnsi="Times New Roman" w:eastAsia="Times New Roman" w:cs="Times New Roman"/>
                 <w:b/>
-                <w:sz w:val="24"/>
+                <w:color w:val="FFFFFF"/>
+                <w:sz w:val="16"/>
                 <w:szCs w:val="24"/>
               </w:rPr>
               <w:t>Cumulative Speedup</w:t>
@@ -10963,7 +10818,7 @@
         </w:tc>
         <w:tc>
           <w:tcPr>
-            <w:tcW w:w="1833" w:type="dxa"/>
+            <w:tcW w:w="1134" w:type="dxa"/>
             <w:tcBorders>
               <w:top w:val="single" w:color="auto" w:sz="12" w:space="0"/>
               <w:left w:val="nil"/>
@@ -10978,6 +10833,7 @@
               <w:right w:w="-1" w:type="dxa"/>
             </w:tcMar>
             <w:vAlign w:val="center"/>
+            <w:shd w:fill="1F4E79" w:val="clear"/>
           </w:tcPr>
           <w:p>
             <w:pPr>
@@ -10995,7 +10851,8 @@
               <w:rPr>
                 <w:rFonts w:hint="eastAsia" w:ascii="Times New Roman" w:hAnsi="Times New Roman" w:eastAsia="Times New Roman" w:cs="Times New Roman"/>
                 <w:b/>
-                <w:sz w:val="24"/>
+                <w:color w:val="FFFFFF"/>
+                <w:sz w:val="16"/>
                 <w:szCs w:val="24"/>
               </w:rPr>
               <w:t>Incremental Gain</w:t>
@@ -11004,7 +10861,7 @@
         </w:tc>
         <w:tc>
           <w:tcPr>
-            <w:tcW w:w="1550" w:type="dxa"/>
+            <w:tcW w:w="1134" w:type="dxa"/>
             <w:tcBorders>
               <w:top w:val="single" w:color="auto" w:sz="12" w:space="0"/>
               <w:left w:val="nil"/>
@@ -11019,6 +10876,7 @@
               <w:right w:w="-1" w:type="dxa"/>
             </w:tcMar>
             <w:vAlign w:val="center"/>
+            <w:shd w:fill="1F4E79" w:val="clear"/>
           </w:tcPr>
           <w:p>
             <w:pPr>
@@ -11036,7 +10894,8 @@
               <w:rPr>
                 <w:rFonts w:hint="eastAsia" w:ascii="Times New Roman" w:hAnsi="Times New Roman" w:eastAsia="Times New Roman" w:cs="Times New Roman"/>
                 <w:b/>
-                <w:sz w:val="24"/>
+                <w:color w:val="FFFFFF"/>
+                <w:sz w:val="16"/>
                 <w:szCs w:val="24"/>
               </w:rPr>
               <w:t xml:space="preserve">Contribution </w:t>
@@ -11058,7 +10917,8 @@
               <w:rPr>
                 <w:rFonts w:hint="eastAsia" w:ascii="Times New Roman" w:hAnsi="Times New Roman" w:eastAsia="Times New Roman" w:cs="Times New Roman"/>
                 <w:b/>
-                <w:sz w:val="24"/>
+                <w:color w:val="FFFFFF"/>
+                <w:sz w:val="16"/>
                 <w:szCs w:val="24"/>
               </w:rPr>
               <w:t>(%)</w:t>
@@ -11089,7 +10949,7 @@
         </w:trPr>
         <w:tc>
           <w:tcPr>
-            <w:tcW w:w="3216" w:type="dxa"/>
+            <w:tcW w:w="3969" w:type="dxa"/>
             <w:tcBorders>
               <w:top w:val="single" w:color="auto" w:sz="4" w:space="0"/>
               <w:left w:val="nil"/>
@@ -11104,6 +10964,47 @@
               <w:right w:w="-1" w:type="dxa"/>
             </w:tcMar>
             <w:vAlign w:val="center"/>
+            <w:shd w:fill="FFFFFF" w:val="clear"/>
+          </w:tcPr>
+          <w:p>
+            <w:pPr>
+              <w:snapToGrid w:val="0"/>
+              <w:ind w:left="0" w:leftChars="0" w:right="0" w:rightChars="0" w:firstLine="0" w:firstLineChars="0"/>
+              <w:jc w:val="left"/>
+              <w:rPr>
+                <w:rFonts w:hint="default" w:ascii="Times New Roman" w:hAnsi="Times New Roman" w:cs="Times New Roman"/>
+                <w:sz w:val="24"/>
+                <w:szCs w:val="24"/>
+              </w:rPr>
+            </w:pPr>
+            <w:r>
+              <w:rPr>
+                <w:rFonts w:hint="eastAsia" w:ascii="Times New Roman" w:hAnsi="Times New Roman" w:eastAsia="Times New Roman" w:cs="Times New Roman"/>
+                <w:sz w:val="16"/>
+                <w:szCs w:val="24"/>
+              </w:rPr>
+              <w:t>Naive CUDA baseline (no optimizations)</w:t>
+            </w:r>
+          </w:p>
+        </w:tc>
+        <w:tc>
+          <w:tcPr>
+            <w:tcW w:w="1134" w:type="dxa"/>
+            <w:tcBorders>
+              <w:top w:val="single" w:color="auto" w:sz="4" w:space="0"/>
+              <w:left w:val="nil"/>
+              <w:bottom w:val="nil"/>
+              <w:right w:val="nil"/>
+            </w:tcBorders>
+            <w:noWrap w:val="0"/>
+            <w:tcMar>
+              <w:top w:w="-1" w:type="dxa"/>
+              <w:left w:w="-1" w:type="dxa"/>
+              <w:bottom w:w="-1" w:type="dxa"/>
+              <w:right w:w="-1" w:type="dxa"/>
+            </w:tcMar>
+            <w:vAlign w:val="center"/>
+            <w:shd w:fill="FFFFFF" w:val="clear"/>
           </w:tcPr>
           <w:p>
             <w:pPr>
@@ -11119,16 +11020,16 @@
             <w:r>
               <w:rPr>
                 <w:rFonts w:hint="eastAsia" w:ascii="Times New Roman" w:hAnsi="Times New Roman" w:eastAsia="Times New Roman" w:cs="Times New Roman"/>
-                <w:sz w:val="24"/>
-                <w:szCs w:val="24"/>
-              </w:rPr>
-              <w:t>Naive CUDA baseline (no optimizations)</w:t>
-            </w:r>
-          </w:p>
-        </w:tc>
-        <w:tc>
-          <w:tcPr>
-            <w:tcW w:w="2133" w:type="dxa"/>
+                <w:sz w:val="16"/>
+                <w:szCs w:val="24"/>
+              </w:rPr>
+              <w:t>5×</w:t>
+            </w:r>
+          </w:p>
+        </w:tc>
+        <w:tc>
+          <w:tcPr>
+            <w:tcW w:w="1134" w:type="dxa"/>
             <w:tcBorders>
               <w:top w:val="single" w:color="auto" w:sz="4" w:space="0"/>
               <w:left w:val="nil"/>
@@ -11143,6 +11044,7 @@
               <w:right w:w="-1" w:type="dxa"/>
             </w:tcMar>
             <w:vAlign w:val="center"/>
+            <w:shd w:fill="FFFFFF" w:val="clear"/>
           </w:tcPr>
           <w:p>
             <w:pPr>
@@ -11158,16 +11060,16 @@
             <w:r>
               <w:rPr>
                 <w:rFonts w:hint="eastAsia" w:ascii="Times New Roman" w:hAnsi="Times New Roman" w:eastAsia="Times New Roman" w:cs="Times New Roman"/>
-                <w:sz w:val="24"/>
-                <w:szCs w:val="24"/>
-              </w:rPr>
-              <w:t>5×</w:t>
-            </w:r>
-          </w:p>
-        </w:tc>
-        <w:tc>
-          <w:tcPr>
-            <w:tcW w:w="1833" w:type="dxa"/>
+                <w:sz w:val="16"/>
+                <w:szCs w:val="24"/>
+              </w:rPr>
+              <w:t>—</w:t>
+            </w:r>
+          </w:p>
+        </w:tc>
+        <w:tc>
+          <w:tcPr>
+            <w:tcW w:w="1134" w:type="dxa"/>
             <w:tcBorders>
               <w:top w:val="single" w:color="auto" w:sz="4" w:space="0"/>
               <w:left w:val="nil"/>
@@ -11182,12 +11084,13 @@
               <w:right w:w="-1" w:type="dxa"/>
             </w:tcMar>
             <w:vAlign w:val="center"/>
-          </w:tcPr>
-          <w:p>
-            <w:pPr>
-              <w:snapToGrid w:val="0"/>
-              <w:ind w:left="0" w:leftChars="0" w:right="0" w:rightChars="0" w:firstLine="0" w:firstLineChars="0"/>
-              <w:jc w:val="right"/>
+            <w:shd w:fill="FFFFFF" w:val="clear"/>
+          </w:tcPr>
+          <w:p>
+            <w:pPr>
+              <w:snapToGrid w:val="0"/>
+              <w:ind w:left="0" w:leftChars="0" w:right="0" w:rightChars="0" w:firstLine="0" w:firstLineChars="0"/>
+              <w:jc w:val="center"/>
               <w:rPr>
                 <w:rFonts w:hint="default" w:ascii="Times New Roman" w:hAnsi="Times New Roman" w:cs="Times New Roman"/>
                 <w:sz w:val="24"/>
@@ -11197,46 +11100,7 @@
             <w:r>
               <w:rPr>
                 <w:rFonts w:hint="eastAsia" w:ascii="Times New Roman" w:hAnsi="Times New Roman" w:eastAsia="Times New Roman" w:cs="Times New Roman"/>
-                <w:sz w:val="24"/>
-                <w:szCs w:val="24"/>
-              </w:rPr>
-              <w:t>—</w:t>
-            </w:r>
-          </w:p>
-        </w:tc>
-        <w:tc>
-          <w:tcPr>
-            <w:tcW w:w="1550" w:type="dxa"/>
-            <w:tcBorders>
-              <w:top w:val="single" w:color="auto" w:sz="4" w:space="0"/>
-              <w:left w:val="nil"/>
-              <w:bottom w:val="nil"/>
-              <w:right w:val="nil"/>
-            </w:tcBorders>
-            <w:noWrap w:val="0"/>
-            <w:tcMar>
-              <w:top w:w="-1" w:type="dxa"/>
-              <w:left w:w="-1" w:type="dxa"/>
-              <w:bottom w:w="-1" w:type="dxa"/>
-              <w:right w:w="-1" w:type="dxa"/>
-            </w:tcMar>
-            <w:vAlign w:val="center"/>
-          </w:tcPr>
-          <w:p>
-            <w:pPr>
-              <w:snapToGrid w:val="0"/>
-              <w:ind w:left="0" w:leftChars="0" w:right="0" w:rightChars="0" w:firstLine="0" w:firstLineChars="0"/>
-              <w:jc w:val="right"/>
-              <w:rPr>
-                <w:rFonts w:hint="default" w:ascii="Times New Roman" w:hAnsi="Times New Roman" w:cs="Times New Roman"/>
-                <w:sz w:val="24"/>
-                <w:szCs w:val="24"/>
-              </w:rPr>
-            </w:pPr>
-            <w:r>
-              <w:rPr>
-                <w:rFonts w:hint="eastAsia" w:ascii="Times New Roman" w:hAnsi="Times New Roman" w:eastAsia="Times New Roman" w:cs="Times New Roman"/>
-                <w:sz w:val="24"/>
+                <w:sz w:val="16"/>
                 <w:szCs w:val="24"/>
               </w:rPr>
               <w:t>—</w:t>
@@ -11267,7 +11131,7 @@
         </w:trPr>
         <w:tc>
           <w:tcPr>
-            <w:tcW w:w="3216" w:type="dxa"/>
+            <w:tcW w:w="3969" w:type="dxa"/>
             <w:tcBorders>
               <w:top w:val="nil"/>
               <w:left w:val="nil"/>
@@ -11282,6 +11146,47 @@
               <w:right w:w="-1" w:type="dxa"/>
             </w:tcMar>
             <w:vAlign w:val="center"/>
+            <w:shd w:fill="F2F7FB" w:val="clear"/>
+          </w:tcPr>
+          <w:p>
+            <w:pPr>
+              <w:snapToGrid w:val="0"/>
+              <w:ind w:left="0" w:leftChars="0" w:right="0" w:rightChars="0" w:firstLine="0" w:firstLineChars="0"/>
+              <w:jc w:val="left"/>
+              <w:rPr>
+                <w:rFonts w:hint="default" w:ascii="Times New Roman" w:hAnsi="Times New Roman" w:cs="Times New Roman"/>
+                <w:sz w:val="24"/>
+                <w:szCs w:val="24"/>
+              </w:rPr>
+            </w:pPr>
+            <w:r>
+              <w:rPr>
+                <w:rFonts w:hint="eastAsia" w:ascii="Times New Roman" w:hAnsi="Times New Roman" w:eastAsia="Times New Roman" w:cs="Times New Roman"/>
+                <w:sz w:val="16"/>
+                <w:szCs w:val="24"/>
+              </w:rPr>
+              <w:t>+ Separable-kernel exploit (Strategy 4)</w:t>
+            </w:r>
+          </w:p>
+        </w:tc>
+        <w:tc>
+          <w:tcPr>
+            <w:tcW w:w="1134" w:type="dxa"/>
+            <w:tcBorders>
+              <w:top w:val="nil"/>
+              <w:left w:val="nil"/>
+              <w:bottom w:val="nil"/>
+              <w:right w:val="nil"/>
+            </w:tcBorders>
+            <w:noWrap w:val="0"/>
+            <w:tcMar>
+              <w:top w:w="-1" w:type="dxa"/>
+              <w:left w:w="-1" w:type="dxa"/>
+              <w:bottom w:w="-1" w:type="dxa"/>
+              <w:right w:w="-1" w:type="dxa"/>
+            </w:tcMar>
+            <w:vAlign w:val="center"/>
+            <w:shd w:fill="F2F7FB" w:val="clear"/>
           </w:tcPr>
           <w:p>
             <w:pPr>
@@ -11297,16 +11202,16 @@
             <w:r>
               <w:rPr>
                 <w:rFonts w:hint="eastAsia" w:ascii="Times New Roman" w:hAnsi="Times New Roman" w:eastAsia="Times New Roman" w:cs="Times New Roman"/>
-                <w:sz w:val="24"/>
-                <w:szCs w:val="24"/>
-              </w:rPr>
-              <w:t>+ Separable-kernel exploit (Strategy 4)</w:t>
-            </w:r>
-          </w:p>
-        </w:tc>
-        <w:tc>
-          <w:tcPr>
-            <w:tcW w:w="2133" w:type="dxa"/>
+                <w:sz w:val="16"/>
+                <w:szCs w:val="24"/>
+              </w:rPr>
+              <w:t>39×</w:t>
+            </w:r>
+          </w:p>
+        </w:tc>
+        <w:tc>
+          <w:tcPr>
+            <w:tcW w:w="1134" w:type="dxa"/>
             <w:tcBorders>
               <w:top w:val="nil"/>
               <w:left w:val="nil"/>
@@ -11321,6 +11226,7 @@
               <w:right w:w="-1" w:type="dxa"/>
             </w:tcMar>
             <w:vAlign w:val="center"/>
+            <w:shd w:fill="F2F7FB" w:val="clear"/>
           </w:tcPr>
           <w:p>
             <w:pPr>
@@ -11336,16 +11242,16 @@
             <w:r>
               <w:rPr>
                 <w:rFonts w:hint="eastAsia" w:ascii="Times New Roman" w:hAnsi="Times New Roman" w:eastAsia="Times New Roman" w:cs="Times New Roman"/>
-                <w:sz w:val="24"/>
-                <w:szCs w:val="24"/>
-              </w:rPr>
-              <w:t>39×</w:t>
-            </w:r>
-          </w:p>
-        </w:tc>
-        <w:tc>
-          <w:tcPr>
-            <w:tcW w:w="1833" w:type="dxa"/>
+                <w:sz w:val="16"/>
+                <w:szCs w:val="24"/>
+              </w:rPr>
+              <w:t>7.8×</w:t>
+            </w:r>
+          </w:p>
+        </w:tc>
+        <w:tc>
+          <w:tcPr>
+            <w:tcW w:w="1134" w:type="dxa"/>
             <w:tcBorders>
               <w:top w:val="nil"/>
               <w:left w:val="nil"/>
@@ -11360,12 +11266,13 @@
               <w:right w:w="-1" w:type="dxa"/>
             </w:tcMar>
             <w:vAlign w:val="center"/>
-          </w:tcPr>
-          <w:p>
-            <w:pPr>
-              <w:snapToGrid w:val="0"/>
-              <w:ind w:left="0" w:leftChars="0" w:right="0" w:rightChars="0" w:firstLine="0" w:firstLineChars="0"/>
-              <w:jc w:val="right"/>
+            <w:shd w:fill="F2F7FB" w:val="clear"/>
+          </w:tcPr>
+          <w:p>
+            <w:pPr>
+              <w:snapToGrid w:val="0"/>
+              <w:ind w:left="0" w:leftChars="0" w:right="0" w:rightChars="0" w:firstLine="0" w:firstLineChars="0"/>
+              <w:jc w:val="center"/>
               <w:rPr>
                 <w:rFonts w:hint="default" w:ascii="Times New Roman" w:hAnsi="Times New Roman" w:cs="Times New Roman"/>
                 <w:sz w:val="24"/>
@@ -11375,46 +11282,7 @@
             <w:r>
               <w:rPr>
                 <w:rFonts w:hint="eastAsia" w:ascii="Times New Roman" w:hAnsi="Times New Roman" w:eastAsia="Times New Roman" w:cs="Times New Roman"/>
-                <w:sz w:val="24"/>
-                <w:szCs w:val="24"/>
-              </w:rPr>
-              <w:t>7.8×</w:t>
-            </w:r>
-          </w:p>
-        </w:tc>
-        <w:tc>
-          <w:tcPr>
-            <w:tcW w:w="1550" w:type="dxa"/>
-            <w:tcBorders>
-              <w:top w:val="nil"/>
-              <w:left w:val="nil"/>
-              <w:bottom w:val="nil"/>
-              <w:right w:val="nil"/>
-            </w:tcBorders>
-            <w:noWrap w:val="0"/>
-            <w:tcMar>
-              <w:top w:w="-1" w:type="dxa"/>
-              <w:left w:w="-1" w:type="dxa"/>
-              <w:bottom w:w="-1" w:type="dxa"/>
-              <w:right w:w="-1" w:type="dxa"/>
-            </w:tcMar>
-            <w:vAlign w:val="center"/>
-          </w:tcPr>
-          <w:p>
-            <w:pPr>
-              <w:snapToGrid w:val="0"/>
-              <w:ind w:left="0" w:leftChars="0" w:right="0" w:rightChars="0" w:firstLine="0" w:firstLineChars="0"/>
-              <w:jc w:val="right"/>
-              <w:rPr>
-                <w:rFonts w:hint="default" w:ascii="Times New Roman" w:hAnsi="Times New Roman" w:cs="Times New Roman"/>
-                <w:sz w:val="24"/>
-                <w:szCs w:val="24"/>
-              </w:rPr>
-            </w:pPr>
-            <w:r>
-              <w:rPr>
-                <w:rFonts w:hint="eastAsia" w:ascii="Times New Roman" w:hAnsi="Times New Roman" w:eastAsia="Times New Roman" w:cs="Times New Roman"/>
-                <w:sz w:val="24"/>
+                <w:sz w:val="16"/>
                 <w:szCs w:val="24"/>
               </w:rPr>
               <w:t>46%</w:t>
@@ -11445,7 +11313,7 @@
         </w:trPr>
         <w:tc>
           <w:tcPr>
-            <w:tcW w:w="3216" w:type="dxa"/>
+            <w:tcW w:w="3969" w:type="dxa"/>
             <w:tcBorders>
               <w:top w:val="nil"/>
               <w:left w:val="nil"/>
@@ -11460,6 +11328,47 @@
               <w:right w:w="-1" w:type="dxa"/>
             </w:tcMar>
             <w:vAlign w:val="center"/>
+            <w:shd w:fill="FFFFFF" w:val="clear"/>
+          </w:tcPr>
+          <w:p>
+            <w:pPr>
+              <w:snapToGrid w:val="0"/>
+              <w:ind w:left="0" w:leftChars="0" w:right="0" w:rightChars="0" w:firstLine="0" w:firstLineChars="0"/>
+              <w:jc w:val="left"/>
+              <w:rPr>
+                <w:rFonts w:hint="default" w:ascii="Times New Roman" w:hAnsi="Times New Roman" w:cs="Times New Roman"/>
+                <w:sz w:val="24"/>
+                <w:szCs w:val="24"/>
+              </w:rPr>
+            </w:pPr>
+            <w:r>
+              <w:rPr>
+                <w:rFonts w:hint="eastAsia" w:ascii="Times New Roman" w:hAnsi="Times New Roman" w:eastAsia="Times New Roman" w:cs="Times New Roman"/>
+                <w:sz w:val="16"/>
+                <w:szCs w:val="24"/>
+              </w:rPr>
+              <w:t>+ Shared-memory preloading (Strategy 3)</w:t>
+            </w:r>
+          </w:p>
+        </w:tc>
+        <w:tc>
+          <w:tcPr>
+            <w:tcW w:w="1134" w:type="dxa"/>
+            <w:tcBorders>
+              <w:top w:val="nil"/>
+              <w:left w:val="nil"/>
+              <w:bottom w:val="nil"/>
+              <w:right w:val="nil"/>
+            </w:tcBorders>
+            <w:noWrap w:val="0"/>
+            <w:tcMar>
+              <w:top w:w="-1" w:type="dxa"/>
+              <w:left w:w="-1" w:type="dxa"/>
+              <w:bottom w:w="-1" w:type="dxa"/>
+              <w:right w:w="-1" w:type="dxa"/>
+            </w:tcMar>
+            <w:vAlign w:val="center"/>
+            <w:shd w:fill="FFFFFF" w:val="clear"/>
           </w:tcPr>
           <w:p>
             <w:pPr>
@@ -11475,16 +11384,16 @@
             <w:r>
               <w:rPr>
                 <w:rFonts w:hint="eastAsia" w:ascii="Times New Roman" w:hAnsi="Times New Roman" w:eastAsia="Times New Roman" w:cs="Times New Roman"/>
-                <w:sz w:val="24"/>
-                <w:szCs w:val="24"/>
-              </w:rPr>
-              <w:t>+ Shared-memory preloading (Strategy 3)</w:t>
-            </w:r>
-          </w:p>
-        </w:tc>
-        <w:tc>
-          <w:tcPr>
-            <w:tcW w:w="2133" w:type="dxa"/>
+                <w:sz w:val="16"/>
+                <w:szCs w:val="24"/>
+              </w:rPr>
+              <w:t>60×</w:t>
+            </w:r>
+          </w:p>
+        </w:tc>
+        <w:tc>
+          <w:tcPr>
+            <w:tcW w:w="1134" w:type="dxa"/>
             <w:tcBorders>
               <w:top w:val="nil"/>
               <w:left w:val="nil"/>
@@ -11499,6 +11408,7 @@
               <w:right w:w="-1" w:type="dxa"/>
             </w:tcMar>
             <w:vAlign w:val="center"/>
+            <w:shd w:fill="FFFFFF" w:val="clear"/>
           </w:tcPr>
           <w:p>
             <w:pPr>
@@ -11514,16 +11424,16 @@
             <w:r>
               <w:rPr>
                 <w:rFonts w:hint="eastAsia" w:ascii="Times New Roman" w:hAnsi="Times New Roman" w:eastAsia="Times New Roman" w:cs="Times New Roman"/>
-                <w:sz w:val="24"/>
-                <w:szCs w:val="24"/>
-              </w:rPr>
-              <w:t>60×</w:t>
-            </w:r>
-          </w:p>
-        </w:tc>
-        <w:tc>
-          <w:tcPr>
-            <w:tcW w:w="1833" w:type="dxa"/>
+                <w:sz w:val="16"/>
+                <w:szCs w:val="24"/>
+              </w:rPr>
+              <w:t>1.54×</w:t>
+            </w:r>
+          </w:p>
+        </w:tc>
+        <w:tc>
+          <w:tcPr>
+            <w:tcW w:w="1134" w:type="dxa"/>
             <w:tcBorders>
               <w:top w:val="nil"/>
               <w:left w:val="nil"/>
@@ -11538,12 +11448,13 @@
               <w:right w:w="-1" w:type="dxa"/>
             </w:tcMar>
             <w:vAlign w:val="center"/>
-          </w:tcPr>
-          <w:p>
-            <w:pPr>
-              <w:snapToGrid w:val="0"/>
-              <w:ind w:left="0" w:leftChars="0" w:right="0" w:rightChars="0" w:firstLine="0" w:firstLineChars="0"/>
-              <w:jc w:val="right"/>
+            <w:shd w:fill="FFFFFF" w:val="clear"/>
+          </w:tcPr>
+          <w:p>
+            <w:pPr>
+              <w:snapToGrid w:val="0"/>
+              <w:ind w:left="0" w:leftChars="0" w:right="0" w:rightChars="0" w:firstLine="0" w:firstLineChars="0"/>
+              <w:jc w:val="center"/>
               <w:rPr>
                 <w:rFonts w:hint="default" w:ascii="Times New Roman" w:hAnsi="Times New Roman" w:cs="Times New Roman"/>
                 <w:sz w:val="24"/>
@@ -11553,46 +11464,7 @@
             <w:r>
               <w:rPr>
                 <w:rFonts w:hint="eastAsia" w:ascii="Times New Roman" w:hAnsi="Times New Roman" w:eastAsia="Times New Roman" w:cs="Times New Roman"/>
-                <w:sz w:val="24"/>
-                <w:szCs w:val="24"/>
-              </w:rPr>
-              <w:t>1.54×</w:t>
-            </w:r>
-          </w:p>
-        </w:tc>
-        <w:tc>
-          <w:tcPr>
-            <w:tcW w:w="1550" w:type="dxa"/>
-            <w:tcBorders>
-              <w:top w:val="nil"/>
-              <w:left w:val="nil"/>
-              <w:bottom w:val="nil"/>
-              <w:right w:val="nil"/>
-            </w:tcBorders>
-            <w:noWrap w:val="0"/>
-            <w:tcMar>
-              <w:top w:w="-1" w:type="dxa"/>
-              <w:left w:w="-1" w:type="dxa"/>
-              <w:bottom w:w="-1" w:type="dxa"/>
-              <w:right w:w="-1" w:type="dxa"/>
-            </w:tcMar>
-            <w:vAlign w:val="center"/>
-          </w:tcPr>
-          <w:p>
-            <w:pPr>
-              <w:snapToGrid w:val="0"/>
-              <w:ind w:left="0" w:leftChars="0" w:right="0" w:rightChars="0" w:firstLine="0" w:firstLineChars="0"/>
-              <w:jc w:val="right"/>
-              <w:rPr>
-                <w:rFonts w:hint="default" w:ascii="Times New Roman" w:hAnsi="Times New Roman" w:cs="Times New Roman"/>
-                <w:sz w:val="24"/>
-                <w:szCs w:val="24"/>
-              </w:rPr>
-            </w:pPr>
-            <w:r>
-              <w:rPr>
-                <w:rFonts w:hint="eastAsia" w:ascii="Times New Roman" w:hAnsi="Times New Roman" w:eastAsia="Times New Roman" w:cs="Times New Roman"/>
-                <w:sz w:val="24"/>
+                <w:sz w:val="16"/>
                 <w:szCs w:val="24"/>
               </w:rPr>
               <w:t>28%</w:t>
@@ -11623,7 +11495,7 @@
         </w:trPr>
         <w:tc>
           <w:tcPr>
-            <w:tcW w:w="3216" w:type="dxa"/>
+            <w:tcW w:w="3969" w:type="dxa"/>
             <w:tcBorders>
               <w:top w:val="nil"/>
               <w:left w:val="nil"/>
@@ -11638,6 +11510,47 @@
               <w:right w:w="-1" w:type="dxa"/>
             </w:tcMar>
             <w:vAlign w:val="center"/>
+            <w:shd w:fill="F2F7FB" w:val="clear"/>
+          </w:tcPr>
+          <w:p>
+            <w:pPr>
+              <w:snapToGrid w:val="0"/>
+              <w:ind w:left="0" w:leftChars="0" w:right="0" w:rightChars="0" w:firstLine="0" w:firstLineChars="0"/>
+              <w:jc w:val="left"/>
+              <w:rPr>
+                <w:rFonts w:hint="default" w:ascii="Times New Roman" w:hAnsi="Times New Roman" w:cs="Times New Roman"/>
+                <w:sz w:val="24"/>
+                <w:szCs w:val="24"/>
+              </w:rPr>
+            </w:pPr>
+            <w:r>
+              <w:rPr>
+                <w:rFonts w:hint="eastAsia" w:ascii="Times New Roman" w:hAnsi="Times New Roman" w:eastAsia="Times New Roman" w:cs="Times New Roman"/>
+                <w:sz w:val="16"/>
+                <w:szCs w:val="24"/>
+              </w:rPr>
+              <w:t>+ Read-only cache via __restrict__ (Strategy 2)</w:t>
+            </w:r>
+          </w:p>
+        </w:tc>
+        <w:tc>
+          <w:tcPr>
+            <w:tcW w:w="1134" w:type="dxa"/>
+            <w:tcBorders>
+              <w:top w:val="nil"/>
+              <w:left w:val="nil"/>
+              <w:bottom w:val="nil"/>
+              <w:right w:val="nil"/>
+            </w:tcBorders>
+            <w:noWrap w:val="0"/>
+            <w:tcMar>
+              <w:top w:w="-1" w:type="dxa"/>
+              <w:left w:w="-1" w:type="dxa"/>
+              <w:bottom w:w="-1" w:type="dxa"/>
+              <w:right w:w="-1" w:type="dxa"/>
+            </w:tcMar>
+            <w:vAlign w:val="center"/>
+            <w:shd w:fill="F2F7FB" w:val="clear"/>
           </w:tcPr>
           <w:p>
             <w:pPr>
@@ -11653,16 +11566,16 @@
             <w:r>
               <w:rPr>
                 <w:rFonts w:hint="eastAsia" w:ascii="Times New Roman" w:hAnsi="Times New Roman" w:eastAsia="Times New Roman" w:cs="Times New Roman"/>
-                <w:sz w:val="24"/>
-                <w:szCs w:val="24"/>
-              </w:rPr>
-              <w:t>+ Read-only cache via __restrict__ (Strategy 2)</w:t>
-            </w:r>
-          </w:p>
-        </w:tc>
-        <w:tc>
-          <w:tcPr>
-            <w:tcW w:w="2133" w:type="dxa"/>
+                <w:sz w:val="16"/>
+                <w:szCs w:val="24"/>
+              </w:rPr>
+              <w:t>71×</w:t>
+            </w:r>
+          </w:p>
+        </w:tc>
+        <w:tc>
+          <w:tcPr>
+            <w:tcW w:w="1134" w:type="dxa"/>
             <w:tcBorders>
               <w:top w:val="nil"/>
               <w:left w:val="nil"/>
@@ -11677,6 +11590,7 @@
               <w:right w:w="-1" w:type="dxa"/>
             </w:tcMar>
             <w:vAlign w:val="center"/>
+            <w:shd w:fill="F2F7FB" w:val="clear"/>
           </w:tcPr>
           <w:p>
             <w:pPr>
@@ -11692,16 +11606,16 @@
             <w:r>
               <w:rPr>
                 <w:rFonts w:hint="eastAsia" w:ascii="Times New Roman" w:hAnsi="Times New Roman" w:eastAsia="Times New Roman" w:cs="Times New Roman"/>
-                <w:sz w:val="24"/>
-                <w:szCs w:val="24"/>
-              </w:rPr>
-              <w:t>71×</w:t>
-            </w:r>
-          </w:p>
-        </w:tc>
-        <w:tc>
-          <w:tcPr>
-            <w:tcW w:w="1833" w:type="dxa"/>
+                <w:sz w:val="16"/>
+                <w:szCs w:val="24"/>
+              </w:rPr>
+              <w:t>1.18×</w:t>
+            </w:r>
+          </w:p>
+        </w:tc>
+        <w:tc>
+          <w:tcPr>
+            <w:tcW w:w="1134" w:type="dxa"/>
             <w:tcBorders>
               <w:top w:val="nil"/>
               <w:left w:val="nil"/>
@@ -11716,12 +11630,13 @@
               <w:right w:w="-1" w:type="dxa"/>
             </w:tcMar>
             <w:vAlign w:val="center"/>
-          </w:tcPr>
-          <w:p>
-            <w:pPr>
-              <w:snapToGrid w:val="0"/>
-              <w:ind w:left="0" w:leftChars="0" w:right="0" w:rightChars="0" w:firstLine="0" w:firstLineChars="0"/>
-              <w:jc w:val="right"/>
+            <w:shd w:fill="F2F7FB" w:val="clear"/>
+          </w:tcPr>
+          <w:p>
+            <w:pPr>
+              <w:snapToGrid w:val="0"/>
+              <w:ind w:left="0" w:leftChars="0" w:right="0" w:rightChars="0" w:firstLine="0" w:firstLineChars="0"/>
+              <w:jc w:val="center"/>
               <w:rPr>
                 <w:rFonts w:hint="default" w:ascii="Times New Roman" w:hAnsi="Times New Roman" w:cs="Times New Roman"/>
                 <w:sz w:val="24"/>
@@ -11731,46 +11646,7 @@
             <w:r>
               <w:rPr>
                 <w:rFonts w:hint="eastAsia" w:ascii="Times New Roman" w:hAnsi="Times New Roman" w:eastAsia="Times New Roman" w:cs="Times New Roman"/>
-                <w:sz w:val="24"/>
-                <w:szCs w:val="24"/>
-              </w:rPr>
-              <w:t>1.18×</w:t>
-            </w:r>
-          </w:p>
-        </w:tc>
-        <w:tc>
-          <w:tcPr>
-            <w:tcW w:w="1550" w:type="dxa"/>
-            <w:tcBorders>
-              <w:top w:val="nil"/>
-              <w:left w:val="nil"/>
-              <w:bottom w:val="nil"/>
-              <w:right w:val="nil"/>
-            </w:tcBorders>
-            <w:noWrap w:val="0"/>
-            <w:tcMar>
-              <w:top w:w="-1" w:type="dxa"/>
-              <w:left w:w="-1" w:type="dxa"/>
-              <w:bottom w:w="-1" w:type="dxa"/>
-              <w:right w:w="-1" w:type="dxa"/>
-            </w:tcMar>
-            <w:vAlign w:val="center"/>
-          </w:tcPr>
-          <w:p>
-            <w:pPr>
-              <w:snapToGrid w:val="0"/>
-              <w:ind w:left="0" w:leftChars="0" w:right="0" w:rightChars="0" w:firstLine="0" w:firstLineChars="0"/>
-              <w:jc w:val="right"/>
-              <w:rPr>
-                <w:rFonts w:hint="default" w:ascii="Times New Roman" w:hAnsi="Times New Roman" w:cs="Times New Roman"/>
-                <w:sz w:val="24"/>
-                <w:szCs w:val="24"/>
-              </w:rPr>
-            </w:pPr>
-            <w:r>
-              <w:rPr>
-                <w:rFonts w:hint="eastAsia" w:ascii="Times New Roman" w:hAnsi="Times New Roman" w:eastAsia="Times New Roman" w:cs="Times New Roman"/>
-                <w:sz w:val="24"/>
+                <w:sz w:val="16"/>
                 <w:szCs w:val="24"/>
               </w:rPr>
               <w:t>14%</w:t>
@@ -11801,7 +11677,7 @@
         </w:trPr>
         <w:tc>
           <w:tcPr>
-            <w:tcW w:w="3216" w:type="dxa"/>
+            <w:tcW w:w="3969" w:type="dxa"/>
             <w:tcBorders>
               <w:top w:val="nil"/>
               <w:left w:val="nil"/>
@@ -11816,6 +11692,47 @@
               <w:right w:w="-1" w:type="dxa"/>
             </w:tcMar>
             <w:vAlign w:val="center"/>
+            <w:shd w:fill="FFFFFF" w:val="clear"/>
+          </w:tcPr>
+          <w:p>
+            <w:pPr>
+              <w:snapToGrid w:val="0"/>
+              <w:ind w:left="0" w:leftChars="0" w:right="0" w:rightChars="0" w:firstLine="0" w:firstLineChars="0"/>
+              <w:jc w:val="left"/>
+              <w:rPr>
+                <w:rFonts w:hint="default" w:ascii="Times New Roman" w:hAnsi="Times New Roman" w:cs="Times New Roman"/>
+                <w:sz w:val="24"/>
+                <w:szCs w:val="24"/>
+              </w:rPr>
+            </w:pPr>
+            <w:r>
+              <w:rPr>
+                <w:rFonts w:hint="eastAsia" w:ascii="Times New Roman" w:hAnsi="Times New Roman" w:eastAsia="Times New Roman" w:cs="Times New Roman"/>
+                <w:sz w:val="16"/>
+                <w:szCs w:val="24"/>
+              </w:rPr>
+              <w:t>+ Warp-level / grid-stride loop (Strategy 1)</w:t>
+            </w:r>
+          </w:p>
+        </w:tc>
+        <w:tc>
+          <w:tcPr>
+            <w:tcW w:w="1134" w:type="dxa"/>
+            <w:tcBorders>
+              <w:top w:val="nil"/>
+              <w:left w:val="nil"/>
+              <w:bottom w:val="nil"/>
+              <w:right w:val="nil"/>
+            </w:tcBorders>
+            <w:noWrap w:val="0"/>
+            <w:tcMar>
+              <w:top w:w="-1" w:type="dxa"/>
+              <w:left w:w="-1" w:type="dxa"/>
+              <w:bottom w:w="-1" w:type="dxa"/>
+              <w:right w:w="-1" w:type="dxa"/>
+            </w:tcMar>
+            <w:vAlign w:val="center"/>
+            <w:shd w:fill="FFFFFF" w:val="clear"/>
           </w:tcPr>
           <w:p>
             <w:pPr>
@@ -11831,16 +11748,16 @@
             <w:r>
               <w:rPr>
                 <w:rFonts w:hint="eastAsia" w:ascii="Times New Roman" w:hAnsi="Times New Roman" w:eastAsia="Times New Roman" w:cs="Times New Roman"/>
-                <w:sz w:val="24"/>
-                <w:szCs w:val="24"/>
-              </w:rPr>
-              <w:t>+ Warp-level / grid-stride loop (Strategy 1)</w:t>
-            </w:r>
-          </w:p>
-        </w:tc>
-        <w:tc>
-          <w:tcPr>
-            <w:tcW w:w="2133" w:type="dxa"/>
+                <w:sz w:val="16"/>
+                <w:szCs w:val="24"/>
+              </w:rPr>
+              <w:t>80×</w:t>
+            </w:r>
+          </w:p>
+        </w:tc>
+        <w:tc>
+          <w:tcPr>
+            <w:tcW w:w="1134" w:type="dxa"/>
             <w:tcBorders>
               <w:top w:val="nil"/>
               <w:left w:val="nil"/>
@@ -11855,6 +11772,7 @@
               <w:right w:w="-1" w:type="dxa"/>
             </w:tcMar>
             <w:vAlign w:val="center"/>
+            <w:shd w:fill="FFFFFF" w:val="clear"/>
           </w:tcPr>
           <w:p>
             <w:pPr>
@@ -11870,16 +11788,16 @@
             <w:r>
               <w:rPr>
                 <w:rFonts w:hint="eastAsia" w:ascii="Times New Roman" w:hAnsi="Times New Roman" w:eastAsia="Times New Roman" w:cs="Times New Roman"/>
-                <w:sz w:val="24"/>
-                <w:szCs w:val="24"/>
-              </w:rPr>
-              <w:t>80×</w:t>
-            </w:r>
-          </w:p>
-        </w:tc>
-        <w:tc>
-          <w:tcPr>
-            <w:tcW w:w="1833" w:type="dxa"/>
+                <w:sz w:val="16"/>
+                <w:szCs w:val="24"/>
+              </w:rPr>
+              <w:t>1.13×</w:t>
+            </w:r>
+          </w:p>
+        </w:tc>
+        <w:tc>
+          <w:tcPr>
+            <w:tcW w:w="1134" w:type="dxa"/>
             <w:tcBorders>
               <w:top w:val="nil"/>
               <w:left w:val="nil"/>
@@ -11894,12 +11812,13 @@
               <w:right w:w="-1" w:type="dxa"/>
             </w:tcMar>
             <w:vAlign w:val="center"/>
-          </w:tcPr>
-          <w:p>
-            <w:pPr>
-              <w:snapToGrid w:val="0"/>
-              <w:ind w:left="0" w:leftChars="0" w:right="0" w:rightChars="0" w:firstLine="0" w:firstLineChars="0"/>
-              <w:jc w:val="right"/>
+            <w:shd w:fill="FFFFFF" w:val="clear"/>
+          </w:tcPr>
+          <w:p>
+            <w:pPr>
+              <w:snapToGrid w:val="0"/>
+              <w:ind w:left="0" w:leftChars="0" w:right="0" w:rightChars="0" w:firstLine="0" w:firstLineChars="0"/>
+              <w:jc w:val="center"/>
               <w:rPr>
                 <w:rFonts w:hint="default" w:ascii="Times New Roman" w:hAnsi="Times New Roman" w:cs="Times New Roman"/>
                 <w:sz w:val="24"/>
@@ -11909,46 +11828,7 @@
             <w:r>
               <w:rPr>
                 <w:rFonts w:hint="eastAsia" w:ascii="Times New Roman" w:hAnsi="Times New Roman" w:eastAsia="Times New Roman" w:cs="Times New Roman"/>
-                <w:sz w:val="24"/>
-                <w:szCs w:val="24"/>
-              </w:rPr>
-              <w:t>1.13×</w:t>
-            </w:r>
-          </w:p>
-        </w:tc>
-        <w:tc>
-          <w:tcPr>
-            <w:tcW w:w="1550" w:type="dxa"/>
-            <w:tcBorders>
-              <w:top w:val="nil"/>
-              <w:left w:val="nil"/>
-              <w:bottom w:val="nil"/>
-              <w:right w:val="nil"/>
-            </w:tcBorders>
-            <w:noWrap w:val="0"/>
-            <w:tcMar>
-              <w:top w:w="-1" w:type="dxa"/>
-              <w:left w:w="-1" w:type="dxa"/>
-              <w:bottom w:w="-1" w:type="dxa"/>
-              <w:right w:w="-1" w:type="dxa"/>
-            </w:tcMar>
-            <w:vAlign w:val="center"/>
-          </w:tcPr>
-          <w:p>
-            <w:pPr>
-              <w:snapToGrid w:val="0"/>
-              <w:ind w:left="0" w:leftChars="0" w:right="0" w:rightChars="0" w:firstLine="0" w:firstLineChars="0"/>
-              <w:jc w:val="right"/>
-              <w:rPr>
-                <w:rFonts w:hint="default" w:ascii="Times New Roman" w:hAnsi="Times New Roman" w:cs="Times New Roman"/>
-                <w:sz w:val="24"/>
-                <w:szCs w:val="24"/>
-              </w:rPr>
-            </w:pPr>
-            <w:r>
-              <w:rPr>
-                <w:rFonts w:hint="eastAsia" w:ascii="Times New Roman" w:hAnsi="Times New Roman" w:eastAsia="Times New Roman" w:cs="Times New Roman"/>
-                <w:sz w:val="24"/>
+                <w:sz w:val="16"/>
                 <w:szCs w:val="24"/>
               </w:rPr>
               <w:t>12%</w:t>
@@ -11979,7 +11859,7 @@
         </w:trPr>
         <w:tc>
           <w:tcPr>
-            <w:tcW w:w="3216" w:type="dxa"/>
+            <w:tcW w:w="3969" w:type="dxa"/>
             <w:tcBorders>
               <w:top w:val="nil"/>
               <w:left w:val="nil"/>
@@ -11994,6 +11874,47 @@
               <w:right w:w="-1" w:type="dxa"/>
             </w:tcMar>
             <w:vAlign w:val="center"/>
+            <w:shd w:fill="F2F7FB" w:val="clear"/>
+          </w:tcPr>
+          <w:p>
+            <w:pPr>
+              <w:snapToGrid w:val="0"/>
+              <w:ind w:left="0" w:leftChars="0" w:right="0" w:rightChars="0" w:firstLine="0" w:firstLineChars="0"/>
+              <w:jc w:val="left"/>
+              <w:rPr>
+                <w:rFonts w:hint="default" w:ascii="Times New Roman" w:hAnsi="Times New Roman" w:cs="Times New Roman"/>
+                <w:sz w:val="24"/>
+                <w:szCs w:val="24"/>
+              </w:rPr>
+            </w:pPr>
+            <w:r>
+              <w:rPr>
+                <w:rFonts w:hint="eastAsia" w:ascii="Times New Roman" w:hAnsi="Times New Roman" w:eastAsia="Times New Roman" w:cs="Times New Roman"/>
+                <w:sz w:val="16"/>
+                <w:szCs w:val="24"/>
+              </w:rPr>
+              <w:t>Fully optimized (directly measured)</w:t>
+            </w:r>
+          </w:p>
+        </w:tc>
+        <w:tc>
+          <w:tcPr>
+            <w:tcW w:w="1134" w:type="dxa"/>
+            <w:tcBorders>
+              <w:top w:val="nil"/>
+              <w:left w:val="nil"/>
+              <w:bottom w:val="single" w:color="auto" w:sz="12" w:space="0"/>
+              <w:right w:val="nil"/>
+            </w:tcBorders>
+            <w:noWrap w:val="0"/>
+            <w:tcMar>
+              <w:top w:w="-1" w:type="dxa"/>
+              <w:left w:w="-1" w:type="dxa"/>
+              <w:bottom w:w="-1" w:type="dxa"/>
+              <w:right w:w="-1" w:type="dxa"/>
+            </w:tcMar>
+            <w:vAlign w:val="center"/>
+            <w:shd w:fill="F2F7FB" w:val="clear"/>
           </w:tcPr>
           <w:p>
             <w:pPr>
@@ -12009,16 +11930,16 @@
             <w:r>
               <w:rPr>
                 <w:rFonts w:hint="eastAsia" w:ascii="Times New Roman" w:hAnsi="Times New Roman" w:eastAsia="Times New Roman" w:cs="Times New Roman"/>
-                <w:sz w:val="24"/>
-                <w:szCs w:val="24"/>
-              </w:rPr>
-              <w:t>Fully optimized (directly measured)</w:t>
-            </w:r>
-          </w:p>
-        </w:tc>
-        <w:tc>
-          <w:tcPr>
-            <w:tcW w:w="2133" w:type="dxa"/>
+                <w:sz w:val="16"/>
+                <w:szCs w:val="24"/>
+              </w:rPr>
+              <w:t>80×</w:t>
+            </w:r>
+          </w:p>
+        </w:tc>
+        <w:tc>
+          <w:tcPr>
+            <w:tcW w:w="1134" w:type="dxa"/>
             <w:tcBorders>
               <w:top w:val="nil"/>
               <w:left w:val="nil"/>
@@ -12033,6 +11954,7 @@
               <w:right w:w="-1" w:type="dxa"/>
             </w:tcMar>
             <w:vAlign w:val="center"/>
+            <w:shd w:fill="F2F7FB" w:val="clear"/>
           </w:tcPr>
           <w:p>
             <w:pPr>
@@ -12048,16 +11970,16 @@
             <w:r>
               <w:rPr>
                 <w:rFonts w:hint="eastAsia" w:ascii="Times New Roman" w:hAnsi="Times New Roman" w:eastAsia="Times New Roman" w:cs="Times New Roman"/>
-                <w:sz w:val="24"/>
-                <w:szCs w:val="24"/>
-              </w:rPr>
-              <w:t>80×</w:t>
-            </w:r>
-          </w:p>
-        </w:tc>
-        <w:tc>
-          <w:tcPr>
-            <w:tcW w:w="1833" w:type="dxa"/>
+                <w:sz w:val="16"/>
+                <w:szCs w:val="24"/>
+              </w:rPr>
+              <w:t>—</w:t>
+            </w:r>
+          </w:p>
+        </w:tc>
+        <w:tc>
+          <w:tcPr>
+            <w:tcW w:w="1134" w:type="dxa"/>
             <w:tcBorders>
               <w:top w:val="nil"/>
               <w:left w:val="nil"/>
@@ -12072,12 +11994,13 @@
               <w:right w:w="-1" w:type="dxa"/>
             </w:tcMar>
             <w:vAlign w:val="center"/>
-          </w:tcPr>
-          <w:p>
-            <w:pPr>
-              <w:snapToGrid w:val="0"/>
-              <w:ind w:left="0" w:leftChars="0" w:right="0" w:rightChars="0" w:firstLine="0" w:firstLineChars="0"/>
-              <w:jc w:val="right"/>
+            <w:shd w:fill="F2F7FB" w:val="clear"/>
+          </w:tcPr>
+          <w:p>
+            <w:pPr>
+              <w:snapToGrid w:val="0"/>
+              <w:ind w:left="0" w:leftChars="0" w:right="0" w:rightChars="0" w:firstLine="0" w:firstLineChars="0"/>
+              <w:jc w:val="center"/>
               <w:rPr>
                 <w:rFonts w:hint="default" w:ascii="Times New Roman" w:hAnsi="Times New Roman" w:cs="Times New Roman"/>
                 <w:sz w:val="24"/>
@@ -12087,46 +12010,7 @@
             <w:r>
               <w:rPr>
                 <w:rFonts w:hint="eastAsia" w:ascii="Times New Roman" w:hAnsi="Times New Roman" w:eastAsia="Times New Roman" w:cs="Times New Roman"/>
-                <w:sz w:val="24"/>
-                <w:szCs w:val="24"/>
-              </w:rPr>
-              <w:t>—</w:t>
-            </w:r>
-          </w:p>
-        </w:tc>
-        <w:tc>
-          <w:tcPr>
-            <w:tcW w:w="1550" w:type="dxa"/>
-            <w:tcBorders>
-              <w:top w:val="nil"/>
-              <w:left w:val="nil"/>
-              <w:bottom w:val="single" w:color="auto" w:sz="12" w:space="0"/>
-              <w:right w:val="nil"/>
-            </w:tcBorders>
-            <w:noWrap w:val="0"/>
-            <w:tcMar>
-              <w:top w:w="-1" w:type="dxa"/>
-              <w:left w:w="-1" w:type="dxa"/>
-              <w:bottom w:w="-1" w:type="dxa"/>
-              <w:right w:w="-1" w:type="dxa"/>
-            </w:tcMar>
-            <w:vAlign w:val="center"/>
-          </w:tcPr>
-          <w:p>
-            <w:pPr>
-              <w:snapToGrid w:val="0"/>
-              <w:ind w:left="0" w:leftChars="0" w:right="0" w:rightChars="0" w:firstLine="0" w:firstLineChars="0"/>
-              <w:jc w:val="right"/>
-              <w:rPr>
-                <w:rFonts w:hint="default" w:ascii="Times New Roman" w:hAnsi="Times New Roman" w:cs="Times New Roman"/>
-                <w:sz w:val="24"/>
-                <w:szCs w:val="24"/>
-              </w:rPr>
-            </w:pPr>
-            <w:r>
-              <w:rPr>
-                <w:rFonts w:hint="eastAsia" w:ascii="Times New Roman" w:hAnsi="Times New Roman" w:eastAsia="Times New Roman" w:cs="Times New Roman"/>
-                <w:sz w:val="24"/>
+                <w:sz w:val="16"/>
                 <w:szCs w:val="24"/>
               </w:rPr>
               <w:t>100%</w:t>
@@ -12168,108 +12052,69 @@
     </w:p>
     <w:p>
       <w:pPr>
+        <w:ind w:firstLine="560" w:firstLineChars="200"/>
+        <w:rPr>
+          <w:rFonts w:hint="default" w:ascii="Times New Roman" w:hAnsi="Times New Roman" w:cs="Times New Roman"/>
+          <w:sz w:val="28"/>
+          <w:szCs w:val="28"/>
+        </w:rPr>
+      </w:pPr>
+    </w:p>
+    <w:p>
+      <w:pPr>
+        <w:ind w:firstLine="560" w:firstLineChars="200"/>
+        <w:rPr>
+          <w:rFonts w:hint="default" w:ascii="Times New Roman" w:hAnsi="Times New Roman" w:cs="Times New Roman"/>
+          <w:sz w:val="28"/>
+          <w:szCs w:val="28"/>
+        </w:rPr>
+      </w:pPr>
+    </w:p>
+    <w:p>
+      <w:pPr>
+        <w:ind w:firstLine="560" w:firstLineChars="200"/>
+        <w:rPr>
+          <w:rFonts w:hint="default" w:ascii="Times New Roman" w:hAnsi="Times New Roman" w:cs="Times New Roman"/>
+          <w:sz w:val="28"/>
+          <w:szCs w:val="28"/>
+        </w:rPr>
+      </w:pPr>
+    </w:p>
+    <w:p>
+      <w:pPr>
+        <w:rPr>
+          <w:rFonts w:hint="default" w:ascii="Times New Roman" w:hAnsi="Times New Roman" w:cs="Times New Roman"/>
+          <w:sz w:val="28"/>
+          <w:szCs w:val="28"/>
+        </w:rPr>
+      </w:pPr>
+      <w:r>
+        <w:rPr>
+          <w:rFonts w:hint="eastAsia" w:ascii="Times New Roman" w:hAnsi="Times New Roman" w:eastAsia="Times New Roman" w:cs="Times New Roman"/>
+          <w:sz w:val="24"/>
+          <w:szCs w:val="24"/>
+        </w:rPr>
+        <w:t>Future work will extend the ablation analysis to additional hardware platforms (e.g., NVIDIA H100, AMD MI250X) to verify the generality of the optimization ranking established in Section 4.6. Multi-GPU domain decomposition will be explored for ultra-dense well configurations exceeding N_f = 10,000. Additionally, adaptive time stepping and multi-phase compositional extensions are planned to broaden the applicability of the framework to more complex reservoir scenarios.</w:t>
+      </w:r>
+    </w:p>
+    <w:p>
+      <w:pPr>
+        <w:pStyle w:val="2"/>
+        <w:rPr>
+          <w:rFonts w:ascii="Times New Roman" w:hAnsi="Times New Roman" w:cs="Times New Roman"/>
+        </w:rPr>
+      </w:pPr>
+      <w:r>
+        <w:rPr>
+          <w:rFonts w:ascii="Times New Roman" w:hAnsi="Times New Roman" w:cs="Times New Roman"/>
+        </w:rPr>
+        <w:t>5 Conclusion</w:t>
+      </w:r>
+    </w:p>
+    <w:p>
+      <w:pPr>
         <w:ind w:firstLine="480" w:firstLineChars="200"/>
         <w:rPr>
-          <w:rFonts w:hint="default" w:ascii="Times New Roman" w:hAnsi="Times New Roman" w:cs="Times New Roman"/>
-          <w:sz w:val="28"/>
-          <w:szCs w:val="28"/>
-        </w:rPr>
-      </w:pPr>
-      <w:r>
-        <w:rPr>
-          <w:rFonts w:hint="eastAsia" w:ascii="Times New Roman" w:hAnsi="Times New Roman" w:eastAsia="Times New Roman" w:cs="Times New Roman"/>
-          <w:sz w:val="24"/>
-          <w:szCs w:val="24"/>
-        </w:rPr>
-      </w:r>
-    </w:p>
-    <w:p>
-      <w:pPr>
-        <w:ind w:firstLine="480" w:firstLineChars="200"/>
-        <w:rPr>
-          <w:rFonts w:hint="default" w:ascii="Times New Roman" w:hAnsi="Times New Roman" w:cs="Times New Roman"/>
-          <w:sz w:val="28"/>
-          <w:szCs w:val="28"/>
-        </w:rPr>
-      </w:pPr>
-      <w:r>
-        <w:rPr>
-          <w:rFonts w:hint="eastAsia" w:ascii="Times New Roman" w:hAnsi="Times New Roman" w:eastAsia="Times New Roman" w:cs="Times New Roman"/>
-          <w:sz w:val="24"/>
-          <w:szCs w:val="24"/>
-        </w:rPr>
-      </w:r>
-      <w:r>
-        <w:rPr>
-          <w:vertAlign w:val="superscript"/>
-        </w:rPr>
-      </w:r>
-      <w:r/>
-      <w:r>
-        <w:rPr>
-          <w:vertAlign w:val="superscript"/>
-        </w:rPr>
-      </w:r>
-      <w:r>
-        <w:rPr>
-          <w:rFonts w:ascii="Times New Roman" w:hAnsi="Times New Roman" w:cs="Times New Roman"/>
-          <w:sz w:val="24"/>
-          <w:szCs w:val="24"/>
-        </w:rPr>
-      </w:r>
-    </w:p>
-    <w:p>
-      <w:pPr>
-        <w:ind w:firstLine="480" w:firstLineChars="200"/>
-        <w:rPr>
-          <w:rFonts w:hint="default" w:ascii="Times New Roman" w:hAnsi="Times New Roman" w:cs="Times New Roman"/>
-          <w:sz w:val="28"/>
-          <w:szCs w:val="28"/>
-        </w:rPr>
-      </w:pPr>
-      <w:r>
-        <w:rPr>
-          <w:rFonts w:hint="eastAsia" w:ascii="Times New Roman" w:hAnsi="Times New Roman" w:eastAsia="Times New Roman" w:cs="Times New Roman"/>
-          <w:sz w:val="24"/>
-          <w:szCs w:val="24"/>
-        </w:rPr>
-      </w:r>
-    </w:p>
-    <w:p>
-      <w:pPr>
-        <w:rPr>
-          <w:rFonts w:hint="default" w:ascii="Times New Roman" w:hAnsi="Times New Roman" w:cs="Times New Roman"/>
-          <w:sz w:val="28"/>
-          <w:szCs w:val="28"/>
-        </w:rPr>
-      </w:pPr>
-      <w:r>
-        <w:rPr>
-          <w:rFonts w:hint="eastAsia" w:ascii="Times New Roman" w:hAnsi="Times New Roman" w:eastAsia="Times New Roman" w:cs="Times New Roman"/>
-          <w:sz w:val="24"/>
-          <w:szCs w:val="24"/>
-        </w:rPr>
-        <w:t>Future work will extend the ablation analysis to additional hardware platforms (e.g., NVIDIA H100, AMD MI250X) to verify the generality of the optimization ranking established in Section 4.6. Multi-GPU domain decomposition will be explored for ultra-dense well configurations exceeding N_f = 10,000. Additionally, adaptive time stepping and multi-phase compositional extensions are planned to broaden the applicability of the framework to more complex reservoir scenarios.</w:t>
-      </w:r>
-    </w:p>
-    <w:p>
-      <w:pPr>
-        <w:pStyle w:val="2"/>
-        <w:rPr>
-          <w:rFonts w:ascii="Times New Roman" w:hAnsi="Times New Roman" w:cs="Times New Roman"/>
-        </w:rPr>
-      </w:pPr>
-      <w:r>
-        <w:rPr>
-          <w:rFonts w:ascii="Times New Roman" w:hAnsi="Times New Roman" w:cs="Times New Roman"/>
-        </w:rPr>
-        <w:t>5 Conclusion</w:t>
-      </w:r>
-    </w:p>
-    <w:p>
-      <w:pPr>
-        <w:ind w:firstLine="480" w:firstLineChars="200"/>
-        <w:rPr>
           <w:rFonts w:hint="eastAsia" w:ascii="Times New Roman" w:hAnsi="Times New Roman" w:cs="Times New Roman"/>
           <w:sz w:val="28"/>
           <w:szCs w:val="28"/>
@@ -12283,28 +12128,6 @@
           <w:lang w:eastAsia="zh-CN"/>
         </w:rPr>
         <w:t>This study has presented a high-performance computational framework for the rapid prediction of bottomhole pressure in multi-stage fractured shale gas wells. By implementing a hardware-algorithm co-designed GPU strategy, the framework achieves speedups of 80-341-fold over an optimized 28-core CPU baseline while maintaining a relative error below 0.4 percent. The key innovation lies in the domain-decomposed mapping of the pressure-transient formulation onto the CUDA thread hierarchy, coupled with a separable-kernel exploit that reduces floating-point operations by approximately 50 percent. The ablation study confirms that domain-specific mathematical restructuring yields greater performance gains than low-level hardware tuning.</w:t>
-      </w:r>
-      <w:r>
-        <w:rPr>
-          <w:rFonts w:hint="eastAsia" w:ascii="Times New Roman" w:hAnsi="Times New Roman" w:eastAsia="Times New Roman" w:cs="Times New Roman"/>
-          <w:sz w:val="24"/>
-          <w:szCs w:val="24"/>
-        </w:rPr>
-      </w:r>
-      <w:r>
-        <w:rPr>
-          <w:rFonts w:hint="eastAsia" w:ascii="Times New Roman" w:hAnsi="Times New Roman" w:eastAsia="宋体" w:cs="Times New Roman"/>
-          <w:sz w:val="24"/>
-          <w:szCs w:val="24"/>
-          <w:lang w:eastAsia="zh-CN"/>
-        </w:rPr>
-      </w:r>
-      <w:r>
-        <w:rPr>
-          <w:rFonts w:hint="eastAsia" w:ascii="Times New Roman" w:hAnsi="Times New Roman" w:eastAsia="Times New Roman" w:cs="Times New Roman"/>
-          <w:sz w:val="24"/>
-          <w:szCs w:val="24"/>
-        </w:rPr>
       </w:r>
     </w:p>
     <w:p>
@@ -12362,8 +12185,6 @@
           <w:lang w:val="en-US" w:eastAsia="zh-CN" w:bidi="ar-SA"/>
         </w:rPr>
       </w:pPr>
-      <w:bookmarkStart w:id="1" w:name="_GoBack"/>
-      <w:bookmarkEnd w:id="1"/>
     </w:p>
     <w:p>
       <w:pPr>
@@ -12380,7 +12201,55 @@
           <w:sz w:val="24"/>
           <w:szCs w:val="24"/>
         </w:rPr>
-        <w:t xml:space="preserve">The CUDA kernel source code and benchmark scripts used in this study are available from the corresponding author upon reasonable request. </w:t>
+        <w:t>The datasets generated and analyzed during the current study are available in the public GitHub repository associated with this article: https://github.com/rwyin08-bit/</w:t>
+      </w:r>
+      <w:r>
+        <w:rPr>
+          <w:rFonts w:ascii="Times New Roman"/>
+          <w:sz w:val="24"/>
+          <w:szCs w:val="24"/>
+        </w:rPr>
+        <w:fldChar w:fldCharType="begin"/>
+      </w:r>
+      <w:r>
+        <w:rPr>
+          <w:rFonts w:ascii="Times New Roman"/>
+          <w:sz w:val="24"/>
+          <w:szCs w:val="24"/>
+        </w:rPr>
+        <w:instrText xml:space="preserve"> HYPERLINK "https://github.com/rwyin08-bit/AMaPaCU" </w:instrText>
+      </w:r>
+      <w:r>
+        <w:rPr>
+          <w:rFonts w:ascii="Times New Roman"/>
+          <w:sz w:val="24"/>
+          <w:szCs w:val="24"/>
+        </w:rPr>
+        <w:fldChar w:fldCharType="separate"/>
+      </w:r>
+      <w:r>
+        <w:rPr>
+          <w:rFonts w:hint="default" w:ascii="Times New Roman"/>
+          <w:sz w:val="24"/>
+          <w:szCs w:val="24"/>
+        </w:rPr>
+        <w:t>AMaPaCU</w:t>
+      </w:r>
+      <w:r>
+        <w:rPr>
+          <w:rFonts w:hint="default" w:ascii="Times New Roman"/>
+          <w:sz w:val="24"/>
+          <w:szCs w:val="24"/>
+        </w:rPr>
+        <w:fldChar w:fldCharType="end"/>
+      </w:r>
+      <w:r>
+        <w:rPr>
+          <w:rFonts w:ascii="Times New Roman"/>
+          <w:sz w:val="24"/>
+          <w:szCs w:val="24"/>
+        </w:rPr>
+        <w:t>. Additional information is available from the corresponding author upon reasonable request. No external proprietary or confidential field data were used in this study.</w:t>
       </w:r>
     </w:p>
     <w:p>
@@ -12564,595 +12433,459 @@
         </w:rPr>
         <w:t>Andersen, T. M., Torben, J., Lye, K. O., Rasmussen, A. F., &amp; Lie, K.-A. (2025). Graphics Processing Unit–Accelerated Incomplete LU Preconditioners for Reservoir Simulation. SPE Journal, 30(12), 7873–7892. https://doi.org/10.2118/223873-PA</w:t>
       </w:r>
-      <w:r>
+    </w:p>
+    <w:p>
+      <w:pPr>
+        <w:rPr>
+          <w:rFonts w:hint="eastAsia" w:ascii="Times New Roman" w:hAnsi="Times New Roman" w:cs="Times New Roman"/>
+          <w:sz w:val="28"/>
+          <w:szCs w:val="28"/>
+        </w:rPr>
+      </w:pPr>
+      <w:r>
+        <w:rPr>
+          <w:rFonts w:hint="eastAsia" w:ascii="Times New Roman" w:hAnsi="Times New Roman" w:eastAsia="Times New Roman" w:cs="Times New Roman"/>
+          <w:sz w:val="24"/>
+          <w:szCs w:val="24"/>
+        </w:rPr>
+        <w:t>Ansorge, R. (2024). Programming in Parallel with CUDA: A Practical Guide for Scientists and Engineers. Cambridge University Press. ISBN: 978-1-108-47953-0</w:t>
+      </w:r>
+    </w:p>
+    <w:p>
+      <w:pPr>
+        <w:rPr>
+          <w:rFonts w:hint="eastAsia" w:ascii="Times New Roman" w:hAnsi="Times New Roman" w:cs="Times New Roman"/>
+          <w:sz w:val="28"/>
+          <w:szCs w:val="28"/>
+        </w:rPr>
+      </w:pPr>
+      <w:r>
+        <w:rPr>
+          <w:rFonts w:hint="eastAsia" w:ascii="Times New Roman" w:hAnsi="Times New Roman" w:eastAsia="Times New Roman" w:cs="Times New Roman"/>
+          <w:sz w:val="24"/>
+          <w:szCs w:val="24"/>
+        </w:rPr>
+        <w:t>Bourdet, D. (2002). Well Test Analysis: The Use of Advanced Interpretation Models. Elsevier. ISBN: 978-0444509680</w:t>
+      </w:r>
+    </w:p>
+    <w:p>
+      <w:pPr>
+        <w:rPr>
+          <w:rFonts w:hint="eastAsia" w:ascii="Times New Roman" w:hAnsi="Times New Roman" w:cs="Times New Roman"/>
+          <w:sz w:val="28"/>
+          <w:szCs w:val="28"/>
+        </w:rPr>
+      </w:pPr>
+      <w:r>
+        <w:rPr>
+          <w:rFonts w:hint="eastAsia" w:ascii="Times New Roman" w:hAnsi="Times New Roman" w:eastAsia="Times New Roman" w:cs="Times New Roman"/>
+          <w:sz w:val="24"/>
+          <w:szCs w:val="24"/>
+        </w:rPr>
+        <w:t>Chen, Z., Liao, X., Zhao, X., Lv, S., &amp; Zhu, L. (2016). A semianalytical approach for obtaining type curves of multiple-fractured horizontal wells with secondary-fracture networks. SPE Journal, 21(02), 538–549. https://doi.org/10.2118/178913-PA</w:t>
+      </w:r>
+    </w:p>
+    <w:p>
+      <w:pPr>
+        <w:rPr>
+          <w:rFonts w:hint="eastAsia" w:ascii="Times New Roman" w:hAnsi="Times New Roman" w:cs="Times New Roman"/>
+          <w:sz w:val="28"/>
+          <w:szCs w:val="28"/>
+        </w:rPr>
+      </w:pPr>
+      <w:r>
+        <w:rPr>
+          <w:rFonts w:hint="eastAsia" w:ascii="Times New Roman" w:hAnsi="Times New Roman" w:eastAsia="Times New Roman" w:cs="Times New Roman"/>
+          <w:sz w:val="24"/>
+          <w:szCs w:val="24"/>
+        </w:rPr>
+        <w:t>Cinco-Ley, H., &amp; Samaniego-V., F. (1981). Transient pressure analysis for fractured wells. Journal of Petroleum Technology, 33(9), 1749–1766. https://doi.org/10.2118/7490-PA</w:t>
+      </w:r>
+    </w:p>
+    <w:p>
+      <w:pPr>
+        <w:rPr>
+          <w:rFonts w:hint="eastAsia" w:ascii="Times New Roman" w:hAnsi="Times New Roman" w:cs="Times New Roman"/>
+          <w:sz w:val="28"/>
+          <w:szCs w:val="28"/>
+        </w:rPr>
+      </w:pPr>
+      <w:r>
+        <w:rPr>
+          <w:rFonts w:hint="eastAsia" w:ascii="Times New Roman" w:hAnsi="Times New Roman" w:eastAsia="Times New Roman" w:cs="Times New Roman"/>
+          <w:sz w:val="24"/>
+          <w:szCs w:val="24"/>
+        </w:rPr>
+        <w:t>Crank, J. (1975). The Mathematics of Diffusion (2nd ed.). Clarendon Press, Oxford. ISBN: 978-0198534112</w:t>
+      </w:r>
+    </w:p>
+    <w:p>
+      <w:pPr>
         <w:rPr>
           <w:rFonts w:hint="eastAsia" w:ascii="Times New Roman" w:hAnsi="Times New Roman" w:eastAsia="宋体" w:cs="Times New Roman"/>
-          <w:sz w:val="24"/>
-          <w:szCs w:val="24"/>
+          <w:sz w:val="28"/>
+          <w:szCs w:val="28"/>
           <w:lang w:eastAsia="zh-CN"/>
         </w:rPr>
-      </w:r>
-      <w:r>
-        <w:rPr>
-          <w:rFonts w:hint="eastAsia" w:ascii="Times New Roman" w:hAnsi="Times New Roman" w:eastAsia="Times New Roman" w:cs="Times New Roman"/>
-          <w:sz w:val="24"/>
-          <w:szCs w:val="24"/>
-        </w:rPr>
-      </w:r>
-      <w:r>
+      </w:pPr>
+      <w:r>
+        <w:rPr>
+          <w:rFonts w:hint="eastAsia" w:ascii="Times New Roman" w:hAnsi="Times New Roman" w:eastAsia="Times New Roman" w:cs="Times New Roman"/>
+          <w:sz w:val="24"/>
+          <w:szCs w:val="24"/>
+        </w:rPr>
+        <w:t>Deng, Q., Qu, J., Mi, Z., Xu, B., Lv, X., Huang, K., Zhang, B., Nie, R.-S., &amp; Chen, S. (2024). Performance of multistage-fractured horizontal wells with secondary discrete fractures in heterogeneous tight reservoirs. Journal of Petroleum Exploration and Production Technology, 14(4), 975–995. https://doi.org/10.1007/s13202-024-01749-z</w:t>
+      </w:r>
+    </w:p>
+    <w:p>
+      <w:pPr>
+        <w:rPr>
+          <w:rFonts w:hint="eastAsia" w:ascii="Times New Roman" w:hAnsi="Times New Roman" w:cs="Times New Roman"/>
+          <w:sz w:val="28"/>
+          <w:szCs w:val="28"/>
+        </w:rPr>
+      </w:pPr>
+      <w:r>
+        <w:rPr>
+          <w:rFonts w:hint="eastAsia" w:ascii="Times New Roman" w:hAnsi="Times New Roman" w:eastAsia="Times New Roman" w:cs="Times New Roman"/>
+          <w:sz w:val="24"/>
+          <w:szCs w:val="24"/>
+        </w:rPr>
+        <w:t>Earlougher, R. C. (1977). Advances in Well Test Analysis. SPE Monograph Series, Vol. 5. ISBN: 0-89520-204-8</w:t>
+      </w:r>
+    </w:p>
+    <w:p>
+      <w:pPr>
+        <w:rPr>
+          <w:rFonts w:hint="eastAsia" w:ascii="Times New Roman" w:hAnsi="Times New Roman" w:cs="Times New Roman"/>
+          <w:sz w:val="28"/>
+          <w:szCs w:val="28"/>
+        </w:rPr>
+      </w:pPr>
+      <w:r>
+        <w:rPr>
+          <w:rFonts w:hint="eastAsia" w:ascii="Times New Roman" w:hAnsi="Times New Roman" w:eastAsia="Times New Roman" w:cs="Times New Roman"/>
+          <w:sz w:val="24"/>
+          <w:szCs w:val="24"/>
+        </w:rPr>
+        <w:t>Gaihre, A., Li, X. S., &amp; Liu, H. (2021). gSoFa: Scalable sparse symbolic LU factorization on GPUs. IEEE Transactions on Parallel and Distributed Systems, 33(4), 1015–1026. https://doi.org/10.1109/TPDS.2021.3090316</w:t>
+      </w:r>
+    </w:p>
+    <w:p>
+      <w:pPr>
+        <w:rPr>
+          <w:rFonts w:hint="eastAsia" w:ascii="Times New Roman" w:hAnsi="Times New Roman" w:cs="Times New Roman"/>
+          <w:sz w:val="28"/>
+          <w:szCs w:val="28"/>
+        </w:rPr>
+      </w:pPr>
+      <w:r>
+        <w:rPr>
+          <w:rFonts w:hint="eastAsia" w:ascii="Times New Roman" w:hAnsi="Times New Roman" w:eastAsia="Times New Roman" w:cs="Times New Roman"/>
+          <w:sz w:val="24"/>
+          <w:szCs w:val="24"/>
+        </w:rPr>
+        <w:t>Gringarten, A. C., Ramey, H. J., &amp; Raghavan, R. (1974). Unsteady-state pressure distributions created by a well with a single infinite-conductivity vertical fracture. SPE Journal, 14(4), 347–360. https://doi.org/10.2118/4051-PA</w:t>
+      </w:r>
+    </w:p>
+    <w:p>
+      <w:pPr>
+        <w:rPr>
+          <w:rFonts w:hint="eastAsia" w:ascii="Times New Roman" w:hAnsi="Times New Roman" w:cs="Times New Roman"/>
+          <w:sz w:val="28"/>
+          <w:szCs w:val="28"/>
+        </w:rPr>
+      </w:pPr>
+      <w:r>
+        <w:rPr>
+          <w:rFonts w:hint="eastAsia" w:ascii="Times New Roman" w:hAnsi="Times New Roman" w:eastAsia="Times New Roman" w:cs="Times New Roman"/>
+          <w:sz w:val="24"/>
+          <w:szCs w:val="24"/>
+        </w:rPr>
+        <w:t>Hijma, P., Heldens, S., Sclocco, A., van Werkhoven, B., &amp; Bal, H. E. (2023). Optimization Techniques for GPU Programming. ACM Computing Surveys, 55(11), 1–81. https://doi.org/10.1145/3570638</w:t>
+      </w:r>
+    </w:p>
+    <w:p>
+      <w:pPr>
+        <w:rPr>
+          <w:rFonts w:hint="eastAsia" w:ascii="Times New Roman" w:hAnsi="Times New Roman" w:cs="Times New Roman"/>
+          <w:sz w:val="28"/>
+          <w:szCs w:val="28"/>
+        </w:rPr>
+      </w:pPr>
+      <w:r>
+        <w:rPr>
+          <w:rFonts w:hint="eastAsia" w:ascii="Times New Roman" w:hAnsi="Times New Roman" w:eastAsia="Times New Roman" w:cs="Times New Roman"/>
+          <w:sz w:val="24"/>
+          <w:szCs w:val="24"/>
+        </w:rPr>
+        <w:t>Hwu, W. W., Kirk, D. B., &amp; El Hajj, I. (2022). Programming Massively Parallel Processors: A Hands-on Approach (4th ed.). Morgan Kaufmann. ISBN: 978-0-323-91231-0</w:t>
+      </w:r>
+    </w:p>
+    <w:p>
+      <w:pPr>
+        <w:rPr>
+          <w:rFonts w:hint="eastAsia" w:ascii="Times New Roman" w:hAnsi="Times New Roman" w:cs="Times New Roman"/>
+          <w:sz w:val="28"/>
+          <w:szCs w:val="28"/>
+        </w:rPr>
+      </w:pPr>
+      <w:r>
+        <w:rPr>
+          <w:rFonts w:hint="eastAsia" w:ascii="Times New Roman" w:hAnsi="Times New Roman" w:eastAsia="Times New Roman" w:cs="Times New Roman"/>
+          <w:sz w:val="24"/>
+          <w:szCs w:val="24"/>
+        </w:rPr>
+        <w:t>Illarionov, E., Temirchev, P., Voloskov, D., Kostoev, R., Simonov, M., Pissarenko, D., Orlov, D., &amp; Koroteev, D. (2021). End-to-end neural network approach to 3D reservoir simulation and adaptation. Journal of Petroleum Science and Engineering, 208, 109332. https://doi.org/10.1016/j.petrol.2021.109332</w:t>
+      </w:r>
+    </w:p>
+    <w:p>
+      <w:pPr>
+        <w:rPr>
+          <w:rFonts w:hint="eastAsia" w:ascii="Times New Roman" w:hAnsi="Times New Roman" w:cs="Times New Roman"/>
+          <w:sz w:val="28"/>
+          <w:szCs w:val="28"/>
+        </w:rPr>
+      </w:pPr>
+      <w:r>
+        <w:rPr>
+          <w:rFonts w:hint="eastAsia" w:ascii="Times New Roman" w:hAnsi="Times New Roman" w:eastAsia="Times New Roman" w:cs="Times New Roman"/>
+          <w:sz w:val="24"/>
+          <w:szCs w:val="24"/>
+        </w:rPr>
+        <w:t>Kao, N. S.-C., Liu, R. K.-S., &amp; Sheu, T. W.-H. (2020). Acceleration of high-order combined compact finite difference scheme for simulating three-dimensional flow and heat transfer problems in GPUs. Numerical Heat Transfer, Part B: Fundamentals, 78(4), 265–287. https://doi.org/10.1080/10407790.2020.1783127</w:t>
+      </w:r>
+    </w:p>
+    <w:p>
+      <w:pPr>
+        <w:rPr>
+          <w:rFonts w:hint="default" w:ascii="Times New Roman" w:hAnsi="Times New Roman" w:cs="Times New Roman"/>
+          <w:sz w:val="28"/>
+          <w:szCs w:val="28"/>
+        </w:rPr>
+      </w:pPr>
+      <w:r>
+        <w:rPr>
+          <w:rFonts w:hint="eastAsia" w:ascii="Times New Roman" w:hAnsi="Times New Roman" w:eastAsia="Times New Roman" w:cs="Times New Roman"/>
+          <w:sz w:val="24"/>
+          <w:szCs w:val="24"/>
+        </w:rPr>
+        <w:t>Kumar, S., Romero, J., Seo, J.-H., Fatica, M., &amp; Mittal, R. (2026). A GPU-accelerated sharp interface immersed boundary solver for large scale flow simulations. AIAA SciTech 2026 Forum. https://doi.org/10.2514/6.2026-0705</w:t>
+      </w:r>
+    </w:p>
+    <w:p>
+      <w:pPr>
+        <w:rPr>
+          <w:rFonts w:hint="default" w:ascii="Times New Roman" w:hAnsi="Times New Roman" w:cs="Times New Roman"/>
+          <w:sz w:val="28"/>
+          <w:szCs w:val="28"/>
+        </w:rPr>
+      </w:pPr>
+      <w:r>
+        <w:rPr>
+          <w:rFonts w:hint="eastAsia" w:ascii="Times New Roman" w:hAnsi="Times New Roman" w:eastAsia="Times New Roman" w:cs="Times New Roman"/>
+          <w:sz w:val="24"/>
+          <w:szCs w:val="24"/>
+        </w:rPr>
+        <w:t>Manea, A. M., &amp; Almani, T. (2021). Scalable graphics processing unit–based multiscale linear solvers for reservoir simulation. SPE Journal, 27(01), 643–662. https://doi.org/10.2118/203939-PA</w:t>
+      </w:r>
+    </w:p>
+    <w:p>
+      <w:pPr>
+        <w:rPr>
+          <w:rFonts w:hint="eastAsia" w:ascii="Times New Roman" w:hAnsi="Times New Roman" w:cs="Times New Roman"/>
+          <w:sz w:val="28"/>
+          <w:szCs w:val="28"/>
+        </w:rPr>
+      </w:pPr>
+      <w:r>
+        <w:rPr>
+          <w:rFonts w:hint="eastAsia" w:ascii="Times New Roman" w:hAnsi="Times New Roman" w:eastAsia="Times New Roman" w:cs="Times New Roman"/>
+          <w:sz w:val="24"/>
+          <w:szCs w:val="24"/>
+        </w:rPr>
+        <w:t>Meng, X., He, X., Hu, C., Lu, X., &amp; Li, H. (2025). A Review of Parallel Computing for Large-scale Reservoir Numerical Simulation. Archives of Computational Methods in Engineering, 32, 4125–4162. https://doi.org/10.1007/s11831-025-10263-2</w:t>
+      </w:r>
+    </w:p>
+    <w:p>
+      <w:pPr>
+        <w:rPr>
+          <w:rFonts w:hint="eastAsia" w:ascii="Times New Roman" w:hAnsi="Times New Roman" w:cs="Times New Roman"/>
+          <w:sz w:val="28"/>
+          <w:szCs w:val="28"/>
+        </w:rPr>
+      </w:pPr>
+      <w:r>
+        <w:rPr>
+          <w:rFonts w:hint="eastAsia" w:ascii="Times New Roman" w:hAnsi="Times New Roman" w:eastAsia="Times New Roman" w:cs="Times New Roman"/>
+          <w:sz w:val="24"/>
+          <w:szCs w:val="24"/>
+        </w:rPr>
+        <w:t>NVIDIA Corporation. (2020a). NVIDIA A100 Tensor Core GPU Architecture: Ampere Architecture Whitepaper. https://www.nvidia.com/content/dam/en-zz/Solutions/Data-Center/nvidia-ampere-architecture-whitepaper.pdf (accessed 2026-05-25)</w:t>
+      </w:r>
+    </w:p>
+    <w:p>
+      <w:pPr>
+        <w:rPr>
+          <w:rFonts w:hint="eastAsia" w:ascii="Times New Roman" w:hAnsi="Times New Roman" w:cs="Times New Roman"/>
+          <w:sz w:val="28"/>
+          <w:szCs w:val="28"/>
+        </w:rPr>
+      </w:pPr>
+      <w:r>
+        <w:rPr>
+          <w:rFonts w:hint="eastAsia" w:ascii="Times New Roman" w:hAnsi="Times New Roman" w:eastAsia="Times New Roman" w:cs="Times New Roman"/>
+          <w:sz w:val="24"/>
+          <w:szCs w:val="24"/>
+        </w:rPr>
+        <w:t>NVIDIA Corporation. (2020b). NVIDIA A100 Tensor Core GPU: Benchmarking and Performance Analysis. https://www.nvidia.com/content/dam/en-zz/Solutions/Data-Center/a100/pdf/nvidia-a100-datasheet.pdf (accessed 2026-05-25)</w:t>
+      </w:r>
+    </w:p>
+    <w:p>
+      <w:pPr>
+        <w:rPr>
+          <w:rFonts w:hint="default" w:ascii="Times New Roman" w:hAnsi="Times New Roman" w:cs="Times New Roman"/>
+          <w:sz w:val="28"/>
+          <w:szCs w:val="28"/>
+        </w:rPr>
+      </w:pPr>
+      <w:r>
+        <w:rPr>
+          <w:rFonts w:hint="eastAsia" w:ascii="Times New Roman" w:hAnsi="Times New Roman" w:eastAsia="Times New Roman" w:cs="Times New Roman"/>
+          <w:sz w:val="24"/>
+          <w:szCs w:val="24"/>
+        </w:rPr>
+        <w:t>NVIDIA Corporation. (2023). CUDA C++ Best Practices Guide, v12.3. https://docs.nvidia.com/cuda/cuda-c-best-practices-guide/ (accessed 2026-05-25)</w:t>
+      </w:r>
+    </w:p>
+    <w:p>
+      <w:pPr>
+        <w:rPr>
+          <w:rFonts w:hint="default" w:ascii="Times New Roman" w:hAnsi="Times New Roman" w:cs="Times New Roman"/>
+          <w:sz w:val="28"/>
+          <w:szCs w:val="28"/>
+        </w:rPr>
+      </w:pPr>
+      <w:r>
+        <w:rPr>
+          <w:rFonts w:hint="eastAsia" w:ascii="Times New Roman" w:hAnsi="Times New Roman" w:eastAsia="Times New Roman" w:cs="Times New Roman"/>
+          <w:sz w:val="24"/>
+          <w:szCs w:val="24"/>
+        </w:rPr>
+        <w:t>Ozkan, E., &amp; Raghavan, R. (1991). New solutions for well-test-analysis problems: Part 1—Analytical considerations. SPE Formation Evaluation, 6(3), 359–368. https://doi.org/10.2118/18615-PA</w:t>
+      </w:r>
+    </w:p>
+    <w:p>
+      <w:pPr>
+        <w:rPr>
+          <w:rFonts w:hint="eastAsia" w:ascii="Times New Roman" w:hAnsi="Times New Roman" w:cs="Times New Roman"/>
+          <w:sz w:val="28"/>
+          <w:szCs w:val="28"/>
+        </w:rPr>
+      </w:pPr>
+      <w:r>
+        <w:rPr>
+          <w:rFonts w:hint="eastAsia" w:ascii="Times New Roman" w:hAnsi="Times New Roman" w:eastAsia="Times New Roman" w:cs="Times New Roman"/>
+          <w:sz w:val="24"/>
+          <w:szCs w:val="24"/>
+        </w:rPr>
+        <w:t>Palmer, I., &amp; Mansoori, J. (1998). How permeability depends on stress and pore pressure in coalbeds: A new model. SPE Reservoir Evaluation &amp; Engineering, 1(6), 539–544. https://doi.org/10.2118/52607-PA</w:t>
+      </w:r>
+    </w:p>
+    <w:p>
+      <w:pPr>
+        <w:rPr>
+          <w:rFonts w:hint="default" w:ascii="Times New Roman" w:hAnsi="Times New Roman" w:cs="Times New Roman"/>
+          <w:sz w:val="28"/>
+          <w:szCs w:val="28"/>
+        </w:rPr>
+      </w:pPr>
+      <w:r>
+        <w:rPr>
+          <w:rFonts w:hint="eastAsia" w:ascii="Times New Roman" w:hAnsi="Times New Roman" w:eastAsia="Times New Roman" w:cs="Times New Roman"/>
+          <w:sz w:val="24"/>
+          <w:szCs w:val="24"/>
+        </w:rPr>
+        <w:t>Pikle, N. K., Sathe, S. R., &amp; Vyavahare, A. Y. (2021). Low occupancy high performance elemental products in assembly free FEM on GPU. Engineering with Computers, 38(Suppl 3), 2189–2204. https://doi.org/10.1007/s00366-021-01350-6</w:t>
+      </w:r>
+    </w:p>
+    <w:p>
+      <w:pPr>
+        <w:rPr>
+          <w:rFonts w:hint="default" w:ascii="Times New Roman" w:hAnsi="Times New Roman" w:cs="Times New Roman"/>
+          <w:sz w:val="28"/>
+          <w:szCs w:val="28"/>
+        </w:rPr>
+      </w:pPr>
+      <w:r>
+        <w:rPr>
+          <w:rFonts w:hint="eastAsia" w:ascii="Times New Roman" w:hAnsi="Times New Roman" w:eastAsia="Times New Roman" w:cs="Times New Roman"/>
+          <w:sz w:val="24"/>
+          <w:szCs w:val="24"/>
+        </w:rPr>
+        <w:t>Ruetsch, G., &amp; Fatica, M. (2024). CUDA Fortran for Scientists and Engineers: Best Practices for Efficient CUDA Fortran Programming (2nd ed.). Morgan Kaufmann. ISBN: 978-0-443-21977-1</w:t>
+      </w:r>
+    </w:p>
+    <w:p>
+      <w:pPr>
+        <w:rPr>
+          <w:rFonts w:hint="default" w:ascii="Times New Roman" w:hAnsi="Times New Roman" w:cs="Times New Roman"/>
+          <w:sz w:val="28"/>
+          <w:szCs w:val="28"/>
+        </w:rPr>
+      </w:pPr>
+      <w:r>
+        <w:rPr>
+          <w:rFonts w:hint="eastAsia" w:ascii="Times New Roman" w:hAnsi="Times New Roman" w:eastAsia="Times New Roman" w:cs="Times New Roman"/>
+          <w:sz w:val="24"/>
+          <w:szCs w:val="24"/>
+        </w:rPr>
+        <w:t>Saad, Y. (2003). Iterative Methods for Sparse Linear Systems (2nd ed.). SIAM. https://doi.org/10.1137/1.9780898718003</w:t>
+      </w:r>
+    </w:p>
+    <w:p>
+      <w:pPr>
         <w:rPr>
           <w:rFonts w:hint="eastAsia" w:ascii="Times New Roman" w:hAnsi="Times New Roman" w:eastAsia="宋体" w:cs="Times New Roman"/>
-          <w:sz w:val="24"/>
-          <w:szCs w:val="24"/>
+          <w:sz w:val="28"/>
+          <w:szCs w:val="28"/>
           <w:lang w:eastAsia="zh-CN"/>
         </w:rPr>
-      </w:r>
-      <w:r>
-        <w:rPr>
-          <w:rFonts w:hint="eastAsia" w:ascii="Times New Roman" w:hAnsi="Times New Roman" w:eastAsia="Times New Roman" w:cs="Times New Roman"/>
-          <w:sz w:val="24"/>
-          <w:szCs w:val="24"/>
-        </w:rPr>
-      </w:r>
-    </w:p>
-    <w:p>
-      <w:pPr>
-        <w:rPr>
-          <w:rFonts w:hint="eastAsia" w:ascii="Times New Roman" w:hAnsi="Times New Roman" w:cs="Times New Roman"/>
-          <w:sz w:val="28"/>
-          <w:szCs w:val="28"/>
-        </w:rPr>
-      </w:pPr>
-      <w:r>
-        <w:rPr>
-          <w:rFonts w:hint="eastAsia" w:ascii="Times New Roman" w:hAnsi="Times New Roman" w:eastAsia="Times New Roman" w:cs="Times New Roman"/>
-          <w:sz w:val="24"/>
-          <w:szCs w:val="24"/>
-        </w:rPr>
-        <w:t>Ansorge, R. (2024). Programming in Parallel with CUDA: A Practical Guide for Scientists and Engineers. Cambridge University Press. ISBN: 978-1-108-47953-0</w:t>
-      </w:r>
-      <w:r>
+      </w:pPr>
+      <w:r>
+        <w:rPr>
+          <w:rFonts w:hint="eastAsia" w:ascii="Times New Roman" w:hAnsi="Times New Roman" w:eastAsia="Times New Roman" w:cs="Times New Roman"/>
+          <w:sz w:val="24"/>
+          <w:szCs w:val="24"/>
+        </w:rPr>
+        <w:t>Stehfest, H. (1970). Algorithm 368: Numerical inversion of Laplace transforms [D5]. Communications of the ACM, 13(1), 47–49. https://doi.org/10.1145/361953.361969</w:t>
+      </w:r>
+    </w:p>
+    <w:p>
+      <w:pPr>
+        <w:rPr>
+          <w:rFonts w:hint="default" w:ascii="Times New Roman" w:hAnsi="Times New Roman" w:cs="Times New Roman"/>
+          <w:sz w:val="28"/>
+          <w:szCs w:val="28"/>
+        </w:rPr>
+      </w:pPr>
+      <w:r>
+        <w:rPr>
+          <w:rFonts w:hint="eastAsia" w:ascii="Times New Roman" w:hAnsi="Times New Roman" w:eastAsia="Times New Roman" w:cs="Times New Roman"/>
+          <w:sz w:val="24"/>
+          <w:szCs w:val="24"/>
+        </w:rPr>
+        <w:t>Wang, Z.-Y., Huang, J.-P., Liu, D.-J., Li, Z.-C., Yong, P., &amp; Yang, Z.-J. (2019). 3D variable-grid full-waveform inversion on GPU. Petroleum Science, 16, 1001–1014. https://doi.org/10.1007/s12182-019-00368-2</w:t>
+      </w:r>
+    </w:p>
+    <w:p>
+      <w:pPr>
         <w:rPr>
           <w:rFonts w:hint="eastAsia" w:ascii="Times New Roman" w:hAnsi="Times New Roman" w:eastAsia="宋体" w:cs="Times New Roman"/>
           <w:sz w:val="24"/>
           <w:szCs w:val="24"/>
           <w:lang w:eastAsia="zh-CN"/>
         </w:rPr>
-      </w:r>
-      <w:r>
-        <w:rPr>
-          <w:rFonts w:hint="eastAsia" w:ascii="Times New Roman" w:hAnsi="Times New Roman" w:eastAsia="Times New Roman" w:cs="Times New Roman"/>
-          <w:sz w:val="24"/>
-          <w:szCs w:val="24"/>
-        </w:rPr>
-      </w:r>
-    </w:p>
-    <w:p>
-      <w:pPr>
-        <w:rPr>
-          <w:rFonts w:hint="eastAsia" w:ascii="Times New Roman" w:hAnsi="Times New Roman" w:cs="Times New Roman"/>
-          <w:sz w:val="28"/>
-          <w:szCs w:val="28"/>
-        </w:rPr>
-      </w:pPr>
-      <w:r>
-        <w:rPr>
-          <w:rFonts w:hint="eastAsia" w:ascii="Times New Roman" w:hAnsi="Times New Roman" w:eastAsia="Times New Roman" w:cs="Times New Roman"/>
-          <w:sz w:val="24"/>
-          <w:szCs w:val="24"/>
-        </w:rPr>
-        <w:t>Bourdet, D. (2002). Well Test Analysis: The Use of Advanced Interpretation Models. Elsevier. ISBN: 978-0444509680</w:t>
-      </w:r>
-      <w:r>
-        <w:rPr>
-          <w:rFonts w:hint="eastAsia" w:ascii="Times New Roman" w:hAnsi="Times New Roman" w:eastAsia="宋体" w:cs="Times New Roman"/>
-          <w:sz w:val="24"/>
-          <w:szCs w:val="24"/>
-          <w:lang w:eastAsia="zh-CN"/>
-        </w:rPr>
-      </w:r>
-      <w:r>
-        <w:rPr>
-          <w:rFonts w:hint="eastAsia" w:ascii="Times New Roman" w:hAnsi="Times New Roman" w:eastAsia="Times New Roman" w:cs="Times New Roman"/>
-          <w:sz w:val="24"/>
-          <w:szCs w:val="24"/>
-        </w:rPr>
-      </w:r>
-    </w:p>
-    <w:p>
-      <w:pPr>
-        <w:rPr>
-          <w:rFonts w:hint="eastAsia" w:ascii="Times New Roman" w:hAnsi="Times New Roman" w:cs="Times New Roman"/>
-          <w:sz w:val="28"/>
-          <w:szCs w:val="28"/>
-        </w:rPr>
-      </w:pPr>
-      <w:r>
-        <w:rPr>
-          <w:rFonts w:hint="eastAsia" w:ascii="Times New Roman" w:hAnsi="Times New Roman" w:eastAsia="Times New Roman" w:cs="Times New Roman"/>
-          <w:sz w:val="24"/>
-          <w:szCs w:val="24"/>
-        </w:rPr>
-        <w:t>Chen, Z., Liao, X., Zhao, X., Lv, S., &amp; Zhu, L. (2016). A semianalytical approach for obtaining type curves of multiple-fractured horizontal wells with secondary-fracture networks. SPE Journal, 21(02), 538–549. https://doi.org/10.2118/178913-PA</w:t>
-      </w:r>
-    </w:p>
-    <w:p>
-      <w:pPr>
-        <w:rPr>
-          <w:rFonts w:hint="eastAsia" w:ascii="Times New Roman" w:hAnsi="Times New Roman" w:cs="Times New Roman"/>
-          <w:sz w:val="28"/>
-          <w:szCs w:val="28"/>
-        </w:rPr>
-      </w:pPr>
-      <w:r>
-        <w:rPr>
-          <w:rFonts w:hint="eastAsia" w:ascii="Times New Roman" w:hAnsi="Times New Roman" w:eastAsia="Times New Roman" w:cs="Times New Roman"/>
-          <w:sz w:val="24"/>
-          <w:szCs w:val="24"/>
-        </w:rPr>
-        <w:t>Cinco-Ley, H., &amp; Samaniego-V., F. (1981). Transient pressure analysis for fractured wells. Journal of Petroleum Technology, 33(9), 1749–1766. https://doi.org/10.2118/7490-PA</w:t>
-      </w:r>
-      <w:r>
-        <w:rPr>
-          <w:rFonts w:hint="eastAsia" w:ascii="Times New Roman" w:hAnsi="Times New Roman" w:eastAsia="宋体" w:cs="Times New Roman"/>
-          <w:sz w:val="24"/>
-          <w:szCs w:val="24"/>
-          <w:lang w:eastAsia="zh-CN"/>
-        </w:rPr>
-      </w:r>
-      <w:r>
-        <w:rPr>
-          <w:rFonts w:hint="eastAsia" w:ascii="Times New Roman" w:hAnsi="Times New Roman" w:eastAsia="Times New Roman" w:cs="Times New Roman"/>
-          <w:sz w:val="24"/>
-          <w:szCs w:val="24"/>
-        </w:rPr>
-      </w:r>
-    </w:p>
-    <w:p>
-      <w:pPr>
-        <w:rPr>
-          <w:rFonts w:hint="eastAsia" w:ascii="Times New Roman" w:hAnsi="Times New Roman" w:cs="Times New Roman"/>
-          <w:sz w:val="28"/>
-          <w:szCs w:val="28"/>
-        </w:rPr>
-      </w:pPr>
-      <w:r>
-        <w:rPr>
-          <w:rFonts w:hint="eastAsia" w:ascii="Times New Roman" w:hAnsi="Times New Roman" w:eastAsia="Times New Roman" w:cs="Times New Roman"/>
-          <w:sz w:val="24"/>
-          <w:szCs w:val="24"/>
-        </w:rPr>
-        <w:t>Crank, J. (1975). The Mathematics of Diffusion (2nd ed.). Clarendon Press, Oxford. ISBN: 978-0198534112</w:t>
-      </w:r>
-    </w:p>
-    <w:p>
-      <w:pPr>
-        <w:rPr>
-          <w:rFonts w:hint="eastAsia" w:ascii="Times New Roman" w:hAnsi="Times New Roman" w:eastAsia="宋体" w:cs="Times New Roman"/>
-          <w:sz w:val="28"/>
-          <w:szCs w:val="28"/>
-          <w:lang w:eastAsia="zh-CN"/>
-        </w:rPr>
-      </w:pPr>
-      <w:r>
-        <w:rPr>
-          <w:rFonts w:hint="eastAsia" w:ascii="Times New Roman" w:hAnsi="Times New Roman" w:eastAsia="Times New Roman" w:cs="Times New Roman"/>
-          <w:sz w:val="24"/>
-          <w:szCs w:val="24"/>
-        </w:rPr>
-        <w:t>Deng, Q., Qu, J., Mi, Z., Xu, B., Lv, X., Huang, K., Zhang, B., Nie, R.-S., &amp; Chen, S. (2024). Performance of multistage-fractured horizontal wells with secondary discrete fractures in heterogeneous tight reservoirs. Journal of Petroleum Exploration and Production Technology, 14(4), 975–995. https://doi.org/10.1007/s13202-024-01749-z</w:t>
-      </w:r>
-      <w:r>
-        <w:rPr>
-          <w:rFonts w:hint="eastAsia" w:ascii="Times New Roman" w:hAnsi="Times New Roman" w:eastAsia="宋体" w:cs="Times New Roman"/>
-          <w:sz w:val="24"/>
-          <w:szCs w:val="24"/>
-          <w:lang w:eastAsia="zh-CN"/>
-        </w:rPr>
-      </w:r>
-    </w:p>
-    <w:p>
-      <w:pPr>
-        <w:rPr>
-          <w:rFonts w:hint="eastAsia" w:ascii="Times New Roman" w:hAnsi="Times New Roman" w:cs="Times New Roman"/>
-          <w:sz w:val="28"/>
-          <w:szCs w:val="28"/>
-        </w:rPr>
-      </w:pPr>
-      <w:r>
-        <w:rPr>
-          <w:rFonts w:hint="eastAsia" w:ascii="Times New Roman" w:hAnsi="Times New Roman" w:eastAsia="Times New Roman" w:cs="Times New Roman"/>
-          <w:sz w:val="24"/>
-          <w:szCs w:val="24"/>
-        </w:rPr>
-        <w:t>Earlougher, R. C. (1977). Advances in Well Test Analysis. SPE Monograph Series, Vol. 5. ISBN: 0-89520-204-8</w:t>
-      </w:r>
-    </w:p>
-    <w:p>
-      <w:pPr>
-        <w:rPr>
-          <w:rFonts w:hint="eastAsia" w:ascii="Times New Roman" w:hAnsi="Times New Roman" w:cs="Times New Roman"/>
-          <w:sz w:val="28"/>
-          <w:szCs w:val="28"/>
-        </w:rPr>
-      </w:pPr>
-      <w:r>
-        <w:rPr>
-          <w:rFonts w:hint="eastAsia" w:ascii="Times New Roman" w:hAnsi="Times New Roman" w:eastAsia="Times New Roman" w:cs="Times New Roman"/>
-          <w:sz w:val="24"/>
-          <w:szCs w:val="24"/>
-        </w:rPr>
-        <w:t>Gaihre, A., Li, X. S., &amp; Liu, H. (2021). gSoFa: Scalable sparse symbolic LU factorization on GPUs. IEEE Transactions on Parallel and Distributed Systems, 33(4), 1015–1026. https://doi.org/10.1109/TPDS.2021.3090316</w:t>
-      </w:r>
-    </w:p>
-    <w:p>
-      <w:pPr>
-        <w:rPr>
-          <w:rFonts w:hint="eastAsia" w:ascii="Times New Roman" w:hAnsi="Times New Roman" w:cs="Times New Roman"/>
-          <w:sz w:val="28"/>
-          <w:szCs w:val="28"/>
-        </w:rPr>
-      </w:pPr>
-      <w:r>
-        <w:rPr>
-          <w:rFonts w:hint="eastAsia" w:ascii="Times New Roman" w:hAnsi="Times New Roman" w:eastAsia="Times New Roman" w:cs="Times New Roman"/>
-          <w:sz w:val="24"/>
-          <w:szCs w:val="24"/>
-        </w:rPr>
-        <w:t>Gringarten, A. C., Ramey, H. J., &amp; Raghavan, R. (1974). Unsteady-state pressure distributions created by a well with a single infinite-conductivity vertical fracture. SPE Journal, 14(4), 347–360. https://doi.org/10.2118/4051-PA</w:t>
-      </w:r>
-      <w:r>
-        <w:rPr>
-          <w:rFonts w:hint="eastAsia" w:ascii="Times New Roman" w:hAnsi="Times New Roman" w:eastAsia="宋体" w:cs="Times New Roman"/>
-          <w:sz w:val="24"/>
-          <w:szCs w:val="24"/>
-          <w:lang w:eastAsia="zh-CN"/>
-        </w:rPr>
-      </w:r>
-      <w:r>
-        <w:rPr>
-          <w:rFonts w:hint="eastAsia" w:ascii="Times New Roman" w:hAnsi="Times New Roman" w:eastAsia="Times New Roman" w:cs="Times New Roman"/>
-          <w:sz w:val="24"/>
-          <w:szCs w:val="24"/>
-        </w:rPr>
-      </w:r>
-    </w:p>
-    <w:p>
-      <w:pPr>
-        <w:rPr>
-          <w:rFonts w:hint="eastAsia" w:ascii="Times New Roman" w:hAnsi="Times New Roman" w:cs="Times New Roman"/>
-          <w:sz w:val="28"/>
-          <w:szCs w:val="28"/>
-        </w:rPr>
-      </w:pPr>
-      <w:r>
-        <w:rPr>
-          <w:rFonts w:hint="eastAsia" w:ascii="Times New Roman" w:hAnsi="Times New Roman" w:eastAsia="Times New Roman" w:cs="Times New Roman"/>
-          <w:sz w:val="24"/>
-          <w:szCs w:val="24"/>
-        </w:rPr>
-        <w:t>Hijma, P., Heldens, S., Sclocco, A., van Werkhoven, B., &amp; Bal, H. E. (2023). Optimization Techniques for GPU Programming. ACM Computing Surveys, 55(11), 1–81. https://doi.org/10.1145/3570638</w:t>
-      </w:r>
-    </w:p>
-    <w:p>
-      <w:pPr>
-        <w:rPr>
-          <w:rFonts w:hint="eastAsia" w:ascii="Times New Roman" w:hAnsi="Times New Roman" w:cs="Times New Roman"/>
-          <w:sz w:val="28"/>
-          <w:szCs w:val="28"/>
-        </w:rPr>
-      </w:pPr>
-      <w:r>
-        <w:rPr>
-          <w:rFonts w:hint="eastAsia" w:ascii="Times New Roman" w:hAnsi="Times New Roman" w:eastAsia="Times New Roman" w:cs="Times New Roman"/>
-          <w:sz w:val="24"/>
-          <w:szCs w:val="24"/>
-        </w:rPr>
-        <w:t>Hwu, W. W., Kirk, D. B., &amp; El Hajj, I. (2022). Programming Massively Parallel Processors: A Hands-on Approach (4th ed.). Morgan Kaufmann. ISBN: 978-0-323-91231-0</w:t>
-      </w:r>
-    </w:p>
-    <w:p>
-      <w:pPr>
-        <w:rPr>
-          <w:rFonts w:hint="eastAsia" w:ascii="Times New Roman" w:hAnsi="Times New Roman" w:cs="Times New Roman"/>
-          <w:sz w:val="28"/>
-          <w:szCs w:val="28"/>
-        </w:rPr>
-      </w:pPr>
-      <w:r>
-        <w:rPr>
-          <w:rFonts w:hint="eastAsia" w:ascii="Times New Roman" w:hAnsi="Times New Roman" w:eastAsia="Times New Roman" w:cs="Times New Roman"/>
-          <w:sz w:val="24"/>
-          <w:szCs w:val="24"/>
-        </w:rPr>
-        <w:t>Illarionov, E., Temirchev, P., Voloskov, D., Kostoev, R., Simonov, M., Pissarenko, D., Orlov, D., &amp; Koroteev, D. (2021). End-to-end neural network approach to 3D reservoir simulation and adaptation. Journal of Petroleum Science and Engineering, 208, 109332. https://doi.org/10.1016/j.petrol.2021.109332</w:t>
-      </w:r>
-    </w:p>
-    <w:p>
-      <w:pPr>
-        <w:rPr>
-          <w:rFonts w:hint="eastAsia" w:ascii="Times New Roman" w:hAnsi="Times New Roman" w:cs="Times New Roman"/>
-          <w:sz w:val="28"/>
-          <w:szCs w:val="28"/>
-        </w:rPr>
-      </w:pPr>
-      <w:r>
-        <w:rPr>
-          <w:rFonts w:hint="eastAsia" w:ascii="Times New Roman" w:hAnsi="Times New Roman" w:eastAsia="Times New Roman" w:cs="Times New Roman"/>
-          <w:sz w:val="24"/>
-          <w:szCs w:val="24"/>
-        </w:rPr>
-        <w:t>Kao, N. S.-C., Liu, R. K.-S., &amp; Sheu, T. W.-H. (2020). Acceleration of high-order combined compact finite difference scheme for simulating three-dimensional flow and heat transfer problems in GPUs. Numerical Heat Transfer, Part B: Fundamentals, 78(4), 265–287. https://doi.org/10.1080/10407790.2020.1783127</w:t>
-      </w:r>
-    </w:p>
-    <w:p>
-      <w:pPr>
-        <w:rPr>
-          <w:rFonts w:hint="default" w:ascii="Times New Roman" w:hAnsi="Times New Roman" w:cs="Times New Roman"/>
-          <w:sz w:val="28"/>
-          <w:szCs w:val="28"/>
-        </w:rPr>
-      </w:pPr>
-      <w:r>
-        <w:rPr>
-          <w:rFonts w:hint="eastAsia" w:ascii="Times New Roman" w:hAnsi="Times New Roman" w:eastAsia="Times New Roman" w:cs="Times New Roman"/>
-          <w:sz w:val="24"/>
-          <w:szCs w:val="24"/>
-        </w:rPr>
-        <w:t>Kumar, S., Romero, J., Seo, J.-H., Fatica, M., &amp; Mittal, R. (2026). A GPU-accelerated sharp interface immersed boundary solver for large scale flow simulations. AIAA SciTech 2026 Forum. https://doi.org/10.2514/6.2026-0705</w:t>
-      </w:r>
-    </w:p>
-    <w:p>
-      <w:pPr>
-        <w:rPr>
-          <w:rFonts w:hint="default" w:ascii="Times New Roman" w:hAnsi="Times New Roman" w:cs="Times New Roman"/>
-          <w:sz w:val="28"/>
-          <w:szCs w:val="28"/>
-        </w:rPr>
-      </w:pPr>
-      <w:r>
-        <w:rPr>
-          <w:rFonts w:hint="eastAsia" w:ascii="Times New Roman" w:hAnsi="Times New Roman" w:eastAsia="Times New Roman" w:cs="Times New Roman"/>
-          <w:sz w:val="24"/>
-          <w:szCs w:val="24"/>
-        </w:rPr>
-        <w:t>Manea, A. M., &amp; Almani, T. (2021). Scalable graphics processing unit–based multiscale linear solvers for reservoir simulation. SPE Journal, 27(01), 643–662. https://doi.org/10.2118/203939-PA</w:t>
-      </w:r>
-    </w:p>
-    <w:p>
-      <w:pPr>
-        <w:rPr>
-          <w:rFonts w:hint="eastAsia" w:ascii="Times New Roman" w:hAnsi="Times New Roman" w:cs="Times New Roman"/>
-          <w:sz w:val="28"/>
-          <w:szCs w:val="28"/>
-        </w:rPr>
-      </w:pPr>
-      <w:r>
-        <w:rPr>
-          <w:rFonts w:hint="eastAsia" w:ascii="Times New Roman" w:hAnsi="Times New Roman" w:eastAsia="Times New Roman" w:cs="Times New Roman"/>
-          <w:sz w:val="24"/>
-          <w:szCs w:val="24"/>
-        </w:rPr>
-        <w:t>Meng, X., He, X., Hu, C., Lu, X., &amp; Li, H. (2025). A Review of Parallel Computing for Large-scale Reservoir Numerical Simulation. Archives of Computational Methods in Engineering, 32, 4125–4162. https://doi.org/10.1007/s11831-025-10263-2</w:t>
-      </w:r>
-    </w:p>
-    <w:p>
-      <w:pPr>
-        <w:rPr>
-          <w:rFonts w:hint="eastAsia" w:ascii="Times New Roman" w:hAnsi="Times New Roman" w:cs="Times New Roman"/>
-          <w:sz w:val="28"/>
-          <w:szCs w:val="28"/>
-        </w:rPr>
-      </w:pPr>
-      <w:r>
-        <w:rPr>
-          <w:rFonts w:hint="eastAsia" w:ascii="Times New Roman" w:hAnsi="Times New Roman" w:eastAsia="Times New Roman" w:cs="Times New Roman"/>
-          <w:sz w:val="24"/>
-          <w:szCs w:val="24"/>
-        </w:rPr>
-        <w:t>NVIDIA Corporation. (2020a). NVIDIA A100 Tensor Core GPU Architecture: Ampere Architecture Whitepaper. https://www.nvidia.com/content/dam/en-zz/Solutions/Data-Center/nvidia-ampere-architecture-whitepaper.pdf (accessed 2026-05-25)</w:t>
-      </w:r>
-    </w:p>
-    <w:p>
-      <w:pPr>
-        <w:rPr>
-          <w:rFonts w:hint="eastAsia" w:ascii="Times New Roman" w:hAnsi="Times New Roman" w:cs="Times New Roman"/>
-          <w:sz w:val="28"/>
-          <w:szCs w:val="28"/>
-        </w:rPr>
-      </w:pPr>
-      <w:r>
-        <w:rPr>
-          <w:rFonts w:hint="eastAsia" w:ascii="Times New Roman" w:hAnsi="Times New Roman" w:eastAsia="Times New Roman" w:cs="Times New Roman"/>
-          <w:sz w:val="24"/>
-          <w:szCs w:val="24"/>
-        </w:rPr>
-        <w:t>NVIDIA Corporation. (2020b). NVIDIA A100 Tensor Core GPU: Benchmarking and Performance Analysis. https://www.nvidia.com/content/dam/en-zz/Solutions/Data-Center/a100/pdf/nvidia-a100-datasheet.pdf (accessed 2026-05-25)</w:t>
-      </w:r>
-    </w:p>
-    <w:p>
-      <w:pPr>
-        <w:rPr>
-          <w:rFonts w:hint="default" w:ascii="Times New Roman" w:hAnsi="Times New Roman" w:cs="Times New Roman"/>
-          <w:sz w:val="28"/>
-          <w:szCs w:val="28"/>
-        </w:rPr>
-      </w:pPr>
-      <w:r>
-        <w:rPr>
-          <w:rFonts w:hint="eastAsia" w:ascii="Times New Roman" w:hAnsi="Times New Roman" w:eastAsia="Times New Roman" w:cs="Times New Roman"/>
-          <w:sz w:val="24"/>
-          <w:szCs w:val="24"/>
-        </w:rPr>
-        <w:t>NVIDIA Corporation. (2023). CUDA C++ Best Practices Guide, v12.3. https://docs.nvidia.com/cuda/cuda-c-best-practices-guide/ (accessed 2026-05-25)</w:t>
-      </w:r>
-      <w:r>
-        <w:rPr>
-          <w:rFonts w:hint="eastAsia" w:ascii="Times New Roman" w:hAnsi="Times New Roman" w:eastAsia="宋体" w:cs="Times New Roman"/>
-          <w:sz w:val="24"/>
-          <w:szCs w:val="24"/>
-          <w:lang w:eastAsia="zh-CN"/>
-        </w:rPr>
-      </w:r>
-      <w:r>
-        <w:rPr>
-          <w:rFonts w:hint="eastAsia" w:ascii="Times New Roman" w:hAnsi="Times New Roman" w:eastAsia="Times New Roman" w:cs="Times New Roman"/>
-          <w:sz w:val="24"/>
-          <w:szCs w:val="24"/>
-        </w:rPr>
-      </w:r>
-    </w:p>
-    <w:p>
-      <w:pPr>
-        <w:rPr>
-          <w:rFonts w:hint="default" w:ascii="Times New Roman" w:hAnsi="Times New Roman" w:cs="Times New Roman"/>
-          <w:sz w:val="28"/>
-          <w:szCs w:val="28"/>
-        </w:rPr>
-      </w:pPr>
-      <w:r>
-        <w:rPr>
-          <w:rFonts w:hint="eastAsia" w:ascii="Times New Roman" w:hAnsi="Times New Roman" w:eastAsia="Times New Roman" w:cs="Times New Roman"/>
-          <w:sz w:val="24"/>
-          <w:szCs w:val="24"/>
-        </w:rPr>
-        <w:t>Ozkan, E., &amp; Raghavan, R. (1991). New solutions for well-test-analysis problems: Part 1—Analytical considerations. SPE Formation Evaluation, 6(3), 359–368. https://doi.org/10.2118/18615-PA</w:t>
-      </w:r>
-    </w:p>
-    <w:p>
-      <w:pPr>
-        <w:rPr>
-          <w:rFonts w:hint="eastAsia" w:ascii="Times New Roman" w:hAnsi="Times New Roman" w:cs="Times New Roman"/>
-          <w:sz w:val="28"/>
-          <w:szCs w:val="28"/>
-        </w:rPr>
-      </w:pPr>
-      <w:r>
-        <w:rPr>
-          <w:rFonts w:hint="eastAsia" w:ascii="Times New Roman" w:hAnsi="Times New Roman" w:eastAsia="Times New Roman" w:cs="Times New Roman"/>
-          <w:sz w:val="24"/>
-          <w:szCs w:val="24"/>
-        </w:rPr>
-        <w:t>Palmer, I., &amp; Mansoori, J. (1998). How permeability depends on stress and pore pressure in coalbeds: A new model. SPE Reservoir Evaluation &amp; Engineering, 1(6), 539–544. https://doi.org/10.2118/52607-PA</w:t>
-      </w:r>
-    </w:p>
-    <w:p>
-      <w:pPr>
-        <w:rPr>
-          <w:rFonts w:hint="default" w:ascii="Times New Roman" w:hAnsi="Times New Roman" w:cs="Times New Roman"/>
-          <w:sz w:val="28"/>
-          <w:szCs w:val="28"/>
-        </w:rPr>
-      </w:pPr>
-      <w:r>
-        <w:rPr>
-          <w:rFonts w:hint="eastAsia" w:ascii="Times New Roman" w:hAnsi="Times New Roman" w:eastAsia="Times New Roman" w:cs="Times New Roman"/>
-          <w:sz w:val="24"/>
-          <w:szCs w:val="24"/>
-        </w:rPr>
-        <w:t>Pikle, N. K., Sathe, S. R., &amp; Vyavahare, A. Y. (2021). Low occupancy high performance elemental products in assembly free FEM on GPU. Engineering with Computers, 38(Suppl 3), 2189–2204. https://doi.org/10.1007/s00366-021-01350-6</w:t>
-      </w:r>
-    </w:p>
-    <w:p>
-      <w:pPr>
-        <w:rPr>
-          <w:rFonts w:hint="default" w:ascii="Times New Roman" w:hAnsi="Times New Roman" w:cs="Times New Roman"/>
-          <w:sz w:val="28"/>
-          <w:szCs w:val="28"/>
-        </w:rPr>
-      </w:pPr>
-      <w:r>
-        <w:rPr>
-          <w:rFonts w:hint="eastAsia" w:ascii="Times New Roman" w:hAnsi="Times New Roman" w:eastAsia="Times New Roman" w:cs="Times New Roman"/>
-          <w:sz w:val="24"/>
-          <w:szCs w:val="24"/>
-        </w:rPr>
-        <w:t>Ruetsch, G., &amp; Fatica, M. (2024). CUDA Fortran for Scientists and Engineers: Best Practices for Efficient CUDA Fortran Programming (2nd ed.). Morgan Kaufmann. ISBN: 978-0-443-21977-1</w:t>
-      </w:r>
-    </w:p>
-    <w:p>
-      <w:pPr>
-        <w:rPr>
-          <w:rFonts w:hint="default" w:ascii="Times New Roman" w:hAnsi="Times New Roman" w:cs="Times New Roman"/>
-          <w:sz w:val="28"/>
-          <w:szCs w:val="28"/>
-        </w:rPr>
-      </w:pPr>
-      <w:r>
-        <w:rPr>
-          <w:rFonts w:hint="eastAsia" w:ascii="Times New Roman" w:hAnsi="Times New Roman" w:eastAsia="Times New Roman" w:cs="Times New Roman"/>
-          <w:sz w:val="24"/>
-          <w:szCs w:val="24"/>
-        </w:rPr>
-        <w:t>Saad, Y. (2003). Iterative Methods for Sparse Linear Systems (2nd ed.). SIAM. https://doi.org/10.1137/1.9780898718003</w:t>
-      </w:r>
-      <w:r>
-        <w:rPr>
-          <w:rFonts w:hint="eastAsia" w:ascii="Times New Roman" w:hAnsi="Times New Roman" w:eastAsia="宋体" w:cs="Times New Roman"/>
-          <w:sz w:val="24"/>
-          <w:szCs w:val="24"/>
-          <w:lang w:eastAsia="zh-CN"/>
-        </w:rPr>
-      </w:r>
-      <w:r>
-        <w:rPr>
-          <w:rFonts w:hint="eastAsia" w:ascii="Times New Roman" w:hAnsi="Times New Roman" w:eastAsia="Times New Roman" w:cs="Times New Roman"/>
-          <w:sz w:val="24"/>
-          <w:szCs w:val="24"/>
-        </w:rPr>
-      </w:r>
-    </w:p>
-    <w:p>
-      <w:pPr>
-        <w:rPr>
-          <w:rFonts w:hint="eastAsia" w:ascii="Times New Roman" w:hAnsi="Times New Roman" w:eastAsia="宋体" w:cs="Times New Roman"/>
-          <w:sz w:val="28"/>
-          <w:szCs w:val="28"/>
-          <w:lang w:eastAsia="zh-CN"/>
-        </w:rPr>
-      </w:pPr>
-      <w:r>
-        <w:rPr>
-          <w:rFonts w:hint="eastAsia" w:ascii="Times New Roman" w:hAnsi="Times New Roman" w:eastAsia="Times New Roman" w:cs="Times New Roman"/>
-          <w:sz w:val="24"/>
-          <w:szCs w:val="24"/>
-        </w:rPr>
-        <w:t>Stehfest, H. (1970). Algorithm 368: Numerical inversion of Laplace transforms [D5]. Communications of the ACM, 13(1), 47–49. https://doi.org/10.1145/361953.361969</w:t>
-      </w:r>
-      <w:r>
-        <w:rPr>
-          <w:rFonts w:hint="eastAsia" w:ascii="Times New Roman" w:hAnsi="Times New Roman" w:eastAsia="宋体" w:cs="Times New Roman"/>
-          <w:sz w:val="24"/>
-          <w:szCs w:val="24"/>
-          <w:lang w:eastAsia="zh-CN"/>
-        </w:rPr>
-      </w:r>
-    </w:p>
-    <w:p>
-      <w:pPr>
-        <w:rPr>
-          <w:rFonts w:hint="default" w:ascii="Times New Roman" w:hAnsi="Times New Roman" w:cs="Times New Roman"/>
-          <w:sz w:val="28"/>
-          <w:szCs w:val="28"/>
-        </w:rPr>
-      </w:pPr>
-      <w:r>
-        <w:rPr>
-          <w:rFonts w:hint="eastAsia" w:ascii="Times New Roman" w:hAnsi="Times New Roman" w:eastAsia="Times New Roman" w:cs="Times New Roman"/>
-          <w:sz w:val="24"/>
-          <w:szCs w:val="24"/>
-        </w:rPr>
-        <w:t>Wang, Z.-Y., Huang, J.-P., Liu, D.-J., Li, Z.-C., Yong, P., &amp; Yang, Z.-J. (2019). 3D variable-grid full-waveform inversion on GPU. Petroleum Science, 16, 1001–1014. https://doi.org/10.1007/s12182-019-00368-2</w:t>
-      </w:r>
-    </w:p>
-    <w:p>
-      <w:pPr>
-        <w:rPr>
-          <w:rFonts w:hint="eastAsia" w:ascii="Times New Roman" w:hAnsi="Times New Roman" w:eastAsia="宋体" w:cs="Times New Roman"/>
-          <w:sz w:val="24"/>
-          <w:szCs w:val="24"/>
-          <w:lang w:eastAsia="zh-CN"/>
-        </w:rPr>
       </w:pPr>
       <w:r>
         <w:rPr>
@@ -13161,14 +12894,6 @@
           <w:szCs w:val="24"/>
         </w:rPr>
         <w:t>Zhang, W., Zhong, Z., Peng, C., Yuan, W., &amp; Wu, W. (2021). GPU-accelerated smoothed particle finite element method for large deformation analysis in geomechanics. Computers and Geotechnics, 129, 103856. https://doi.org/10.1016/j.compgeo.2020.103856</w:t>
-      </w:r>
-      <w:r>
-        <w:rPr>
-          <w:rFonts w:hint="eastAsia" w:ascii="Times New Roman" w:hAnsi="Times New Roman" w:eastAsia="宋体" w:cs="Times New Roman"/>
-          <w:sz w:val="24"/>
-          <w:szCs w:val="24"/>
-          <w:lang w:eastAsia="zh-CN"/>
-        </w:rPr>
       </w:r>
     </w:p>
     <w:p>
@@ -13194,10 +12919,10 @@
       <w:footerReference r:id="rId3" w:type="first"/>
       <w:pgSz w:w="11906" w:h="16838"/>
       <w:pgMar w:top="1440" w:right="1800" w:bottom="1440" w:left="1800" w:header="851" w:footer="992" w:gutter="0"/>
+      <w:lnNumType w:countBy="1" w:restart="continuous"/>
       <w:cols w:space="425" w:num="1"/>
       <w:titlePg/>
       <w:docGrid w:type="lines" w:linePitch="312" w:charSpace="0"/>
-      <w:lnNumType w:countBy="1" w:restart="continuous"/>
     </w:sectPr>
   </w:body>
 </w:document>
@@ -13207,7 +12932,7 @@
 <w:ftr xmlns:wpc="http://schemas.microsoft.com/office/word/2010/wordprocessingCanvas" xmlns:mc="http://schemas.openxmlformats.org/markup-compatibility/2006" xmlns:o="urn:schemas-microsoft-com:office:office" xmlns:r="http://schemas.openxmlformats.org/officeDocument/2006/relationships" xmlns:m="http://schemas.openxmlformats.org/officeDocument/2006/math" xmlns:v="urn:schemas-microsoft-com:vml" xmlns:wp14="http://schemas.microsoft.com/office/word/2010/wordprocessingDrawing" xmlns:wp="http://schemas.openxmlformats.org/drawingml/2006/wordprocessingDrawing" xmlns:w10="urn:schemas-microsoft-com:office:word" xmlns:w="http://schemas.openxmlformats.org/wordprocessingml/2006/main" xmlns:w14="http://schemas.microsoft.com/office/word/2010/wordml" xmlns:w15="http://schemas.microsoft.com/office/word/2012/wordml" xmlns:wpg="http://schemas.microsoft.com/office/word/2010/wordprocessingGroup" xmlns:wpi="http://schemas.microsoft.com/office/word/2010/wordprocessingInk" xmlns:wne="http://schemas.microsoft.com/office/word/2006/wordml" xmlns:wps="http://schemas.microsoft.com/office/word/2010/wordprocessingShape" xmlns:wpsCustomData="http://www.wps.cn/officeDocument/2013/wpsCustomData" mc:Ignorable="w14 w15 wp14">
   <w:p>
     <w:pPr>
-      <w:pStyle w:val="6"/>
+      <w:pStyle w:val="7"/>
       <w:rPr>
         <w:rFonts w:ascii="Times New Roman" w:hAnsi="Times New Roman" w:cs="Times New Roman"/>
       </w:rPr>
@@ -13251,7 +12976,7 @@
   </w:p>
   <w:p>
     <w:pPr>
-      <w:pStyle w:val="6"/>
+      <w:pStyle w:val="7"/>
     </w:pPr>
     <w:r>
       <w:rPr>
@@ -13295,21 +13020,21 @@
     </w:r>
     <w:r>
       <w:rPr>
-        <w:rStyle w:val="12"/>
+        <w:rStyle w:val="13"/>
         <w:rFonts w:hint="eastAsia" w:ascii="Times New Roman" w:hAnsi="Times New Roman" w:cs="Times New Roman"/>
       </w:rPr>
       <w:t>swzhang189</w:t>
     </w:r>
     <w:r>
       <w:rPr>
-        <w:rStyle w:val="12"/>
+        <w:rStyle w:val="13"/>
         <w:rFonts w:ascii="Times New Roman" w:hAnsi="Times New Roman" w:cs="Times New Roman"/>
       </w:rPr>
       <w:t>@163.com</w:t>
     </w:r>
     <w:r>
       <w:rPr>
-        <w:rStyle w:val="12"/>
+        <w:rStyle w:val="13"/>
         <w:rFonts w:ascii="Times New Roman" w:hAnsi="Times New Roman" w:cs="Times New Roman"/>
       </w:rPr>
       <w:fldChar w:fldCharType="end"/>
@@ -13437,7 +13162,7 @@
     <w:lsdException w:uiPriority="99" w:name="Closing"/>
     <w:lsdException w:uiPriority="99" w:name="Signature"/>
     <w:lsdException w:qFormat="1" w:uiPriority="1" w:name="Default Paragraph Font"/>
-    <w:lsdException w:uiPriority="99" w:name="Body Text"/>
+    <w:lsdException w:qFormat="1" w:unhideWhenUsed="0" w:uiPriority="0" w:semiHidden="0" w:name="Body Text"/>
     <w:lsdException w:uiPriority="99" w:name="Body Text Indent"/>
     <w:lsdException w:uiPriority="99" w:name="List Continue"/>
     <w:lsdException w:uiPriority="99" w:name="List Continue 2"/>
@@ -13641,7 +13366,7 @@
     <w:name w:val="heading 1"/>
     <w:basedOn w:val="1"/>
     <w:next w:val="1"/>
-    <w:link w:val="14"/>
+    <w:link w:val="15"/>
     <w:qFormat/>
     <w:uiPriority w:val="9"/>
     <w:pPr>
@@ -13662,7 +13387,7 @@
     <w:name w:val="heading 2"/>
     <w:basedOn w:val="1"/>
     <w:next w:val="1"/>
-    <w:link w:val="15"/>
+    <w:link w:val="16"/>
     <w:unhideWhenUsed/>
     <w:qFormat/>
     <w:uiPriority w:val="9"/>
@@ -13684,7 +13409,7 @@
     <w:name w:val="heading 3"/>
     <w:basedOn w:val="1"/>
     <w:next w:val="1"/>
-    <w:link w:val="18"/>
+    <w:link w:val="19"/>
     <w:unhideWhenUsed/>
     <w:qFormat/>
     <w:uiPriority w:val="9"/>
@@ -13701,14 +13426,14 @@
       <w:szCs w:val="32"/>
     </w:rPr>
   </w:style>
-  <w:style w:type="character" w:default="1" w:styleId="10">
+  <w:style w:type="character" w:default="1" w:styleId="11">
     <w:name w:val="Default Paragraph Font"/>
     <w:semiHidden/>
     <w:unhideWhenUsed/>
     <w:qFormat/>
     <w:uiPriority w:val="1"/>
   </w:style>
-  <w:style w:type="table" w:default="1" w:styleId="9">
+  <w:style w:type="table" w:default="1" w:styleId="10">
     <w:name w:val="Normal Table"/>
     <w:semiHidden/>
     <w:unhideWhenUsed/>
@@ -13724,9 +13449,25 @@
     </w:tblPr>
   </w:style>
   <w:style w:type="paragraph" w:styleId="5">
+    <w:name w:val="Body Text"/>
+    <w:basedOn w:val="1"/>
+    <w:qFormat/>
+    <w:uiPriority w:val="0"/>
+    <w:pPr>
+      <w:spacing w:line="360" w:lineRule="auto"/>
+      <w:ind w:firstLine="480"/>
+      <w:jc w:val="both"/>
+    </w:pPr>
+    <w:rPr>
+      <w:rFonts w:ascii="Times New Roman" w:hAnsi="Times New Roman"/>
+      <w:sz w:val="24"/>
+      <w:szCs w:val="24"/>
+    </w:rPr>
+  </w:style>
+  <w:style w:type="paragraph" w:styleId="6">
     <w:name w:val="Balloon Text"/>
     <w:basedOn w:val="1"/>
-    <w:link w:val="17"/>
+    <w:link w:val="18"/>
     <w:semiHidden/>
     <w:unhideWhenUsed/>
     <w:qFormat/>
@@ -13736,10 +13477,10 @@
       <w:szCs w:val="18"/>
     </w:rPr>
   </w:style>
-  <w:style w:type="paragraph" w:styleId="6">
+  <w:style w:type="paragraph" w:styleId="7">
     <w:name w:val="footer"/>
     <w:basedOn w:val="1"/>
-    <w:link w:val="20"/>
+    <w:link w:val="21"/>
     <w:unhideWhenUsed/>
     <w:qFormat/>
     <w:uiPriority w:val="99"/>
@@ -13756,10 +13497,10 @@
       <w:szCs w:val="18"/>
     </w:rPr>
   </w:style>
-  <w:style w:type="paragraph" w:styleId="7">
+  <w:style w:type="paragraph" w:styleId="8">
     <w:name w:val="header"/>
     <w:basedOn w:val="1"/>
-    <w:link w:val="19"/>
+    <w:link w:val="20"/>
     <w:unhideWhenUsed/>
     <w:qFormat/>
     <w:uiPriority w:val="99"/>
@@ -13779,11 +13520,11 @@
       <w:szCs w:val="18"/>
     </w:rPr>
   </w:style>
-  <w:style w:type="paragraph" w:styleId="8">
+  <w:style w:type="paragraph" w:styleId="9">
     <w:name w:val="Title"/>
     <w:basedOn w:val="1"/>
     <w:next w:val="1"/>
-    <w:link w:val="13"/>
+    <w:link w:val="14"/>
     <w:qFormat/>
     <w:uiPriority w:val="10"/>
     <w:pPr>
@@ -13799,18 +13540,18 @@
       <w:szCs w:val="32"/>
     </w:rPr>
   </w:style>
-  <w:style w:type="character" w:styleId="11">
+  <w:style w:type="character" w:styleId="12">
     <w:name w:val="Strong"/>
-    <w:basedOn w:val="10"/>
+    <w:basedOn w:val="11"/>
     <w:qFormat/>
     <w:uiPriority w:val="22"/>
     <w:rPr>
       <w:b/>
     </w:rPr>
   </w:style>
-  <w:style w:type="character" w:styleId="12">
+  <w:style w:type="character" w:styleId="13">
     <w:name w:val="Hyperlink"/>
-    <w:basedOn w:val="10"/>
+    <w:basedOn w:val="11"/>
     <w:unhideWhenUsed/>
     <w:qFormat/>
     <w:uiPriority w:val="99"/>
@@ -13824,10 +13565,10 @@
       </w14:textFill>
     </w:rPr>
   </w:style>
-  <w:style w:type="character" w:customStyle="1" w:styleId="13">
+  <w:style w:type="character" w:customStyle="1" w:styleId="14">
     <w:name w:val="标题 Char"/>
-    <w:basedOn w:val="10"/>
-    <w:link w:val="8"/>
+    <w:basedOn w:val="11"/>
+    <w:link w:val="9"/>
     <w:qFormat/>
     <w:uiPriority w:val="10"/>
     <w:rPr>
@@ -13838,9 +13579,9 @@
       <w:szCs w:val="32"/>
     </w:rPr>
   </w:style>
-  <w:style w:type="character" w:customStyle="1" w:styleId="14">
+  <w:style w:type="character" w:customStyle="1" w:styleId="15">
     <w:name w:val="标题 1 Char"/>
-    <w:basedOn w:val="10"/>
+    <w:basedOn w:val="11"/>
     <w:link w:val="2"/>
     <w:qFormat/>
     <w:uiPriority w:val="9"/>
@@ -13852,9 +13593,9 @@
       <w:szCs w:val="44"/>
     </w:rPr>
   </w:style>
-  <w:style w:type="character" w:customStyle="1" w:styleId="15">
+  <w:style w:type="character" w:customStyle="1" w:styleId="16">
     <w:name w:val="标题 2 Char"/>
-    <w:basedOn w:val="10"/>
+    <w:basedOn w:val="11"/>
     <w:link w:val="3"/>
     <w:qFormat/>
     <w:uiPriority w:val="9"/>
@@ -13866,7 +13607,7 @@
       <w:szCs w:val="32"/>
     </w:rPr>
   </w:style>
-  <w:style w:type="paragraph" w:styleId="16">
+  <w:style w:type="paragraph" w:styleId="17">
     <w:name w:val="List Paragraph"/>
     <w:basedOn w:val="1"/>
     <w:qFormat/>
@@ -13875,10 +13616,10 @@
       <w:ind w:firstLine="420" w:firstLineChars="200"/>
     </w:pPr>
   </w:style>
-  <w:style w:type="character" w:customStyle="1" w:styleId="17">
+  <w:style w:type="character" w:customStyle="1" w:styleId="18">
     <w:name w:val="批注框文本 Char"/>
-    <w:basedOn w:val="10"/>
-    <w:link w:val="5"/>
+    <w:basedOn w:val="11"/>
+    <w:link w:val="6"/>
     <w:semiHidden/>
     <w:qFormat/>
     <w:uiPriority w:val="99"/>
@@ -13887,9 +13628,9 @@
       <w:szCs w:val="18"/>
     </w:rPr>
   </w:style>
-  <w:style w:type="character" w:customStyle="1" w:styleId="18">
+  <w:style w:type="character" w:customStyle="1" w:styleId="19">
     <w:name w:val="标题 3 Char"/>
-    <w:basedOn w:val="10"/>
+    <w:basedOn w:val="11"/>
     <w:link w:val="4"/>
     <w:qFormat/>
     <w:uiPriority w:val="9"/>
@@ -13900,10 +13641,10 @@
       <w:szCs w:val="32"/>
     </w:rPr>
   </w:style>
-  <w:style w:type="character" w:customStyle="1" w:styleId="19">
+  <w:style w:type="character" w:customStyle="1" w:styleId="20">
     <w:name w:val="页眉 Char"/>
-    <w:basedOn w:val="10"/>
-    <w:link w:val="7"/>
+    <w:basedOn w:val="11"/>
+    <w:link w:val="8"/>
     <w:qFormat/>
     <w:uiPriority w:val="99"/>
     <w:rPr>
@@ -13911,10 +13652,10 @@
       <w:szCs w:val="18"/>
     </w:rPr>
   </w:style>
-  <w:style w:type="character" w:customStyle="1" w:styleId="20">
+  <w:style w:type="character" w:customStyle="1" w:styleId="21">
     <w:name w:val="页脚 Char"/>
-    <w:basedOn w:val="10"/>
-    <w:link w:val="6"/>
+    <w:basedOn w:val="11"/>
+    <w:link w:val="7"/>
     <w:qFormat/>
     <w:uiPriority w:val="99"/>
     <w:rPr>
